--- a/conteudo word/html-css 2.docx
+++ b/conteudo word/html-css 2.docx
@@ -569,6 +569,7 @@
           <w:sz w:val="32"/>
           <w:szCs w:val="32"/>
         </w:rPr>
+        <w:lastRenderedPageBreak/>
         <w:t>Amarelo-alaranjado</w:t>
       </w:r>
     </w:p>
@@ -875,6 +876,7 @@
           <w:sz w:val="32"/>
           <w:szCs w:val="32"/>
         </w:rPr>
+        <w:lastRenderedPageBreak/>
         <w:drawing>
           <wp:inline distT="0" distB="0" distL="0" distR="0" wp14:anchorId="7B4ABCAD" wp14:editId="085096B3">
             <wp:extent cx="5400040" cy="1800225"/>
@@ -1031,6 +1033,7 @@
           <w:sz w:val="32"/>
           <w:szCs w:val="32"/>
         </w:rPr>
+        <w:lastRenderedPageBreak/>
         <w:drawing>
           <wp:inline distT="0" distB="0" distL="0" distR="0" wp14:anchorId="690181F5" wp14:editId="36734276">
             <wp:extent cx="5400040" cy="1565275"/>
@@ -1266,6 +1269,7 @@
           <w:sz w:val="32"/>
           <w:szCs w:val="32"/>
         </w:rPr>
+        <w:lastRenderedPageBreak/>
         <w:drawing>
           <wp:inline distT="0" distB="0" distL="0" distR="0" wp14:anchorId="5A2FCD65" wp14:editId="01685999">
             <wp:extent cx="5400040" cy="3086735"/>
@@ -1583,6 +1587,7 @@
           <w:sz w:val="32"/>
           <w:szCs w:val="32"/>
         </w:rPr>
+        <w:lastRenderedPageBreak/>
         <w:t>Efeito degrade:</w:t>
       </w:r>
     </w:p>
@@ -2285,6 +2290,7 @@
           <w:sz w:val="36"/>
           <w:szCs w:val="36"/>
         </w:rPr>
+        <w:lastRenderedPageBreak/>
         <w:t>Fontes</w:t>
       </w:r>
     </w:p>
@@ -2566,6 +2572,7 @@
           <w:sz w:val="32"/>
           <w:szCs w:val="32"/>
         </w:rPr>
+        <w:lastRenderedPageBreak/>
         <w:t>Altura-x (o x vem como base a altura de todas as letras minúsculas)</w:t>
       </w:r>
     </w:p>
@@ -3044,6 +3051,7 @@
           <w:sz w:val="32"/>
           <w:szCs w:val="32"/>
         </w:rPr>
+        <w:lastRenderedPageBreak/>
         <w:t>Pé:</w:t>
       </w:r>
       <w:r>
@@ -3421,6 +3429,7 @@
           <w:sz w:val="32"/>
           <w:szCs w:val="32"/>
         </w:rPr>
+        <w:lastRenderedPageBreak/>
         <w:t>Tamanhos de fontes:</w:t>
       </w:r>
     </w:p>
@@ -4004,6 +4013,7 @@
           <w:sz w:val="32"/>
           <w:szCs w:val="32"/>
         </w:rPr>
+        <w:lastRenderedPageBreak/>
         <w:t>Peso da fonte:</w:t>
       </w:r>
     </w:p>
@@ -4643,6 +4653,7 @@
           <w:sz w:val="32"/>
           <w:szCs w:val="32"/>
         </w:rPr>
+        <w:lastRenderedPageBreak/>
         <w:t>Familia</w:t>
       </w:r>
       <w:proofErr w:type="spellEnd"/>
@@ -5252,6 +5263,7 @@
           <w:sz w:val="32"/>
           <w:szCs w:val="32"/>
         </w:rPr>
+        <w:lastRenderedPageBreak/>
         <w:t>Capturar fontes de imagem em sites:</w:t>
       </w:r>
     </w:p>
@@ -5801,6 +5813,7 @@
           <w:sz w:val="32"/>
           <w:szCs w:val="32"/>
         </w:rPr>
+        <w:lastRenderedPageBreak/>
         <w:t>Class</w:t>
       </w:r>
       <w:proofErr w:type="spellEnd"/>
@@ -6436,6 +6449,7 @@
           <w:sz w:val="32"/>
           <w:szCs w:val="32"/>
         </w:rPr>
+        <w:lastRenderedPageBreak/>
         <w:t>Modelo de caixas:</w:t>
       </w:r>
     </w:p>
@@ -6843,6 +6857,7 @@
           <w:sz w:val="32"/>
           <w:szCs w:val="32"/>
         </w:rPr>
+        <w:lastRenderedPageBreak/>
         <w:t>Tipos de caixa:</w:t>
       </w:r>
     </w:p>
@@ -7429,6 +7444,7 @@
           <w:sz w:val="32"/>
           <w:szCs w:val="32"/>
         </w:rPr>
+        <w:lastRenderedPageBreak/>
         <w:t>footer</w:t>
       </w:r>
       <w:proofErr w:type="spellEnd"/>
@@ -8163,6 +8179,7 @@
           <w:sz w:val="32"/>
           <w:szCs w:val="32"/>
         </w:rPr>
+        <w:lastRenderedPageBreak/>
         <w:t>Margin</w:t>
       </w:r>
       <w:proofErr w:type="spellEnd"/>
@@ -8728,6 +8745,7 @@
           <w:sz w:val="32"/>
           <w:szCs w:val="32"/>
         </w:rPr>
+        <w:lastRenderedPageBreak/>
         <w:t>Section</w:t>
       </w:r>
       <w:proofErr w:type="spellEnd"/>
@@ -9093,6 +9111,7 @@
           <w:sz w:val="32"/>
           <w:szCs w:val="32"/>
         </w:rPr>
+        <w:lastRenderedPageBreak/>
         <w:t>Caixas com vértices arredondados:</w:t>
       </w:r>
     </w:p>
@@ -9175,6 +9194,1659 @@
           <w:rFonts w:ascii="Arial" w:hAnsi="Arial" w:cs="Arial"/>
           <w:b/>
           <w:bCs/>
+          <w:sz w:val="32"/>
+          <w:szCs w:val="32"/>
+        </w:rPr>
+      </w:pPr>
+    </w:p>
+    <w:p>
+      <w:pPr>
+        <w:rPr>
+          <w:rFonts w:ascii="Arial" w:hAnsi="Arial" w:cs="Arial"/>
+          <w:b/>
+          <w:bCs/>
+          <w:sz w:val="32"/>
+          <w:szCs w:val="32"/>
+        </w:rPr>
+      </w:pPr>
+    </w:p>
+    <w:p>
+      <w:pPr>
+        <w:rPr>
+          <w:rFonts w:ascii="Arial" w:hAnsi="Arial" w:cs="Arial"/>
+          <w:b/>
+          <w:bCs/>
+          <w:sz w:val="32"/>
+          <w:szCs w:val="32"/>
+        </w:rPr>
+      </w:pPr>
+    </w:p>
+    <w:p>
+      <w:pPr>
+        <w:rPr>
+          <w:rFonts w:ascii="Arial" w:hAnsi="Arial" w:cs="Arial"/>
+          <w:b/>
+          <w:bCs/>
+          <w:sz w:val="32"/>
+          <w:szCs w:val="32"/>
+        </w:rPr>
+      </w:pPr>
+    </w:p>
+    <w:p>
+      <w:pPr>
+        <w:rPr>
+          <w:rFonts w:ascii="Arial" w:hAnsi="Arial" w:cs="Arial"/>
+          <w:b/>
+          <w:bCs/>
+          <w:sz w:val="32"/>
+          <w:szCs w:val="32"/>
+        </w:rPr>
+      </w:pPr>
+    </w:p>
+    <w:p>
+      <w:pPr>
+        <w:rPr>
+          <w:rFonts w:ascii="Arial" w:hAnsi="Arial" w:cs="Arial"/>
+          <w:b/>
+          <w:bCs/>
+          <w:sz w:val="32"/>
+          <w:szCs w:val="32"/>
+        </w:rPr>
+      </w:pPr>
+    </w:p>
+    <w:p>
+      <w:pPr>
+        <w:rPr>
+          <w:rFonts w:ascii="Arial" w:hAnsi="Arial" w:cs="Arial"/>
+          <w:b/>
+          <w:bCs/>
+          <w:sz w:val="32"/>
+          <w:szCs w:val="32"/>
+        </w:rPr>
+      </w:pPr>
+    </w:p>
+    <w:p>
+      <w:pPr>
+        <w:rPr>
+          <w:rFonts w:ascii="Arial" w:hAnsi="Arial" w:cs="Arial"/>
+          <w:b/>
+          <w:bCs/>
+          <w:sz w:val="32"/>
+          <w:szCs w:val="32"/>
+        </w:rPr>
+      </w:pPr>
+    </w:p>
+    <w:p>
+      <w:pPr>
+        <w:rPr>
+          <w:rFonts w:ascii="Arial" w:hAnsi="Arial" w:cs="Arial"/>
+          <w:b/>
+          <w:bCs/>
+          <w:sz w:val="32"/>
+          <w:szCs w:val="32"/>
+        </w:rPr>
+      </w:pPr>
+    </w:p>
+    <w:p>
+      <w:pPr>
+        <w:rPr>
+          <w:rFonts w:ascii="Arial" w:hAnsi="Arial" w:cs="Arial"/>
+          <w:b/>
+          <w:bCs/>
+          <w:sz w:val="32"/>
+          <w:szCs w:val="32"/>
+        </w:rPr>
+      </w:pPr>
+    </w:p>
+    <w:p>
+      <w:pPr>
+        <w:rPr>
+          <w:rFonts w:ascii="Arial" w:hAnsi="Arial" w:cs="Arial"/>
+          <w:b/>
+          <w:bCs/>
+          <w:sz w:val="32"/>
+          <w:szCs w:val="32"/>
+        </w:rPr>
+      </w:pPr>
+    </w:p>
+    <w:p>
+      <w:pPr>
+        <w:rPr>
+          <w:rFonts w:ascii="Arial" w:hAnsi="Arial" w:cs="Arial"/>
+          <w:b/>
+          <w:bCs/>
+          <w:sz w:val="32"/>
+          <w:szCs w:val="32"/>
+        </w:rPr>
+      </w:pPr>
+    </w:p>
+    <w:p>
+      <w:pPr>
+        <w:rPr>
+          <w:rFonts w:ascii="Arial" w:hAnsi="Arial" w:cs="Arial"/>
+          <w:b/>
+          <w:bCs/>
+          <w:sz w:val="32"/>
+          <w:szCs w:val="32"/>
+        </w:rPr>
+      </w:pPr>
+    </w:p>
+    <w:p>
+      <w:pPr>
+        <w:rPr>
+          <w:rFonts w:ascii="Arial" w:hAnsi="Arial" w:cs="Arial"/>
+          <w:b/>
+          <w:bCs/>
+          <w:sz w:val="32"/>
+          <w:szCs w:val="32"/>
+        </w:rPr>
+      </w:pPr>
+    </w:p>
+    <w:p>
+      <w:pPr>
+        <w:rPr>
+          <w:rFonts w:ascii="Arial" w:hAnsi="Arial" w:cs="Arial"/>
+          <w:b/>
+          <w:bCs/>
+          <w:sz w:val="32"/>
+          <w:szCs w:val="32"/>
+        </w:rPr>
+      </w:pPr>
+    </w:p>
+    <w:p>
+      <w:pPr>
+        <w:rPr>
+          <w:rFonts w:ascii="Arial" w:hAnsi="Arial" w:cs="Arial"/>
+          <w:b/>
+          <w:bCs/>
+          <w:sz w:val="32"/>
+          <w:szCs w:val="32"/>
+        </w:rPr>
+      </w:pPr>
+    </w:p>
+    <w:p>
+      <w:pPr>
+        <w:rPr>
+          <w:rFonts w:ascii="Arial" w:hAnsi="Arial" w:cs="Arial"/>
+          <w:b/>
+          <w:bCs/>
+          <w:sz w:val="32"/>
+          <w:szCs w:val="32"/>
+        </w:rPr>
+      </w:pPr>
+    </w:p>
+    <w:p>
+      <w:pPr>
+        <w:rPr>
+          <w:rFonts w:ascii="Arial" w:hAnsi="Arial" w:cs="Arial"/>
+          <w:b/>
+          <w:bCs/>
+          <w:sz w:val="32"/>
+          <w:szCs w:val="32"/>
+        </w:rPr>
+      </w:pPr>
+    </w:p>
+    <w:p>
+      <w:pPr>
+        <w:rPr>
+          <w:rFonts w:ascii="Arial" w:hAnsi="Arial" w:cs="Arial"/>
+          <w:sz w:val="32"/>
+          <w:szCs w:val="32"/>
+        </w:rPr>
+      </w:pPr>
+      <w:r>
+        <w:rPr>
+          <w:rFonts w:ascii="Arial" w:hAnsi="Arial" w:cs="Arial"/>
+          <w:b/>
+          <w:bCs/>
+          <w:sz w:val="32"/>
+          <w:szCs w:val="32"/>
+        </w:rPr>
+        <w:lastRenderedPageBreak/>
+        <w:t xml:space="preserve">Background-color; </w:t>
+      </w:r>
+      <w:proofErr w:type="gramStart"/>
+      <w:r>
+        <w:rPr>
+          <w:rFonts w:ascii="Arial" w:hAnsi="Arial" w:cs="Arial"/>
+          <w:sz w:val="32"/>
+          <w:szCs w:val="32"/>
+        </w:rPr>
+        <w:t>Para</w:t>
+      </w:r>
+      <w:proofErr w:type="gramEnd"/>
+      <w:r>
+        <w:rPr>
+          <w:rFonts w:ascii="Arial" w:hAnsi="Arial" w:cs="Arial"/>
+          <w:sz w:val="32"/>
+          <w:szCs w:val="32"/>
+        </w:rPr>
+        <w:t xml:space="preserve"> colocar cor de fundo, do site, de uma caixa, ou de uma (</w:t>
+      </w:r>
+      <w:proofErr w:type="spellStart"/>
+      <w:r>
+        <w:rPr>
+          <w:rFonts w:ascii="Arial" w:hAnsi="Arial" w:cs="Arial"/>
+          <w:sz w:val="32"/>
+          <w:szCs w:val="32"/>
+        </w:rPr>
+        <w:t>div</w:t>
+      </w:r>
+      <w:proofErr w:type="spellEnd"/>
+      <w:r>
+        <w:rPr>
+          <w:rFonts w:ascii="Arial" w:hAnsi="Arial" w:cs="Arial"/>
+          <w:sz w:val="32"/>
+          <w:szCs w:val="32"/>
+        </w:rPr>
+        <w:t>) em especifica.</w:t>
+      </w:r>
+    </w:p>
+    <w:p>
+      <w:pPr>
+        <w:rPr>
+          <w:rFonts w:ascii="Arial" w:hAnsi="Arial" w:cs="Arial"/>
+          <w:sz w:val="32"/>
+          <w:szCs w:val="32"/>
+        </w:rPr>
+      </w:pPr>
+      <w:r>
+        <w:rPr>
+          <w:rFonts w:ascii="Arial" w:hAnsi="Arial" w:cs="Arial"/>
+          <w:b/>
+          <w:bCs/>
+          <w:sz w:val="32"/>
+          <w:szCs w:val="32"/>
+        </w:rPr>
+        <w:t>Background-</w:t>
+      </w:r>
+      <w:proofErr w:type="spellStart"/>
+      <w:r>
+        <w:rPr>
+          <w:rFonts w:ascii="Arial" w:hAnsi="Arial" w:cs="Arial"/>
+          <w:b/>
+          <w:bCs/>
+          <w:sz w:val="32"/>
+          <w:szCs w:val="32"/>
+        </w:rPr>
+        <w:t>image</w:t>
+      </w:r>
+      <w:proofErr w:type="spellEnd"/>
+      <w:r>
+        <w:rPr>
+          <w:rFonts w:ascii="Arial" w:hAnsi="Arial" w:cs="Arial"/>
+          <w:b/>
+          <w:bCs/>
+          <w:sz w:val="32"/>
+          <w:szCs w:val="32"/>
+        </w:rPr>
+        <w:t>: linear-</w:t>
+      </w:r>
+      <w:proofErr w:type="spellStart"/>
+      <w:r>
+        <w:rPr>
+          <w:rFonts w:ascii="Arial" w:hAnsi="Arial" w:cs="Arial"/>
+          <w:b/>
+          <w:bCs/>
+          <w:sz w:val="32"/>
+          <w:szCs w:val="32"/>
+        </w:rPr>
+        <w:t>gradient</w:t>
+      </w:r>
+      <w:proofErr w:type="spellEnd"/>
+      <w:r>
+        <w:rPr>
+          <w:rFonts w:ascii="Arial" w:hAnsi="Arial" w:cs="Arial"/>
+          <w:b/>
+          <w:bCs/>
+          <w:sz w:val="32"/>
+          <w:szCs w:val="32"/>
+        </w:rPr>
+        <w:t xml:space="preserve">; </w:t>
+      </w:r>
+      <w:proofErr w:type="gramStart"/>
+      <w:r>
+        <w:rPr>
+          <w:rFonts w:ascii="Arial" w:hAnsi="Arial" w:cs="Arial"/>
+          <w:sz w:val="32"/>
+          <w:szCs w:val="32"/>
+        </w:rPr>
+        <w:t>Para</w:t>
+      </w:r>
+      <w:proofErr w:type="gramEnd"/>
+      <w:r>
+        <w:rPr>
+          <w:rFonts w:ascii="Arial" w:hAnsi="Arial" w:cs="Arial"/>
+          <w:sz w:val="32"/>
+          <w:szCs w:val="32"/>
+        </w:rPr>
+        <w:t xml:space="preserve"> colocar cor duplicada fazendo um tipo de sombreado.</w:t>
+      </w:r>
+    </w:p>
+    <w:p>
+      <w:pPr>
+        <w:rPr>
+          <w:rFonts w:ascii="Arial" w:hAnsi="Arial" w:cs="Arial"/>
+          <w:sz w:val="32"/>
+          <w:szCs w:val="32"/>
+        </w:rPr>
+      </w:pPr>
+      <w:r>
+        <w:rPr>
+          <w:rFonts w:ascii="Arial" w:hAnsi="Arial" w:cs="Arial"/>
+          <w:b/>
+          <w:bCs/>
+          <w:sz w:val="32"/>
+          <w:szCs w:val="32"/>
+        </w:rPr>
+        <w:t>Border-</w:t>
+      </w:r>
+      <w:proofErr w:type="spellStart"/>
+      <w:r>
+        <w:rPr>
+          <w:rFonts w:ascii="Arial" w:hAnsi="Arial" w:cs="Arial"/>
+          <w:b/>
+          <w:bCs/>
+          <w:sz w:val="32"/>
+          <w:szCs w:val="32"/>
+        </w:rPr>
+        <w:t>radius</w:t>
+      </w:r>
+      <w:proofErr w:type="spellEnd"/>
+      <w:r>
+        <w:rPr>
+          <w:rFonts w:ascii="Arial" w:hAnsi="Arial" w:cs="Arial"/>
+          <w:b/>
+          <w:bCs/>
+          <w:sz w:val="32"/>
+          <w:szCs w:val="32"/>
+        </w:rPr>
+        <w:t xml:space="preserve">; </w:t>
+      </w:r>
+      <w:proofErr w:type="gramStart"/>
+      <w:r>
+        <w:rPr>
+          <w:rFonts w:ascii="Arial" w:hAnsi="Arial" w:cs="Arial"/>
+          <w:sz w:val="32"/>
+          <w:szCs w:val="32"/>
+        </w:rPr>
+        <w:t>Para</w:t>
+      </w:r>
+      <w:proofErr w:type="gramEnd"/>
+      <w:r>
+        <w:rPr>
+          <w:rFonts w:ascii="Arial" w:hAnsi="Arial" w:cs="Arial"/>
+          <w:sz w:val="32"/>
+          <w:szCs w:val="32"/>
+        </w:rPr>
+        <w:t xml:space="preserve"> arredondar os cantos (pode ser utilizado de forma geral “10px” ou de forma horária “topo, direita, baixo, esquerda”</w:t>
+      </w:r>
+    </w:p>
+    <w:p>
+      <w:pPr>
+        <w:rPr>
+          <w:rFonts w:ascii="Arial" w:hAnsi="Arial" w:cs="Arial"/>
+          <w:sz w:val="32"/>
+          <w:szCs w:val="32"/>
+        </w:rPr>
+      </w:pPr>
+      <w:r>
+        <w:rPr>
+          <w:rFonts w:ascii="Arial" w:hAnsi="Arial" w:cs="Arial"/>
+          <w:b/>
+          <w:bCs/>
+          <w:sz w:val="32"/>
+          <w:szCs w:val="32"/>
+        </w:rPr>
+        <w:t>Box-</w:t>
+      </w:r>
+      <w:proofErr w:type="spellStart"/>
+      <w:r>
+        <w:rPr>
+          <w:rFonts w:ascii="Arial" w:hAnsi="Arial" w:cs="Arial"/>
+          <w:b/>
+          <w:bCs/>
+          <w:sz w:val="32"/>
+          <w:szCs w:val="32"/>
+        </w:rPr>
+        <w:t>shadow</w:t>
+      </w:r>
+      <w:proofErr w:type="spellEnd"/>
+      <w:r>
+        <w:rPr>
+          <w:rFonts w:ascii="Arial" w:hAnsi="Arial" w:cs="Arial"/>
+          <w:b/>
+          <w:bCs/>
+          <w:sz w:val="32"/>
+          <w:szCs w:val="32"/>
+        </w:rPr>
+        <w:t xml:space="preserve">; </w:t>
+      </w:r>
+      <w:r>
+        <w:rPr>
+          <w:rFonts w:ascii="Arial" w:hAnsi="Arial" w:cs="Arial"/>
+          <w:sz w:val="32"/>
+          <w:szCs w:val="32"/>
+        </w:rPr>
+        <w:t xml:space="preserve">Sombra, podemos definir o espalhamento em </w:t>
+      </w:r>
+      <w:proofErr w:type="spellStart"/>
+      <w:r>
+        <w:rPr>
+          <w:rFonts w:ascii="Arial" w:hAnsi="Arial" w:cs="Arial"/>
+          <w:sz w:val="32"/>
+          <w:szCs w:val="32"/>
+        </w:rPr>
+        <w:t>px</w:t>
+      </w:r>
+      <w:proofErr w:type="spellEnd"/>
+      <w:r>
+        <w:rPr>
+          <w:rFonts w:ascii="Arial" w:hAnsi="Arial" w:cs="Arial"/>
+          <w:sz w:val="32"/>
+          <w:szCs w:val="32"/>
+        </w:rPr>
+        <w:t xml:space="preserve">, concentração (foco) em </w:t>
+      </w:r>
+      <w:proofErr w:type="spellStart"/>
+      <w:r>
+        <w:rPr>
+          <w:rFonts w:ascii="Arial" w:hAnsi="Arial" w:cs="Arial"/>
+          <w:sz w:val="32"/>
+          <w:szCs w:val="32"/>
+        </w:rPr>
+        <w:t>px</w:t>
+      </w:r>
+      <w:proofErr w:type="spellEnd"/>
+      <w:r>
+        <w:rPr>
+          <w:rFonts w:ascii="Arial" w:hAnsi="Arial" w:cs="Arial"/>
+          <w:sz w:val="32"/>
+          <w:szCs w:val="32"/>
+        </w:rPr>
+        <w:t xml:space="preserve">, tamanho da sombra também em </w:t>
+      </w:r>
+      <w:proofErr w:type="spellStart"/>
+      <w:r>
+        <w:rPr>
+          <w:rFonts w:ascii="Arial" w:hAnsi="Arial" w:cs="Arial"/>
+          <w:sz w:val="32"/>
+          <w:szCs w:val="32"/>
+        </w:rPr>
+        <w:t>px</w:t>
+      </w:r>
+      <w:proofErr w:type="spellEnd"/>
+      <w:r>
+        <w:rPr>
+          <w:rFonts w:ascii="Arial" w:hAnsi="Arial" w:cs="Arial"/>
+          <w:sz w:val="32"/>
+          <w:szCs w:val="32"/>
+        </w:rPr>
+        <w:t xml:space="preserve"> e por último a cor, que costuma ser preta</w:t>
+      </w:r>
+    </w:p>
+    <w:p>
+      <w:pPr>
+        <w:rPr>
+          <w:rFonts w:ascii="Arial" w:hAnsi="Arial" w:cs="Arial"/>
+          <w:sz w:val="32"/>
+          <w:szCs w:val="32"/>
+        </w:rPr>
+      </w:pPr>
+      <w:proofErr w:type="spellStart"/>
+      <w:r>
+        <w:rPr>
+          <w:rFonts w:ascii="Arial" w:hAnsi="Arial" w:cs="Arial"/>
+          <w:b/>
+          <w:bCs/>
+          <w:sz w:val="32"/>
+          <w:szCs w:val="32"/>
+        </w:rPr>
+        <w:t>Width</w:t>
+      </w:r>
+      <w:proofErr w:type="spellEnd"/>
+      <w:r>
+        <w:rPr>
+          <w:rFonts w:ascii="Arial" w:hAnsi="Arial" w:cs="Arial"/>
+          <w:b/>
+          <w:bCs/>
+          <w:sz w:val="32"/>
+          <w:szCs w:val="32"/>
+        </w:rPr>
+        <w:t xml:space="preserve">; </w:t>
+      </w:r>
+      <w:r>
+        <w:rPr>
+          <w:rFonts w:ascii="Arial" w:hAnsi="Arial" w:cs="Arial"/>
+          <w:sz w:val="32"/>
+          <w:szCs w:val="32"/>
+        </w:rPr>
+        <w:t>Define a largura, de uma ponta a outra.</w:t>
+      </w:r>
+    </w:p>
+    <w:p>
+      <w:pPr>
+        <w:rPr>
+          <w:rFonts w:ascii="Arial" w:hAnsi="Arial" w:cs="Arial"/>
+          <w:sz w:val="32"/>
+          <w:szCs w:val="32"/>
+        </w:rPr>
+      </w:pPr>
+      <w:proofErr w:type="spellStart"/>
+      <w:r>
+        <w:rPr>
+          <w:rFonts w:ascii="Arial" w:hAnsi="Arial" w:cs="Arial"/>
+          <w:b/>
+          <w:bCs/>
+          <w:sz w:val="32"/>
+          <w:szCs w:val="32"/>
+        </w:rPr>
+        <w:t>Height</w:t>
+      </w:r>
+      <w:proofErr w:type="spellEnd"/>
+      <w:r>
+        <w:rPr>
+          <w:rFonts w:ascii="Arial" w:hAnsi="Arial" w:cs="Arial"/>
+          <w:b/>
+          <w:bCs/>
+          <w:sz w:val="32"/>
+          <w:szCs w:val="32"/>
+        </w:rPr>
+        <w:t xml:space="preserve">; </w:t>
+      </w:r>
+      <w:r>
+        <w:rPr>
+          <w:rFonts w:ascii="Arial" w:hAnsi="Arial" w:cs="Arial"/>
+          <w:sz w:val="32"/>
+          <w:szCs w:val="32"/>
+        </w:rPr>
+        <w:t>Altura de uma caixa.</w:t>
+      </w:r>
+    </w:p>
+    <w:p>
+      <w:pPr>
+        <w:rPr>
+          <w:rFonts w:ascii="Arial" w:hAnsi="Arial" w:cs="Arial"/>
+          <w:sz w:val="32"/>
+          <w:szCs w:val="32"/>
+        </w:rPr>
+      </w:pPr>
+      <w:proofErr w:type="spellStart"/>
+      <w:r>
+        <w:rPr>
+          <w:rFonts w:ascii="Arial" w:hAnsi="Arial" w:cs="Arial"/>
+          <w:b/>
+          <w:bCs/>
+          <w:sz w:val="32"/>
+          <w:szCs w:val="32"/>
+        </w:rPr>
+        <w:t>Padding</w:t>
+      </w:r>
+      <w:proofErr w:type="spellEnd"/>
+      <w:r>
+        <w:rPr>
+          <w:rFonts w:ascii="Arial" w:hAnsi="Arial" w:cs="Arial"/>
+          <w:b/>
+          <w:bCs/>
+          <w:sz w:val="32"/>
+          <w:szCs w:val="32"/>
+        </w:rPr>
+        <w:t xml:space="preserve">; </w:t>
+      </w:r>
+      <w:r>
+        <w:rPr>
+          <w:rFonts w:ascii="Arial" w:hAnsi="Arial" w:cs="Arial"/>
+          <w:sz w:val="32"/>
+          <w:szCs w:val="32"/>
+        </w:rPr>
+        <w:t>Espaçamento interno entre o conteúdo e as bordas</w:t>
+      </w:r>
+    </w:p>
+    <w:p>
+      <w:pPr>
+        <w:rPr>
+          <w:rFonts w:ascii="Arial" w:hAnsi="Arial" w:cs="Arial"/>
+          <w:sz w:val="32"/>
+          <w:szCs w:val="32"/>
+        </w:rPr>
+      </w:pPr>
+      <w:proofErr w:type="spellStart"/>
+      <w:r>
+        <w:rPr>
+          <w:rFonts w:ascii="Arial" w:hAnsi="Arial" w:cs="Arial"/>
+          <w:b/>
+          <w:bCs/>
+          <w:sz w:val="32"/>
+          <w:szCs w:val="32"/>
+        </w:rPr>
+        <w:t>Margin</w:t>
+      </w:r>
+      <w:proofErr w:type="spellEnd"/>
+      <w:r>
+        <w:rPr>
+          <w:rFonts w:ascii="Arial" w:hAnsi="Arial" w:cs="Arial"/>
+          <w:b/>
+          <w:bCs/>
+          <w:sz w:val="32"/>
+          <w:szCs w:val="32"/>
+        </w:rPr>
+        <w:t xml:space="preserve">; </w:t>
+      </w:r>
+      <w:r>
+        <w:rPr>
+          <w:rFonts w:ascii="Arial" w:hAnsi="Arial" w:cs="Arial"/>
+          <w:sz w:val="32"/>
+          <w:szCs w:val="32"/>
+        </w:rPr>
+        <w:t>Espaçamento externo do conteúdo até as bordas da página.</w:t>
+      </w:r>
+    </w:p>
+    <w:p>
+      <w:pPr>
+        <w:rPr>
+          <w:rFonts w:ascii="Arial" w:hAnsi="Arial" w:cs="Arial"/>
+          <w:sz w:val="32"/>
+          <w:szCs w:val="32"/>
+        </w:rPr>
+      </w:pPr>
+      <w:r>
+        <w:rPr>
+          <w:rFonts w:ascii="Arial" w:hAnsi="Arial" w:cs="Arial"/>
+          <w:b/>
+          <w:bCs/>
+          <w:sz w:val="32"/>
+          <w:szCs w:val="32"/>
+        </w:rPr>
+        <w:t xml:space="preserve">Color; </w:t>
+      </w:r>
+      <w:r>
+        <w:rPr>
+          <w:rFonts w:ascii="Arial" w:hAnsi="Arial" w:cs="Arial"/>
+          <w:sz w:val="32"/>
+          <w:szCs w:val="32"/>
+        </w:rPr>
+        <w:t>Cor da letra</w:t>
+      </w:r>
+    </w:p>
+    <w:p>
+      <w:pPr>
+        <w:rPr>
+          <w:rFonts w:ascii="Arial" w:hAnsi="Arial" w:cs="Arial"/>
+          <w:sz w:val="32"/>
+          <w:szCs w:val="32"/>
+        </w:rPr>
+      </w:pPr>
+      <w:proofErr w:type="spellStart"/>
+      <w:r>
+        <w:rPr>
+          <w:rFonts w:ascii="Arial" w:hAnsi="Arial" w:cs="Arial"/>
+          <w:b/>
+          <w:bCs/>
+          <w:sz w:val="32"/>
+          <w:szCs w:val="32"/>
+        </w:rPr>
+        <w:t>Text-align</w:t>
+      </w:r>
+      <w:proofErr w:type="spellEnd"/>
+      <w:r>
+        <w:rPr>
+          <w:rFonts w:ascii="Arial" w:hAnsi="Arial" w:cs="Arial"/>
+          <w:b/>
+          <w:bCs/>
+          <w:sz w:val="32"/>
+          <w:szCs w:val="32"/>
+        </w:rPr>
+        <w:t xml:space="preserve">; </w:t>
+      </w:r>
+      <w:r>
+        <w:rPr>
+          <w:rFonts w:ascii="Arial" w:hAnsi="Arial" w:cs="Arial"/>
+          <w:sz w:val="32"/>
+          <w:szCs w:val="32"/>
+        </w:rPr>
+        <w:t>Alinhamento do texto</w:t>
+      </w:r>
+    </w:p>
+    <w:p>
+      <w:pPr>
+        <w:rPr>
+          <w:rFonts w:ascii="Arial" w:hAnsi="Arial" w:cs="Arial"/>
+          <w:sz w:val="32"/>
+          <w:szCs w:val="32"/>
+        </w:rPr>
+      </w:pPr>
+      <w:proofErr w:type="spellStart"/>
+      <w:r>
+        <w:rPr>
+          <w:rFonts w:ascii="Arial" w:hAnsi="Arial" w:cs="Arial"/>
+          <w:b/>
+          <w:bCs/>
+          <w:sz w:val="32"/>
+          <w:szCs w:val="32"/>
+        </w:rPr>
+        <w:t>Text-shadow</w:t>
+      </w:r>
+      <w:proofErr w:type="spellEnd"/>
+      <w:r>
+        <w:rPr>
+          <w:rFonts w:ascii="Arial" w:hAnsi="Arial" w:cs="Arial"/>
+          <w:b/>
+          <w:bCs/>
+          <w:sz w:val="32"/>
+          <w:szCs w:val="32"/>
+        </w:rPr>
+        <w:t xml:space="preserve">; </w:t>
+      </w:r>
+      <w:r>
+        <w:rPr>
+          <w:rFonts w:ascii="Arial" w:hAnsi="Arial" w:cs="Arial"/>
+          <w:sz w:val="32"/>
+          <w:szCs w:val="32"/>
+        </w:rPr>
+        <w:t xml:space="preserve">Sombra do texto (espalhamento, concentração, tamanho da sombra, todos em </w:t>
+      </w:r>
+      <w:proofErr w:type="spellStart"/>
+      <w:r>
+        <w:rPr>
+          <w:rFonts w:ascii="Arial" w:hAnsi="Arial" w:cs="Arial"/>
+          <w:sz w:val="32"/>
+          <w:szCs w:val="32"/>
+        </w:rPr>
+        <w:t>px</w:t>
+      </w:r>
+      <w:proofErr w:type="spellEnd"/>
+      <w:r>
+        <w:rPr>
+          <w:rFonts w:ascii="Arial" w:hAnsi="Arial" w:cs="Arial"/>
+          <w:sz w:val="32"/>
+          <w:szCs w:val="32"/>
+        </w:rPr>
+        <w:t>) e por último a cor.</w:t>
+      </w:r>
+    </w:p>
+    <w:p>
+      <w:pPr>
+        <w:rPr>
+          <w:rFonts w:ascii="Arial" w:hAnsi="Arial" w:cs="Arial"/>
+          <w:sz w:val="32"/>
+          <w:szCs w:val="32"/>
+        </w:rPr>
+      </w:pPr>
+      <w:proofErr w:type="spellStart"/>
+      <w:r>
+        <w:rPr>
+          <w:rFonts w:ascii="Arial" w:hAnsi="Arial" w:cs="Arial"/>
+          <w:b/>
+          <w:bCs/>
+          <w:sz w:val="32"/>
+          <w:szCs w:val="32"/>
+        </w:rPr>
+        <w:t>Font-family</w:t>
+      </w:r>
+      <w:proofErr w:type="spellEnd"/>
+      <w:r>
+        <w:rPr>
+          <w:rFonts w:ascii="Arial" w:hAnsi="Arial" w:cs="Arial"/>
+          <w:b/>
+          <w:bCs/>
+          <w:sz w:val="32"/>
+          <w:szCs w:val="32"/>
+        </w:rPr>
+        <w:t xml:space="preserve">; </w:t>
+      </w:r>
+      <w:proofErr w:type="gramStart"/>
+      <w:r>
+        <w:rPr>
+          <w:rFonts w:ascii="Arial" w:hAnsi="Arial" w:cs="Arial"/>
+          <w:sz w:val="32"/>
+          <w:szCs w:val="32"/>
+        </w:rPr>
+        <w:t>Para</w:t>
+      </w:r>
+      <w:proofErr w:type="gramEnd"/>
+      <w:r>
+        <w:rPr>
+          <w:rFonts w:ascii="Arial" w:hAnsi="Arial" w:cs="Arial"/>
+          <w:sz w:val="32"/>
+          <w:szCs w:val="32"/>
+        </w:rPr>
+        <w:t xml:space="preserve"> definir a família de um parágrafo e/ou página.</w:t>
+      </w:r>
+    </w:p>
+    <w:p>
+      <w:pPr>
+        <w:rPr>
+          <w:rFonts w:ascii="Arial" w:hAnsi="Arial" w:cs="Arial"/>
+          <w:sz w:val="32"/>
+          <w:szCs w:val="32"/>
+        </w:rPr>
+      </w:pPr>
+      <w:proofErr w:type="spellStart"/>
+      <w:r>
+        <w:rPr>
+          <w:rFonts w:ascii="Arial" w:hAnsi="Arial" w:cs="Arial"/>
+          <w:b/>
+          <w:bCs/>
+          <w:sz w:val="32"/>
+          <w:szCs w:val="32"/>
+        </w:rPr>
+        <w:t>Font-size</w:t>
+      </w:r>
+      <w:proofErr w:type="spellEnd"/>
+      <w:r>
+        <w:rPr>
+          <w:rFonts w:ascii="Arial" w:hAnsi="Arial" w:cs="Arial"/>
+          <w:b/>
+          <w:bCs/>
+          <w:sz w:val="32"/>
+          <w:szCs w:val="32"/>
+        </w:rPr>
+        <w:t xml:space="preserve">; </w:t>
+      </w:r>
+      <w:proofErr w:type="gramStart"/>
+      <w:r>
+        <w:rPr>
+          <w:rFonts w:ascii="Arial" w:hAnsi="Arial" w:cs="Arial"/>
+          <w:sz w:val="32"/>
+          <w:szCs w:val="32"/>
+        </w:rPr>
+        <w:t>Para</w:t>
+      </w:r>
+      <w:proofErr w:type="gramEnd"/>
+      <w:r>
+        <w:rPr>
+          <w:rFonts w:ascii="Arial" w:hAnsi="Arial" w:cs="Arial"/>
+          <w:sz w:val="32"/>
+          <w:szCs w:val="32"/>
+        </w:rPr>
+        <w:t xml:space="preserve"> definir o tamanho da letra.</w:t>
+      </w:r>
+    </w:p>
+    <w:p>
+      <w:pPr>
+        <w:rPr>
+          <w:rFonts w:ascii="Arial" w:hAnsi="Arial" w:cs="Arial"/>
+          <w:b/>
+          <w:bCs/>
+          <w:sz w:val="32"/>
+          <w:szCs w:val="32"/>
+        </w:rPr>
+      </w:pPr>
+      <w:proofErr w:type="spellStart"/>
+      <w:r>
+        <w:rPr>
+          <w:rFonts w:ascii="Arial" w:hAnsi="Arial" w:cs="Arial"/>
+          <w:b/>
+          <w:bCs/>
+          <w:sz w:val="32"/>
+          <w:szCs w:val="32"/>
+        </w:rPr>
+        <w:t>Shorthand</w:t>
+      </w:r>
+      <w:proofErr w:type="spellEnd"/>
+      <w:r>
+        <w:rPr>
+          <w:rFonts w:ascii="Arial" w:hAnsi="Arial" w:cs="Arial"/>
+          <w:b/>
+          <w:bCs/>
+          <w:sz w:val="32"/>
+          <w:szCs w:val="32"/>
+        </w:rPr>
+        <w:t xml:space="preserve"> da fonte</w:t>
+      </w:r>
+    </w:p>
+    <w:p>
+      <w:pPr>
+        <w:rPr>
+          <w:rFonts w:ascii="Arial" w:hAnsi="Arial" w:cs="Arial"/>
+          <w:sz w:val="32"/>
+          <w:szCs w:val="32"/>
+        </w:rPr>
+      </w:pPr>
+      <w:proofErr w:type="spellStart"/>
+      <w:r>
+        <w:rPr>
+          <w:rFonts w:ascii="Arial" w:hAnsi="Arial" w:cs="Arial"/>
+          <w:b/>
+          <w:bCs/>
+          <w:sz w:val="32"/>
+          <w:szCs w:val="32"/>
+        </w:rPr>
+        <w:t>Font</w:t>
+      </w:r>
+      <w:proofErr w:type="spellEnd"/>
+      <w:r>
+        <w:rPr>
+          <w:rFonts w:ascii="Arial" w:hAnsi="Arial" w:cs="Arial"/>
+          <w:b/>
+          <w:bCs/>
+          <w:sz w:val="32"/>
+          <w:szCs w:val="32"/>
+        </w:rPr>
+        <w:t xml:space="preserve">; </w:t>
+      </w:r>
+      <w:r>
+        <w:rPr>
+          <w:rFonts w:ascii="Arial" w:hAnsi="Arial" w:cs="Arial"/>
+          <w:sz w:val="32"/>
+          <w:szCs w:val="32"/>
+        </w:rPr>
+        <w:t xml:space="preserve">normal (o quanto a letra vai ser escura) 16px (tamanho da letra) </w:t>
+      </w:r>
+      <w:proofErr w:type="spellStart"/>
+      <w:r>
+        <w:rPr>
+          <w:rFonts w:ascii="Arial" w:hAnsi="Arial" w:cs="Arial"/>
+          <w:sz w:val="32"/>
+          <w:szCs w:val="32"/>
+        </w:rPr>
+        <w:t>arial</w:t>
+      </w:r>
+      <w:proofErr w:type="spellEnd"/>
+      <w:r>
+        <w:rPr>
+          <w:rFonts w:ascii="Arial" w:hAnsi="Arial" w:cs="Arial"/>
+          <w:sz w:val="32"/>
+          <w:szCs w:val="32"/>
+        </w:rPr>
+        <w:t xml:space="preserve">, </w:t>
+      </w:r>
+      <w:proofErr w:type="spellStart"/>
+      <w:r>
+        <w:rPr>
+          <w:rFonts w:ascii="Arial" w:hAnsi="Arial" w:cs="Arial"/>
+          <w:sz w:val="32"/>
+          <w:szCs w:val="32"/>
+        </w:rPr>
+        <w:t>verdana</w:t>
+      </w:r>
+      <w:proofErr w:type="spellEnd"/>
+      <w:r>
+        <w:rPr>
+          <w:rFonts w:ascii="Arial" w:hAnsi="Arial" w:cs="Arial"/>
+          <w:sz w:val="32"/>
+          <w:szCs w:val="32"/>
+        </w:rPr>
+        <w:t xml:space="preserve">, </w:t>
+      </w:r>
+      <w:proofErr w:type="spellStart"/>
+      <w:r>
+        <w:rPr>
+          <w:rFonts w:ascii="Arial" w:hAnsi="Arial" w:cs="Arial"/>
+          <w:sz w:val="32"/>
+          <w:szCs w:val="32"/>
+        </w:rPr>
+        <w:t>serif</w:t>
+      </w:r>
+      <w:proofErr w:type="spellEnd"/>
+      <w:r>
+        <w:rPr>
+          <w:rFonts w:ascii="Arial" w:hAnsi="Arial" w:cs="Arial"/>
+          <w:sz w:val="32"/>
+          <w:szCs w:val="32"/>
+        </w:rPr>
+        <w:t xml:space="preserve"> (2 modelos de fonte, </w:t>
+      </w:r>
+      <w:r>
+        <w:rPr>
+          <w:rFonts w:ascii="Arial" w:hAnsi="Arial" w:cs="Arial"/>
+          <w:sz w:val="32"/>
+          <w:szCs w:val="32"/>
+        </w:rPr>
+        <w:lastRenderedPageBreak/>
+        <w:t>e dizendo que caso as duas não estejam funcionais, será uma fonte serifada.</w:t>
+      </w:r>
+    </w:p>
+    <w:p>
+      <w:pPr>
+        <w:rPr>
+          <w:rFonts w:ascii="Arial" w:hAnsi="Arial" w:cs="Arial"/>
+          <w:sz w:val="32"/>
+          <w:szCs w:val="32"/>
+        </w:rPr>
+      </w:pPr>
+      <w:r>
+        <w:rPr>
+          <w:rFonts w:ascii="Arial" w:hAnsi="Arial" w:cs="Arial"/>
+          <w:b/>
+          <w:bCs/>
+          <w:sz w:val="32"/>
+          <w:szCs w:val="32"/>
+        </w:rPr>
+        <w:t xml:space="preserve">@import </w:t>
+      </w:r>
+      <w:proofErr w:type="spellStart"/>
+      <w:proofErr w:type="gramStart"/>
+      <w:r>
+        <w:rPr>
+          <w:rFonts w:ascii="Arial" w:hAnsi="Arial" w:cs="Arial"/>
+          <w:b/>
+          <w:bCs/>
+          <w:sz w:val="32"/>
+          <w:szCs w:val="32"/>
+        </w:rPr>
+        <w:t>url</w:t>
+      </w:r>
+      <w:proofErr w:type="spellEnd"/>
+      <w:r>
+        <w:rPr>
+          <w:rFonts w:ascii="Arial" w:hAnsi="Arial" w:cs="Arial"/>
+          <w:b/>
+          <w:bCs/>
+          <w:sz w:val="32"/>
+          <w:szCs w:val="32"/>
+        </w:rPr>
+        <w:t>(</w:t>
+      </w:r>
+      <w:proofErr w:type="gramEnd"/>
+      <w:r>
+        <w:rPr>
+          <w:rFonts w:ascii="Arial" w:hAnsi="Arial" w:cs="Arial"/>
+          <w:b/>
+          <w:bCs/>
+          <w:sz w:val="32"/>
+          <w:szCs w:val="32"/>
+        </w:rPr>
+        <w:t xml:space="preserve">incorporação do </w:t>
+      </w:r>
+      <w:proofErr w:type="spellStart"/>
+      <w:r>
+        <w:rPr>
+          <w:rFonts w:ascii="Arial" w:hAnsi="Arial" w:cs="Arial"/>
+          <w:b/>
+          <w:bCs/>
+          <w:sz w:val="32"/>
+          <w:szCs w:val="32"/>
+        </w:rPr>
+        <w:t>googlefonts</w:t>
+      </w:r>
+      <w:proofErr w:type="spellEnd"/>
+      <w:r>
+        <w:rPr>
+          <w:rFonts w:ascii="Arial" w:hAnsi="Arial" w:cs="Arial"/>
+          <w:b/>
+          <w:bCs/>
+          <w:sz w:val="32"/>
+          <w:szCs w:val="32"/>
+        </w:rPr>
+        <w:t xml:space="preserve">); </w:t>
+      </w:r>
+      <w:proofErr w:type="gramStart"/>
+      <w:r>
+        <w:rPr>
+          <w:rFonts w:ascii="Arial" w:hAnsi="Arial" w:cs="Arial"/>
+          <w:sz w:val="32"/>
+          <w:szCs w:val="32"/>
+        </w:rPr>
+        <w:t>Para</w:t>
+      </w:r>
+      <w:proofErr w:type="gramEnd"/>
+      <w:r>
+        <w:rPr>
+          <w:rFonts w:ascii="Arial" w:hAnsi="Arial" w:cs="Arial"/>
+          <w:sz w:val="32"/>
+          <w:szCs w:val="32"/>
+        </w:rPr>
+        <w:t xml:space="preserve"> importar fontes externas.</w:t>
+      </w:r>
+    </w:p>
+    <w:p>
+      <w:pPr>
+        <w:rPr>
+          <w:rFonts w:ascii="Arial" w:hAnsi="Arial" w:cs="Arial"/>
+          <w:b/>
+          <w:bCs/>
+          <w:sz w:val="32"/>
+          <w:szCs w:val="32"/>
+        </w:rPr>
+      </w:pPr>
+      <w:r>
+        <w:rPr>
+          <w:rFonts w:ascii="Arial" w:hAnsi="Arial" w:cs="Arial"/>
+          <w:b/>
+          <w:bCs/>
+          <w:sz w:val="32"/>
+          <w:szCs w:val="32"/>
+        </w:rPr>
+        <w:t xml:space="preserve"> </w:t>
+      </w:r>
+      <w:r>
+        <w:rPr>
+          <w:rFonts w:ascii="Arial" w:hAnsi="Arial" w:cs="Arial"/>
+          <w:b/>
+          <w:bCs/>
+          <w:sz w:val="32"/>
+          <w:szCs w:val="32"/>
+        </w:rPr>
+        <w:t>@font-face {</w:t>
+      </w:r>
+    </w:p>
+    <w:p>
+      <w:pPr>
+        <w:rPr>
+          <w:rFonts w:ascii="Arial" w:hAnsi="Arial" w:cs="Arial"/>
+          <w:b/>
+          <w:bCs/>
+          <w:sz w:val="32"/>
+          <w:szCs w:val="32"/>
+        </w:rPr>
+      </w:pPr>
+      <w:proofErr w:type="spellStart"/>
+      <w:r>
+        <w:rPr>
+          <w:rFonts w:ascii="Arial" w:hAnsi="Arial" w:cs="Arial"/>
+          <w:b/>
+          <w:bCs/>
+          <w:sz w:val="32"/>
+          <w:szCs w:val="32"/>
+        </w:rPr>
+        <w:t>Font-family</w:t>
+      </w:r>
+      <w:proofErr w:type="spellEnd"/>
+      <w:r>
+        <w:rPr>
+          <w:rFonts w:ascii="Arial" w:hAnsi="Arial" w:cs="Arial"/>
+          <w:b/>
+          <w:bCs/>
+          <w:sz w:val="32"/>
+          <w:szCs w:val="32"/>
+        </w:rPr>
+        <w:t>: ‘</w:t>
+      </w:r>
+      <w:proofErr w:type="spellStart"/>
+      <w:r>
+        <w:rPr>
+          <w:rFonts w:ascii="Arial" w:hAnsi="Arial" w:cs="Arial"/>
+          <w:b/>
+          <w:bCs/>
+          <w:sz w:val="32"/>
+          <w:szCs w:val="32"/>
+        </w:rPr>
+        <w:t>love</w:t>
+      </w:r>
+      <w:proofErr w:type="spellEnd"/>
+      <w:r>
+        <w:rPr>
+          <w:rFonts w:ascii="Arial" w:hAnsi="Arial" w:cs="Arial"/>
+          <w:b/>
+          <w:bCs/>
+          <w:sz w:val="32"/>
+          <w:szCs w:val="32"/>
+        </w:rPr>
+        <w:t>’ (nome da fonte);</w:t>
+      </w:r>
+    </w:p>
+    <w:p>
+      <w:pPr>
+        <w:rPr>
+          <w:rFonts w:ascii="Arial" w:hAnsi="Arial" w:cs="Arial"/>
+          <w:sz w:val="32"/>
+          <w:szCs w:val="32"/>
+        </w:rPr>
+      </w:pPr>
+      <w:proofErr w:type="spellStart"/>
+      <w:r>
+        <w:rPr>
+          <w:rFonts w:ascii="Arial" w:hAnsi="Arial" w:cs="Arial"/>
+          <w:b/>
+          <w:bCs/>
+          <w:sz w:val="32"/>
+          <w:szCs w:val="32"/>
+        </w:rPr>
+        <w:t>Src</w:t>
+      </w:r>
+      <w:proofErr w:type="spellEnd"/>
+      <w:r>
+        <w:rPr>
+          <w:rFonts w:ascii="Arial" w:hAnsi="Arial" w:cs="Arial"/>
+          <w:b/>
+          <w:bCs/>
+          <w:sz w:val="32"/>
+          <w:szCs w:val="32"/>
+        </w:rPr>
+        <w:t xml:space="preserve">: </w:t>
+      </w:r>
+      <w:proofErr w:type="spellStart"/>
+      <w:r>
+        <w:rPr>
+          <w:rFonts w:ascii="Arial" w:hAnsi="Arial" w:cs="Arial"/>
+          <w:b/>
+          <w:bCs/>
+          <w:sz w:val="32"/>
+          <w:szCs w:val="32"/>
+        </w:rPr>
+        <w:t>url</w:t>
+      </w:r>
+      <w:proofErr w:type="spellEnd"/>
+      <w:r>
+        <w:rPr>
+          <w:rFonts w:ascii="Arial" w:hAnsi="Arial" w:cs="Arial"/>
+          <w:b/>
+          <w:bCs/>
+          <w:sz w:val="32"/>
+          <w:szCs w:val="32"/>
+        </w:rPr>
+        <w:t xml:space="preserve"> (caminho onde está a fonte) </w:t>
+      </w:r>
+      <w:proofErr w:type="spellStart"/>
+      <w:r>
+        <w:rPr>
+          <w:rFonts w:ascii="Arial" w:hAnsi="Arial" w:cs="Arial"/>
+          <w:b/>
+          <w:bCs/>
+          <w:sz w:val="32"/>
+          <w:szCs w:val="32"/>
+        </w:rPr>
+        <w:t>format</w:t>
+      </w:r>
+      <w:proofErr w:type="spellEnd"/>
+      <w:r>
+        <w:rPr>
+          <w:rFonts w:ascii="Arial" w:hAnsi="Arial" w:cs="Arial"/>
+          <w:b/>
+          <w:bCs/>
+          <w:sz w:val="32"/>
+          <w:szCs w:val="32"/>
+        </w:rPr>
+        <w:t xml:space="preserve"> (‘</w:t>
+      </w:r>
+      <w:proofErr w:type="spellStart"/>
+      <w:r>
+        <w:rPr>
+          <w:rFonts w:ascii="Arial" w:hAnsi="Arial" w:cs="Arial"/>
+          <w:b/>
+          <w:bCs/>
+          <w:sz w:val="32"/>
+          <w:szCs w:val="32"/>
+        </w:rPr>
+        <w:t>opentype</w:t>
+      </w:r>
+      <w:proofErr w:type="spellEnd"/>
+      <w:r>
+        <w:rPr>
+          <w:rFonts w:ascii="Arial" w:hAnsi="Arial" w:cs="Arial"/>
+          <w:b/>
+          <w:bCs/>
+          <w:sz w:val="32"/>
+          <w:szCs w:val="32"/>
+        </w:rPr>
+        <w:t xml:space="preserve">’); </w:t>
+      </w:r>
+      <w:r>
+        <w:rPr>
+          <w:rFonts w:ascii="Arial" w:hAnsi="Arial" w:cs="Arial"/>
+          <w:sz w:val="32"/>
+          <w:szCs w:val="32"/>
+        </w:rPr>
+        <w:t>para fontes internas</w:t>
+      </w:r>
+    </w:p>
+    <w:p>
+      <w:pPr>
+        <w:rPr>
+          <w:rFonts w:ascii="Arial" w:hAnsi="Arial" w:cs="Arial"/>
+          <w:sz w:val="32"/>
+          <w:szCs w:val="32"/>
+        </w:rPr>
+      </w:pPr>
+      <w:r>
+        <w:rPr>
+          <w:rFonts w:ascii="Arial" w:hAnsi="Arial" w:cs="Arial"/>
+          <w:b/>
+          <w:bCs/>
+          <w:sz w:val="32"/>
+          <w:szCs w:val="32"/>
+        </w:rPr>
+        <w:t xml:space="preserve">Id; </w:t>
+      </w:r>
+      <w:r>
+        <w:rPr>
+          <w:rFonts w:ascii="Arial" w:hAnsi="Arial" w:cs="Arial"/>
+          <w:sz w:val="32"/>
+          <w:szCs w:val="32"/>
+        </w:rPr>
+        <w:t xml:space="preserve">cria um rótulo único para alguma </w:t>
+      </w:r>
+      <w:proofErr w:type="spellStart"/>
+      <w:r>
+        <w:rPr>
+          <w:rFonts w:ascii="Arial" w:hAnsi="Arial" w:cs="Arial"/>
+          <w:sz w:val="32"/>
+          <w:szCs w:val="32"/>
+        </w:rPr>
+        <w:t>tag</w:t>
+      </w:r>
+      <w:proofErr w:type="spellEnd"/>
+      <w:r>
+        <w:rPr>
+          <w:rFonts w:ascii="Arial" w:hAnsi="Arial" w:cs="Arial"/>
+          <w:sz w:val="32"/>
+          <w:szCs w:val="32"/>
+        </w:rPr>
+        <w:t xml:space="preserve"> do </w:t>
+      </w:r>
+      <w:proofErr w:type="spellStart"/>
+      <w:r>
+        <w:rPr>
+          <w:rFonts w:ascii="Arial" w:hAnsi="Arial" w:cs="Arial"/>
+          <w:sz w:val="32"/>
+          <w:szCs w:val="32"/>
+        </w:rPr>
+        <w:t>html</w:t>
+      </w:r>
+      <w:proofErr w:type="spellEnd"/>
+    </w:p>
+    <w:p>
+      <w:pPr>
+        <w:rPr>
+          <w:rFonts w:ascii="Arial" w:hAnsi="Arial" w:cs="Arial"/>
+          <w:sz w:val="32"/>
+          <w:szCs w:val="32"/>
+        </w:rPr>
+      </w:pPr>
+      <w:proofErr w:type="spellStart"/>
+      <w:r>
+        <w:rPr>
+          <w:rFonts w:ascii="Arial" w:hAnsi="Arial" w:cs="Arial"/>
+          <w:b/>
+          <w:bCs/>
+          <w:sz w:val="32"/>
+          <w:szCs w:val="32"/>
+        </w:rPr>
+        <w:t>Class</w:t>
+      </w:r>
+      <w:proofErr w:type="spellEnd"/>
+      <w:r>
+        <w:rPr>
+          <w:rFonts w:ascii="Arial" w:hAnsi="Arial" w:cs="Arial"/>
+          <w:b/>
+          <w:bCs/>
+          <w:sz w:val="32"/>
+          <w:szCs w:val="32"/>
+        </w:rPr>
+        <w:t xml:space="preserve">; </w:t>
+      </w:r>
+      <w:r>
+        <w:rPr>
+          <w:rFonts w:ascii="Arial" w:hAnsi="Arial" w:cs="Arial"/>
+          <w:sz w:val="32"/>
+          <w:szCs w:val="32"/>
+        </w:rPr>
+        <w:t xml:space="preserve">cria um rótulo de grupo para </w:t>
+      </w:r>
+      <w:proofErr w:type="spellStart"/>
+      <w:r>
+        <w:rPr>
+          <w:rFonts w:ascii="Arial" w:hAnsi="Arial" w:cs="Arial"/>
+          <w:sz w:val="32"/>
+          <w:szCs w:val="32"/>
+        </w:rPr>
+        <w:t>tag’s</w:t>
+      </w:r>
+      <w:proofErr w:type="spellEnd"/>
+      <w:r>
+        <w:rPr>
+          <w:rFonts w:ascii="Arial" w:hAnsi="Arial" w:cs="Arial"/>
+          <w:sz w:val="32"/>
+          <w:szCs w:val="32"/>
+        </w:rPr>
+        <w:t xml:space="preserve"> do </w:t>
+      </w:r>
+      <w:proofErr w:type="spellStart"/>
+      <w:r>
+        <w:rPr>
+          <w:rFonts w:ascii="Arial" w:hAnsi="Arial" w:cs="Arial"/>
+          <w:sz w:val="32"/>
+          <w:szCs w:val="32"/>
+        </w:rPr>
+        <w:t>html</w:t>
+      </w:r>
+      <w:proofErr w:type="spellEnd"/>
+    </w:p>
+    <w:p>
+      <w:pPr>
+        <w:rPr>
+          <w:rFonts w:ascii="Arial" w:hAnsi="Arial" w:cs="Arial"/>
+          <w:sz w:val="32"/>
+          <w:szCs w:val="32"/>
+        </w:rPr>
+      </w:pPr>
+      <w:r>
+        <w:rPr>
+          <w:rFonts w:ascii="Arial" w:hAnsi="Arial" w:cs="Arial"/>
+          <w:b/>
+          <w:bCs/>
+          <w:sz w:val="32"/>
+          <w:szCs w:val="32"/>
+        </w:rPr>
+        <w:t>:</w:t>
+      </w:r>
+      <w:proofErr w:type="spellStart"/>
+      <w:proofErr w:type="gramStart"/>
+      <w:r>
+        <w:rPr>
+          <w:rFonts w:ascii="Arial" w:hAnsi="Arial" w:cs="Arial"/>
+          <w:b/>
+          <w:bCs/>
+          <w:sz w:val="32"/>
+          <w:szCs w:val="32"/>
+        </w:rPr>
+        <w:t>hover</w:t>
+      </w:r>
+      <w:proofErr w:type="spellEnd"/>
+      <w:r>
+        <w:rPr>
+          <w:rFonts w:ascii="Arial" w:hAnsi="Arial" w:cs="Arial"/>
+          <w:b/>
+          <w:bCs/>
+          <w:sz w:val="32"/>
+          <w:szCs w:val="32"/>
+        </w:rPr>
+        <w:t xml:space="preserve"> ;</w:t>
+      </w:r>
+      <w:proofErr w:type="gramEnd"/>
+      <w:r>
+        <w:rPr>
+          <w:rFonts w:ascii="Arial" w:hAnsi="Arial" w:cs="Arial"/>
+          <w:b/>
+          <w:bCs/>
+          <w:sz w:val="32"/>
+          <w:szCs w:val="32"/>
+        </w:rPr>
+        <w:t xml:space="preserve"> </w:t>
+      </w:r>
+      <w:proofErr w:type="gramStart"/>
+      <w:r>
+        <w:rPr>
+          <w:rFonts w:ascii="Arial" w:hAnsi="Arial" w:cs="Arial"/>
+          <w:sz w:val="32"/>
+          <w:szCs w:val="32"/>
+        </w:rPr>
+        <w:t>Se</w:t>
+      </w:r>
+      <w:proofErr w:type="gramEnd"/>
+      <w:r>
+        <w:rPr>
+          <w:rFonts w:ascii="Arial" w:hAnsi="Arial" w:cs="Arial"/>
+          <w:sz w:val="32"/>
+          <w:szCs w:val="32"/>
+        </w:rPr>
+        <w:t xml:space="preserve"> caracteriza um </w:t>
+      </w:r>
+      <w:proofErr w:type="spellStart"/>
+      <w:r>
+        <w:rPr>
+          <w:rFonts w:ascii="Arial" w:hAnsi="Arial" w:cs="Arial"/>
+          <w:sz w:val="32"/>
+          <w:szCs w:val="32"/>
+        </w:rPr>
+        <w:t>pseudo-classe</w:t>
+      </w:r>
+      <w:proofErr w:type="spellEnd"/>
+      <w:r>
+        <w:rPr>
+          <w:rFonts w:ascii="Arial" w:hAnsi="Arial" w:cs="Arial"/>
+          <w:sz w:val="32"/>
+          <w:szCs w:val="32"/>
+        </w:rPr>
+        <w:t xml:space="preserve">, indicando que algo acontecerá ao passar o mouse em cima (temos diversos </w:t>
+      </w:r>
+      <w:proofErr w:type="spellStart"/>
+      <w:r>
+        <w:rPr>
+          <w:rFonts w:ascii="Arial" w:hAnsi="Arial" w:cs="Arial"/>
+          <w:sz w:val="32"/>
+          <w:szCs w:val="32"/>
+        </w:rPr>
+        <w:t>pseudo-classe</w:t>
+      </w:r>
+      <w:proofErr w:type="spellEnd"/>
+      <w:r>
+        <w:rPr>
+          <w:rFonts w:ascii="Arial" w:hAnsi="Arial" w:cs="Arial"/>
+          <w:sz w:val="32"/>
+          <w:szCs w:val="32"/>
+        </w:rPr>
+        <w:t>, esse foi só um exemplo)</w:t>
+      </w:r>
+    </w:p>
+    <w:p>
+      <w:pPr>
+        <w:rPr>
+          <w:rFonts w:ascii="Arial" w:hAnsi="Arial" w:cs="Arial"/>
+          <w:sz w:val="32"/>
+          <w:szCs w:val="32"/>
+        </w:rPr>
+      </w:pPr>
+      <w:proofErr w:type="gramStart"/>
+      <w:r>
+        <w:rPr>
+          <w:rFonts w:ascii="Arial" w:hAnsi="Arial" w:cs="Arial"/>
+          <w:b/>
+          <w:bCs/>
+          <w:sz w:val="32"/>
+          <w:szCs w:val="32"/>
+        </w:rPr>
+        <w:t>::</w:t>
+      </w:r>
+      <w:proofErr w:type="spellStart"/>
+      <w:proofErr w:type="gramEnd"/>
+      <w:r>
+        <w:rPr>
+          <w:rFonts w:ascii="Arial" w:hAnsi="Arial" w:cs="Arial"/>
+          <w:b/>
+          <w:bCs/>
+          <w:sz w:val="32"/>
+          <w:szCs w:val="32"/>
+        </w:rPr>
+        <w:t>before</w:t>
+      </w:r>
+      <w:proofErr w:type="spellEnd"/>
+      <w:r>
+        <w:rPr>
+          <w:rFonts w:ascii="Arial" w:hAnsi="Arial" w:cs="Arial"/>
+          <w:b/>
+          <w:bCs/>
+          <w:sz w:val="32"/>
+          <w:szCs w:val="32"/>
+        </w:rPr>
+        <w:t xml:space="preserve">; </w:t>
+      </w:r>
+      <w:proofErr w:type="gramStart"/>
+      <w:r>
+        <w:rPr>
+          <w:rFonts w:ascii="Arial" w:hAnsi="Arial" w:cs="Arial"/>
+          <w:sz w:val="32"/>
+          <w:szCs w:val="32"/>
+        </w:rPr>
+        <w:t>Se</w:t>
+      </w:r>
+      <w:proofErr w:type="gramEnd"/>
+      <w:r>
+        <w:rPr>
+          <w:rFonts w:ascii="Arial" w:hAnsi="Arial" w:cs="Arial"/>
+          <w:sz w:val="32"/>
+          <w:szCs w:val="32"/>
+        </w:rPr>
+        <w:t xml:space="preserve"> caracteriza um </w:t>
+      </w:r>
+      <w:proofErr w:type="spellStart"/>
+      <w:r>
+        <w:rPr>
+          <w:rFonts w:ascii="Arial" w:hAnsi="Arial" w:cs="Arial"/>
+          <w:sz w:val="32"/>
+          <w:szCs w:val="32"/>
+        </w:rPr>
+        <w:t>pseudo-elemento</w:t>
+      </w:r>
+      <w:proofErr w:type="spellEnd"/>
+      <w:r>
+        <w:rPr>
+          <w:rFonts w:ascii="Arial" w:hAnsi="Arial" w:cs="Arial"/>
+          <w:sz w:val="32"/>
+          <w:szCs w:val="32"/>
+        </w:rPr>
+        <w:t xml:space="preserve">, indicando que algo acontecerá sobre a </w:t>
+      </w:r>
+      <w:proofErr w:type="spellStart"/>
+      <w:r>
+        <w:rPr>
+          <w:rFonts w:ascii="Arial" w:hAnsi="Arial" w:cs="Arial"/>
+          <w:sz w:val="32"/>
+          <w:szCs w:val="32"/>
+        </w:rPr>
+        <w:t>tag</w:t>
+      </w:r>
+      <w:proofErr w:type="spellEnd"/>
+      <w:r>
+        <w:rPr>
+          <w:rFonts w:ascii="Arial" w:hAnsi="Arial" w:cs="Arial"/>
+          <w:sz w:val="32"/>
+          <w:szCs w:val="32"/>
+        </w:rPr>
+        <w:t xml:space="preserve"> (</w:t>
+      </w:r>
+      <w:proofErr w:type="spellStart"/>
+      <w:r>
+        <w:rPr>
+          <w:rFonts w:ascii="Arial" w:hAnsi="Arial" w:cs="Arial"/>
+          <w:sz w:val="32"/>
+          <w:szCs w:val="32"/>
+        </w:rPr>
+        <w:t>before</w:t>
+      </w:r>
+      <w:proofErr w:type="spellEnd"/>
+      <w:r>
+        <w:rPr>
+          <w:rFonts w:ascii="Arial" w:hAnsi="Arial" w:cs="Arial"/>
+          <w:sz w:val="32"/>
+          <w:szCs w:val="32"/>
+        </w:rPr>
+        <w:t xml:space="preserve"> significa que algo será inserido antes de um parágrafo, ou outro tipo de texto, esse foi só um exemplo de </w:t>
+      </w:r>
+      <w:proofErr w:type="spellStart"/>
+      <w:r>
+        <w:rPr>
+          <w:rFonts w:ascii="Arial" w:hAnsi="Arial" w:cs="Arial"/>
+          <w:sz w:val="32"/>
+          <w:szCs w:val="32"/>
+        </w:rPr>
+        <w:t>pseudo-elemento</w:t>
+      </w:r>
+      <w:proofErr w:type="spellEnd"/>
+      <w:r>
+        <w:rPr>
+          <w:rFonts w:ascii="Arial" w:hAnsi="Arial" w:cs="Arial"/>
+          <w:sz w:val="32"/>
+          <w:szCs w:val="32"/>
+        </w:rPr>
+        <w:t>.)</w:t>
+      </w:r>
+    </w:p>
+    <w:p>
+      <w:pPr>
+        <w:rPr>
+          <w:rFonts w:ascii="Arial" w:hAnsi="Arial" w:cs="Arial"/>
           <w:sz w:val="32"/>
           <w:szCs w:val="32"/>
         </w:rPr>

--- a/conteudo word/html-css 2.docx
+++ b/conteudo word/html-css 2.docx
@@ -201,25 +201,7 @@
           <w:sz w:val="32"/>
           <w:szCs w:val="32"/>
         </w:rPr>
-        <w:t xml:space="preserve"> ou publicação que pode fazer muito sucesso, mesmo não seguindo </w:t>
-      </w:r>
-      <w:proofErr w:type="gramStart"/>
-      <w:r>
-        <w:rPr>
-          <w:rFonts w:ascii="Arial" w:hAnsi="Arial" w:cs="Arial"/>
-          <w:sz w:val="32"/>
-          <w:szCs w:val="32"/>
-        </w:rPr>
-        <w:t>a</w:t>
-      </w:r>
-      <w:proofErr w:type="gramEnd"/>
-      <w:r>
-        <w:rPr>
-          <w:rFonts w:ascii="Arial" w:hAnsi="Arial" w:cs="Arial"/>
-          <w:sz w:val="32"/>
-          <w:szCs w:val="32"/>
-        </w:rPr>
-        <w:t xml:space="preserve"> risca as emoções das cores.</w:t>
+        <w:t xml:space="preserve"> ou publicação que pode fazer muito sucesso, mesmo não seguindo a risca as emoções das cores.</w:t>
       </w:r>
     </w:p>
     <w:p>
@@ -1696,7 +1678,6 @@
         <w:t>: linear-</w:t>
       </w:r>
       <w:proofErr w:type="spellStart"/>
-      <w:proofErr w:type="gramStart"/>
       <w:r>
         <w:rPr>
           <w:rFonts w:ascii="Arial" w:hAnsi="Arial" w:cs="Arial"/>
@@ -1712,16 +1693,7 @@
           <w:sz w:val="32"/>
           <w:szCs w:val="32"/>
         </w:rPr>
-        <w:t>(</w:t>
-      </w:r>
-      <w:proofErr w:type="gramEnd"/>
-      <w:r>
-        <w:rPr>
-          <w:rFonts w:ascii="Arial" w:hAnsi="Arial" w:cs="Arial"/>
-          <w:sz w:val="32"/>
-          <w:szCs w:val="32"/>
-        </w:rPr>
-        <w:t xml:space="preserve">90deg, </w:t>
+        <w:t xml:space="preserve">(90deg, </w:t>
       </w:r>
       <w:proofErr w:type="spellStart"/>
       <w:r>
@@ -1888,25 +1860,7 @@
           <w:sz w:val="32"/>
           <w:szCs w:val="32"/>
         </w:rPr>
-        <w:t xml:space="preserve"> </w:t>
-      </w:r>
-      <w:proofErr w:type="gramStart"/>
-      <w:r>
-        <w:rPr>
-          <w:rFonts w:ascii="Arial" w:hAnsi="Arial" w:cs="Arial"/>
-          <w:sz w:val="32"/>
-          <w:szCs w:val="32"/>
-        </w:rPr>
-        <w:t>Cria</w:t>
-      </w:r>
-      <w:proofErr w:type="gramEnd"/>
-      <w:r>
-        <w:rPr>
-          <w:rFonts w:ascii="Arial" w:hAnsi="Arial" w:cs="Arial"/>
-          <w:sz w:val="32"/>
-          <w:szCs w:val="32"/>
-        </w:rPr>
-        <w:t xml:space="preserve"> bordas em volta de uma caixa de texto (</w:t>
+        <w:t xml:space="preserve"> Cria bordas em volta de uma caixa de texto (</w:t>
       </w:r>
       <w:proofErr w:type="spellStart"/>
       <w:r>
@@ -1981,25 +1935,7 @@
           <w:sz w:val="32"/>
           <w:szCs w:val="32"/>
         </w:rPr>
-        <w:t xml:space="preserve"> </w:t>
-      </w:r>
-      <w:proofErr w:type="gramStart"/>
-      <w:r>
-        <w:rPr>
-          <w:rFonts w:ascii="Arial" w:hAnsi="Arial" w:cs="Arial"/>
-          <w:sz w:val="32"/>
-          <w:szCs w:val="32"/>
-        </w:rPr>
-        <w:t>Cria</w:t>
-      </w:r>
-      <w:proofErr w:type="gramEnd"/>
-      <w:r>
-        <w:rPr>
-          <w:rFonts w:ascii="Arial" w:hAnsi="Arial" w:cs="Arial"/>
-          <w:sz w:val="32"/>
-          <w:szCs w:val="32"/>
-        </w:rPr>
-        <w:t xml:space="preserve"> sombra em volta de uma caixa de texto (box-</w:t>
+        <w:t xml:space="preserve"> Cria sombra em volta de uma caixa de texto (box-</w:t>
       </w:r>
       <w:proofErr w:type="spellStart"/>
       <w:r>
@@ -2639,25 +2575,7 @@
           <w:sz w:val="32"/>
           <w:szCs w:val="32"/>
         </w:rPr>
-        <w:t xml:space="preserve">Descendente </w:t>
-      </w:r>
-      <w:proofErr w:type="gramStart"/>
-      <w:r>
-        <w:rPr>
-          <w:rFonts w:ascii="Arial" w:hAnsi="Arial" w:cs="Arial"/>
-          <w:sz w:val="32"/>
-          <w:szCs w:val="32"/>
-        </w:rPr>
-        <w:t>( Tudo</w:t>
-      </w:r>
-      <w:proofErr w:type="gramEnd"/>
-      <w:r>
-        <w:rPr>
-          <w:rFonts w:ascii="Arial" w:hAnsi="Arial" w:cs="Arial"/>
-          <w:sz w:val="32"/>
-          <w:szCs w:val="32"/>
-        </w:rPr>
-        <w:t xml:space="preserve"> aquilo que cede </w:t>
+        <w:t xml:space="preserve">Descendente ( Tudo aquilo que cede </w:t>
       </w:r>
       <w:proofErr w:type="spellStart"/>
       <w:r>
@@ -2931,25 +2849,7 @@
           <w:sz w:val="32"/>
           <w:szCs w:val="32"/>
         </w:rPr>
-        <w:t xml:space="preserve"> Letra A tem um vértice no topo, o V tem </w:t>
-      </w:r>
-      <w:proofErr w:type="gramStart"/>
-      <w:r>
-        <w:rPr>
-          <w:rFonts w:ascii="Arial" w:hAnsi="Arial" w:cs="Arial"/>
-          <w:sz w:val="32"/>
-          <w:szCs w:val="32"/>
-        </w:rPr>
-        <w:t>uma vértice</w:t>
-      </w:r>
-      <w:proofErr w:type="gramEnd"/>
-      <w:r>
-        <w:rPr>
-          <w:rFonts w:ascii="Arial" w:hAnsi="Arial" w:cs="Arial"/>
-          <w:sz w:val="32"/>
-          <w:szCs w:val="32"/>
-        </w:rPr>
-        <w:t xml:space="preserve"> no final, isso é vértice.</w:t>
+        <w:t xml:space="preserve"> Letra A tem um vértice no topo, o V tem uma vértice no final, isso é vértice.</w:t>
       </w:r>
     </w:p>
     <w:p>
@@ -3141,25 +3041,7 @@
           <w:sz w:val="32"/>
           <w:szCs w:val="32"/>
         </w:rPr>
-        <w:t xml:space="preserve"> A letra Q tem um olho, que é </w:t>
-      </w:r>
-      <w:proofErr w:type="gramStart"/>
-      <w:r>
-        <w:rPr>
-          <w:rFonts w:ascii="Arial" w:hAnsi="Arial" w:cs="Arial"/>
-          <w:sz w:val="32"/>
-          <w:szCs w:val="32"/>
-        </w:rPr>
-        <w:t>a parte interna</w:t>
-      </w:r>
-      <w:proofErr w:type="gramEnd"/>
-      <w:r>
-        <w:rPr>
-          <w:rFonts w:ascii="Arial" w:hAnsi="Arial" w:cs="Arial"/>
-          <w:sz w:val="32"/>
-          <w:szCs w:val="32"/>
-        </w:rPr>
-        <w:t xml:space="preserve"> porém aberta da letra.</w:t>
+        <w:t xml:space="preserve"> A letra Q tem um olho, que é a parte interna porém aberta da letra.</w:t>
       </w:r>
     </w:p>
     <w:p>
@@ -3735,7 +3617,6 @@
         <w:t xml:space="preserve">; Medida relativa </w:t>
       </w:r>
       <w:proofErr w:type="spellStart"/>
-      <w:proofErr w:type="gramStart"/>
       <w:r>
         <w:rPr>
           <w:rFonts w:ascii="Arial" w:hAnsi="Arial" w:cs="Arial"/>
@@ -3745,7 +3626,6 @@
         <w:t>a</w:t>
       </w:r>
       <w:proofErr w:type="spellEnd"/>
-      <w:proofErr w:type="gramEnd"/>
       <w:r>
         <w:rPr>
           <w:rFonts w:ascii="Arial" w:hAnsi="Arial" w:cs="Arial"/>
@@ -3769,25 +3649,7 @@
           <w:sz w:val="32"/>
           <w:szCs w:val="32"/>
         </w:rPr>
-        <w:t xml:space="preserve">rem; Relativo </w:t>
-      </w:r>
-      <w:proofErr w:type="gramStart"/>
-      <w:r>
-        <w:rPr>
-          <w:rFonts w:ascii="Arial" w:hAnsi="Arial" w:cs="Arial"/>
-          <w:sz w:val="32"/>
-          <w:szCs w:val="32"/>
-        </w:rPr>
-        <w:t>a</w:t>
-      </w:r>
-      <w:proofErr w:type="gramEnd"/>
-      <w:r>
-        <w:rPr>
-          <w:rFonts w:ascii="Arial" w:hAnsi="Arial" w:cs="Arial"/>
-          <w:sz w:val="32"/>
-          <w:szCs w:val="32"/>
-        </w:rPr>
-        <w:t xml:space="preserve"> fonte que está configurada no body</w:t>
+        <w:t>rem; Relativo a fonte que está configurada no body</w:t>
       </w:r>
     </w:p>
     <w:p>
@@ -4711,7 +4573,6 @@
         <w:t xml:space="preserve">, dentro do próprio </w:t>
       </w:r>
       <w:proofErr w:type="spellStart"/>
-      <w:proofErr w:type="gramStart"/>
       <w:r>
         <w:rPr>
           <w:rFonts w:ascii="Arial" w:hAnsi="Arial" w:cs="Arial"/>
@@ -4721,7 +4582,6 @@
         <w:t>fonts.google</w:t>
       </w:r>
       <w:proofErr w:type="spellEnd"/>
-      <w:proofErr w:type="gramEnd"/>
       <w:r>
         <w:rPr>
           <w:rFonts w:ascii="Arial" w:hAnsi="Arial" w:cs="Arial"/>
@@ -4874,7 +4734,6 @@
         <w:t xml:space="preserve">Tipos de </w:t>
       </w:r>
       <w:proofErr w:type="spellStart"/>
-      <w:proofErr w:type="gramStart"/>
       <w:r>
         <w:rPr>
           <w:rFonts w:ascii="Arial" w:hAnsi="Arial" w:cs="Arial"/>
@@ -4890,16 +4749,7 @@
           <w:sz w:val="32"/>
           <w:szCs w:val="32"/>
         </w:rPr>
-        <w:t>(</w:t>
-      </w:r>
-      <w:proofErr w:type="gramEnd"/>
-      <w:r>
-        <w:rPr>
-          <w:rFonts w:ascii="Arial" w:hAnsi="Arial" w:cs="Arial"/>
-          <w:sz w:val="32"/>
-          <w:szCs w:val="32"/>
-        </w:rPr>
-        <w:t>)</w:t>
+        <w:t>()</w:t>
       </w:r>
     </w:p>
     <w:p>
@@ -5823,43 +5673,309 @@
           <w:sz w:val="32"/>
           <w:szCs w:val="32"/>
         </w:rPr>
+        <w:t xml:space="preserve">; Podemos colocar em diversas </w:t>
+      </w:r>
+      <w:proofErr w:type="spellStart"/>
+      <w:r>
+        <w:rPr>
+          <w:rFonts w:ascii="Arial" w:hAnsi="Arial" w:cs="Arial"/>
+          <w:sz w:val="32"/>
+          <w:szCs w:val="32"/>
+        </w:rPr>
+        <w:t>tag’s</w:t>
+      </w:r>
+      <w:proofErr w:type="spellEnd"/>
+      <w:r>
+        <w:rPr>
+          <w:rFonts w:ascii="Arial" w:hAnsi="Arial" w:cs="Arial"/>
+          <w:sz w:val="32"/>
+          <w:szCs w:val="32"/>
+        </w:rPr>
+        <w:t xml:space="preserve">, podemos colocar mais de uma classe em uma única </w:t>
+      </w:r>
+      <w:proofErr w:type="spellStart"/>
+      <w:r>
+        <w:rPr>
+          <w:rFonts w:ascii="Arial" w:hAnsi="Arial" w:cs="Arial"/>
+          <w:sz w:val="32"/>
+          <w:szCs w:val="32"/>
+        </w:rPr>
+        <w:t>tag</w:t>
+      </w:r>
+      <w:proofErr w:type="spellEnd"/>
+      <w:r>
+        <w:rPr>
+          <w:rFonts w:ascii="Arial" w:hAnsi="Arial" w:cs="Arial"/>
+          <w:sz w:val="32"/>
+          <w:szCs w:val="32"/>
+        </w:rPr>
+        <w:t>, podemos colocar após um ID.</w:t>
+      </w:r>
+    </w:p>
+    <w:p>
+      <w:pPr>
+        <w:rPr>
+          <w:rFonts w:ascii="Arial" w:hAnsi="Arial" w:cs="Arial"/>
+          <w:sz w:val="32"/>
+          <w:szCs w:val="32"/>
+        </w:rPr>
+      </w:pPr>
+    </w:p>
+    <w:p>
+      <w:pPr>
+        <w:rPr>
+          <w:rFonts w:ascii="Arial" w:hAnsi="Arial" w:cs="Arial"/>
+          <w:b/>
+          <w:bCs/>
+          <w:sz w:val="32"/>
+          <w:szCs w:val="32"/>
+        </w:rPr>
+      </w:pPr>
+      <w:proofErr w:type="spellStart"/>
+      <w:r>
+        <w:rPr>
+          <w:rFonts w:ascii="Arial" w:hAnsi="Arial" w:cs="Arial"/>
+          <w:b/>
+          <w:bCs/>
+          <w:sz w:val="32"/>
+          <w:szCs w:val="32"/>
+        </w:rPr>
+        <w:t>Pseudo-Classes</w:t>
+      </w:r>
+      <w:proofErr w:type="spellEnd"/>
+      <w:r>
+        <w:rPr>
+          <w:rFonts w:ascii="Arial" w:hAnsi="Arial" w:cs="Arial"/>
+          <w:b/>
+          <w:bCs/>
+          <w:sz w:val="32"/>
+          <w:szCs w:val="32"/>
+        </w:rPr>
+        <w:t>:</w:t>
+      </w:r>
+    </w:p>
+    <w:p>
+      <w:pPr>
+        <w:rPr>
+          <w:rFonts w:ascii="Arial" w:hAnsi="Arial" w:cs="Arial"/>
+          <w:sz w:val="32"/>
+          <w:szCs w:val="32"/>
+        </w:rPr>
+      </w:pPr>
+      <w:proofErr w:type="spellStart"/>
+      <w:r>
+        <w:rPr>
+          <w:rFonts w:ascii="Arial" w:hAnsi="Arial" w:cs="Arial"/>
+          <w:b/>
+          <w:bCs/>
+          <w:sz w:val="32"/>
+          <w:szCs w:val="32"/>
+        </w:rPr>
+        <w:t>Div</w:t>
+      </w:r>
+      <w:proofErr w:type="spellEnd"/>
+      <w:r>
+        <w:rPr>
+          <w:rFonts w:ascii="Arial" w:hAnsi="Arial" w:cs="Arial"/>
+          <w:b/>
+          <w:bCs/>
+          <w:sz w:val="32"/>
+          <w:szCs w:val="32"/>
+        </w:rPr>
         <w:t xml:space="preserve">; </w:t>
       </w:r>
-      <w:proofErr w:type="gramStart"/>
-      <w:r>
-        <w:rPr>
-          <w:rFonts w:ascii="Arial" w:hAnsi="Arial" w:cs="Arial"/>
-          <w:sz w:val="32"/>
-          <w:szCs w:val="32"/>
-        </w:rPr>
-        <w:t>Podemos</w:t>
-      </w:r>
-      <w:proofErr w:type="gramEnd"/>
-      <w:r>
-        <w:rPr>
-          <w:rFonts w:ascii="Arial" w:hAnsi="Arial" w:cs="Arial"/>
-          <w:sz w:val="32"/>
-          <w:szCs w:val="32"/>
-        </w:rPr>
-        <w:t xml:space="preserve"> colocar em diversas </w:t>
-      </w:r>
-      <w:proofErr w:type="spellStart"/>
-      <w:r>
-        <w:rPr>
-          <w:rFonts w:ascii="Arial" w:hAnsi="Arial" w:cs="Arial"/>
-          <w:sz w:val="32"/>
-          <w:szCs w:val="32"/>
-        </w:rPr>
-        <w:t>tag’s</w:t>
-      </w:r>
-      <w:proofErr w:type="spellEnd"/>
-      <w:r>
-        <w:rPr>
-          <w:rFonts w:ascii="Arial" w:hAnsi="Arial" w:cs="Arial"/>
-          <w:sz w:val="32"/>
-          <w:szCs w:val="32"/>
-        </w:rPr>
-        <w:t xml:space="preserve">, podemos colocar mais de uma classe em uma única </w:t>
+      <w:r>
+        <w:rPr>
+          <w:rFonts w:ascii="Arial" w:hAnsi="Arial" w:cs="Arial"/>
+          <w:sz w:val="32"/>
+          <w:szCs w:val="32"/>
+        </w:rPr>
+        <w:t>é um espaço que vai ser ocupado.</w:t>
+      </w:r>
+    </w:p>
+    <w:p>
+      <w:pPr>
+        <w:rPr>
+          <w:rFonts w:ascii="Arial" w:hAnsi="Arial" w:cs="Arial"/>
+          <w:sz w:val="32"/>
+          <w:szCs w:val="32"/>
+        </w:rPr>
+      </w:pPr>
+      <w:proofErr w:type="spellStart"/>
+      <w:r>
+        <w:rPr>
+          <w:rFonts w:ascii="Arial" w:hAnsi="Arial" w:cs="Arial"/>
+          <w:b/>
+          <w:bCs/>
+          <w:sz w:val="32"/>
+          <w:szCs w:val="32"/>
+        </w:rPr>
+        <w:t>Height</w:t>
+      </w:r>
+      <w:proofErr w:type="spellEnd"/>
+      <w:r>
+        <w:rPr>
+          <w:rFonts w:ascii="Arial" w:hAnsi="Arial" w:cs="Arial"/>
+          <w:b/>
+          <w:bCs/>
+          <w:sz w:val="32"/>
+          <w:szCs w:val="32"/>
+        </w:rPr>
+        <w:t xml:space="preserve">; </w:t>
+      </w:r>
+      <w:r>
+        <w:rPr>
+          <w:rFonts w:ascii="Arial" w:hAnsi="Arial" w:cs="Arial"/>
+          <w:sz w:val="32"/>
+          <w:szCs w:val="32"/>
+        </w:rPr>
+        <w:t>É altura</w:t>
+      </w:r>
+    </w:p>
+    <w:p>
+      <w:pPr>
+        <w:rPr>
+          <w:rFonts w:ascii="Arial" w:hAnsi="Arial" w:cs="Arial"/>
+          <w:sz w:val="32"/>
+          <w:szCs w:val="32"/>
+        </w:rPr>
+      </w:pPr>
+      <w:proofErr w:type="spellStart"/>
+      <w:r>
+        <w:rPr>
+          <w:rFonts w:ascii="Arial" w:hAnsi="Arial" w:cs="Arial"/>
+          <w:b/>
+          <w:bCs/>
+          <w:sz w:val="32"/>
+          <w:szCs w:val="32"/>
+        </w:rPr>
+        <w:t>Width</w:t>
+      </w:r>
+      <w:proofErr w:type="spellEnd"/>
+      <w:r>
+        <w:rPr>
+          <w:rFonts w:ascii="Arial" w:hAnsi="Arial" w:cs="Arial"/>
+          <w:b/>
+          <w:bCs/>
+          <w:sz w:val="32"/>
+          <w:szCs w:val="32"/>
+        </w:rPr>
+        <w:t xml:space="preserve">; </w:t>
+      </w:r>
+      <w:r>
+        <w:rPr>
+          <w:rFonts w:ascii="Arial" w:hAnsi="Arial" w:cs="Arial"/>
+          <w:sz w:val="32"/>
+          <w:szCs w:val="32"/>
+        </w:rPr>
+        <w:t>É largura</w:t>
+      </w:r>
+    </w:p>
+    <w:p>
+      <w:pPr>
+        <w:rPr>
+          <w:rFonts w:ascii="Arial" w:hAnsi="Arial" w:cs="Arial"/>
+          <w:sz w:val="32"/>
+          <w:szCs w:val="32"/>
+        </w:rPr>
+      </w:pPr>
+    </w:p>
+    <w:p>
+      <w:pPr>
+        <w:rPr>
+          <w:rFonts w:ascii="Arial" w:hAnsi="Arial" w:cs="Arial"/>
+          <w:sz w:val="32"/>
+          <w:szCs w:val="32"/>
+        </w:rPr>
+      </w:pPr>
+      <w:r>
+        <w:rPr>
+          <w:rFonts w:ascii="Arial" w:hAnsi="Arial" w:cs="Arial"/>
+          <w:sz w:val="32"/>
+          <w:szCs w:val="32"/>
+        </w:rPr>
+        <w:t>As pseudoclasses são chamadas pelo comando (:) e são relacionadas ao estado de um elemento, se ele está vazio, se está ativo, entre outros...</w:t>
+      </w:r>
+    </w:p>
+    <w:p>
+      <w:pPr>
+        <w:rPr>
+          <w:rFonts w:ascii="Arial" w:hAnsi="Arial" w:cs="Arial"/>
+          <w:b/>
+          <w:bCs/>
+          <w:sz w:val="32"/>
+          <w:szCs w:val="32"/>
+        </w:rPr>
+      </w:pPr>
+      <w:proofErr w:type="spellStart"/>
+      <w:r>
+        <w:rPr>
+          <w:rFonts w:ascii="Arial" w:hAnsi="Arial" w:cs="Arial"/>
+          <w:b/>
+          <w:bCs/>
+          <w:sz w:val="32"/>
+          <w:szCs w:val="32"/>
+        </w:rPr>
+        <w:t>hover</w:t>
+      </w:r>
+      <w:proofErr w:type="spellEnd"/>
+      <w:r>
+        <w:rPr>
+          <w:rFonts w:ascii="Arial" w:hAnsi="Arial" w:cs="Arial"/>
+          <w:b/>
+          <w:bCs/>
+          <w:sz w:val="32"/>
+          <w:szCs w:val="32"/>
+        </w:rPr>
+        <w:t xml:space="preserve"> {background-color: </w:t>
+      </w:r>
+      <w:proofErr w:type="spellStart"/>
+      <w:r>
+        <w:rPr>
+          <w:rFonts w:ascii="Arial" w:hAnsi="Arial" w:cs="Arial"/>
+          <w:b/>
+          <w:bCs/>
+          <w:sz w:val="32"/>
+          <w:szCs w:val="32"/>
+        </w:rPr>
+        <w:t>yellow</w:t>
+      </w:r>
+      <w:proofErr w:type="spellEnd"/>
+      <w:r>
+        <w:rPr>
+          <w:rFonts w:ascii="Arial" w:hAnsi="Arial" w:cs="Arial"/>
+          <w:b/>
+          <w:bCs/>
+          <w:sz w:val="32"/>
+          <w:szCs w:val="32"/>
+        </w:rPr>
+        <w:t>};</w:t>
+      </w:r>
+      <w:r>
+        <w:rPr>
+          <w:rFonts w:ascii="Arial" w:hAnsi="Arial" w:cs="Arial"/>
+          <w:sz w:val="32"/>
+          <w:szCs w:val="32"/>
+        </w:rPr>
+        <w:t xml:space="preserve"> </w:t>
+      </w:r>
+      <w:proofErr w:type="spellStart"/>
+      <w:r>
+        <w:rPr>
+          <w:rFonts w:ascii="Arial" w:hAnsi="Arial" w:cs="Arial"/>
+          <w:sz w:val="32"/>
+          <w:szCs w:val="32"/>
+        </w:rPr>
+        <w:t>Hover</w:t>
+      </w:r>
+      <w:proofErr w:type="spellEnd"/>
+      <w:r>
+        <w:rPr>
+          <w:rFonts w:ascii="Arial" w:hAnsi="Arial" w:cs="Arial"/>
+          <w:sz w:val="32"/>
+          <w:szCs w:val="32"/>
+        </w:rPr>
+        <w:t xml:space="preserve"> (significa que toda vez que passar o mouse por cima, </w:t>
       </w:r>
       <w:proofErr w:type="spellStart"/>
       <w:r>
@@ -5877,69 +5993,46 @@
           <w:sz w:val="32"/>
           <w:szCs w:val="32"/>
         </w:rPr>
-        <w:t>, podemos colocar após um ID.</w:t>
-      </w:r>
-    </w:p>
-    <w:p>
-      <w:pPr>
-        <w:rPr>
-          <w:rFonts w:ascii="Arial" w:hAnsi="Arial" w:cs="Arial"/>
-          <w:sz w:val="32"/>
-          <w:szCs w:val="32"/>
-        </w:rPr>
-      </w:pPr>
-    </w:p>
-    <w:p>
-      <w:pPr>
-        <w:rPr>
-          <w:rFonts w:ascii="Arial" w:hAnsi="Arial" w:cs="Arial"/>
-          <w:b/>
-          <w:bCs/>
-          <w:sz w:val="32"/>
-          <w:szCs w:val="32"/>
-        </w:rPr>
-      </w:pPr>
-      <w:proofErr w:type="spellStart"/>
-      <w:r>
-        <w:rPr>
-          <w:rFonts w:ascii="Arial" w:hAnsi="Arial" w:cs="Arial"/>
-          <w:b/>
-          <w:bCs/>
-          <w:sz w:val="32"/>
-          <w:szCs w:val="32"/>
-        </w:rPr>
-        <w:t>Pseudo-Classes</w:t>
-      </w:r>
-      <w:proofErr w:type="spellEnd"/>
-      <w:r>
-        <w:rPr>
-          <w:rFonts w:ascii="Arial" w:hAnsi="Arial" w:cs="Arial"/>
-          <w:b/>
-          <w:bCs/>
-          <w:sz w:val="32"/>
-          <w:szCs w:val="32"/>
-        </w:rPr>
-        <w:t>:</w:t>
-      </w:r>
-    </w:p>
-    <w:p>
-      <w:pPr>
-        <w:rPr>
-          <w:rFonts w:ascii="Arial" w:hAnsi="Arial" w:cs="Arial"/>
-          <w:sz w:val="32"/>
-          <w:szCs w:val="32"/>
-        </w:rPr>
-      </w:pPr>
-      <w:proofErr w:type="spellStart"/>
-      <w:r>
-        <w:rPr>
-          <w:rFonts w:ascii="Arial" w:hAnsi="Arial" w:cs="Arial"/>
-          <w:b/>
-          <w:bCs/>
-          <w:sz w:val="32"/>
-          <w:szCs w:val="32"/>
-        </w:rPr>
-        <w:t>Div</w:t>
+        <w:t xml:space="preserve"> selecionada terá uma mudança, nesse caso mudará de cor.)</w:t>
+      </w:r>
+      <w:r>
+        <w:rPr>
+          <w:rFonts w:ascii="Arial" w:hAnsi="Arial" w:cs="Arial"/>
+          <w:b/>
+          <w:bCs/>
+          <w:sz w:val="32"/>
+          <w:szCs w:val="32"/>
+        </w:rPr>
+        <w:t xml:space="preserve"> </w:t>
+      </w:r>
+    </w:p>
+    <w:p>
+      <w:pPr>
+        <w:rPr>
+          <w:rFonts w:ascii="Arial" w:hAnsi="Arial" w:cs="Arial"/>
+          <w:sz w:val="32"/>
+          <w:szCs w:val="32"/>
+        </w:rPr>
+      </w:pPr>
+    </w:p>
+    <w:p>
+      <w:pPr>
+        <w:rPr>
+          <w:rFonts w:ascii="Arial" w:hAnsi="Arial" w:cs="Arial"/>
+          <w:sz w:val="32"/>
+          <w:szCs w:val="32"/>
+        </w:rPr>
+      </w:pPr>
+      <w:proofErr w:type="spellStart"/>
+      <w:r>
+        <w:rPr>
+          <w:rFonts w:ascii="Arial" w:hAnsi="Arial" w:cs="Arial"/>
+          <w:b/>
+          <w:bCs/>
+          <w:sz w:val="32"/>
+          <w:szCs w:val="32"/>
+        </w:rPr>
+        <w:t>visited</w:t>
       </w:r>
       <w:proofErr w:type="spellEnd"/>
       <w:r>
@@ -5958,27 +6051,36 @@
           <w:sz w:val="32"/>
           <w:szCs w:val="32"/>
         </w:rPr>
-        <w:t>é um espaço que vai ser ocupado.</w:t>
-      </w:r>
-    </w:p>
-    <w:p>
-      <w:pPr>
-        <w:rPr>
-          <w:rFonts w:ascii="Arial" w:hAnsi="Arial" w:cs="Arial"/>
-          <w:sz w:val="32"/>
-          <w:szCs w:val="32"/>
-        </w:rPr>
-      </w:pPr>
-      <w:proofErr w:type="spellStart"/>
-      <w:r>
-        <w:rPr>
-          <w:rFonts w:ascii="Arial" w:hAnsi="Arial" w:cs="Arial"/>
-          <w:b/>
-          <w:bCs/>
-          <w:sz w:val="32"/>
-          <w:szCs w:val="32"/>
-        </w:rPr>
-        <w:t>Height</w:t>
+        <w:t>Significa que o estado atual da classe escolhida já foi visitada pelo navegador.</w:t>
+      </w:r>
+    </w:p>
+    <w:p>
+      <w:pPr>
+        <w:rPr>
+          <w:rFonts w:ascii="Arial" w:hAnsi="Arial" w:cs="Arial"/>
+          <w:sz w:val="32"/>
+          <w:szCs w:val="32"/>
+        </w:rPr>
+      </w:pPr>
+    </w:p>
+    <w:p>
+      <w:pPr>
+        <w:rPr>
+          <w:rFonts w:ascii="Arial" w:hAnsi="Arial" w:cs="Arial"/>
+          <w:sz w:val="32"/>
+          <w:szCs w:val="32"/>
+        </w:rPr>
+      </w:pPr>
+      <w:proofErr w:type="spellStart"/>
+      <w:r>
+        <w:rPr>
+          <w:rFonts w:ascii="Arial" w:hAnsi="Arial" w:cs="Arial"/>
+          <w:b/>
+          <w:bCs/>
+          <w:sz w:val="32"/>
+          <w:szCs w:val="32"/>
+        </w:rPr>
+        <w:t>active</w:t>
       </w:r>
       <w:proofErr w:type="spellEnd"/>
       <w:r>
@@ -5991,341 +6093,13 @@
         </w:rPr>
         <w:t xml:space="preserve">; </w:t>
       </w:r>
-      <w:proofErr w:type="gramStart"/>
-      <w:r>
-        <w:rPr>
-          <w:rFonts w:ascii="Arial" w:hAnsi="Arial" w:cs="Arial"/>
-          <w:sz w:val="32"/>
-          <w:szCs w:val="32"/>
-        </w:rPr>
-        <w:t>É</w:t>
-      </w:r>
-      <w:proofErr w:type="gramEnd"/>
-      <w:r>
-        <w:rPr>
-          <w:rFonts w:ascii="Arial" w:hAnsi="Arial" w:cs="Arial"/>
-          <w:sz w:val="32"/>
-          <w:szCs w:val="32"/>
-        </w:rPr>
-        <w:t xml:space="preserve"> altura</w:t>
-      </w:r>
-    </w:p>
-    <w:p>
-      <w:pPr>
-        <w:rPr>
-          <w:rFonts w:ascii="Arial" w:hAnsi="Arial" w:cs="Arial"/>
-          <w:sz w:val="32"/>
-          <w:szCs w:val="32"/>
-        </w:rPr>
-      </w:pPr>
-      <w:proofErr w:type="spellStart"/>
-      <w:r>
-        <w:rPr>
-          <w:rFonts w:ascii="Arial" w:hAnsi="Arial" w:cs="Arial"/>
-          <w:b/>
-          <w:bCs/>
-          <w:sz w:val="32"/>
-          <w:szCs w:val="32"/>
-        </w:rPr>
-        <w:t>Width</w:t>
-      </w:r>
-      <w:proofErr w:type="spellEnd"/>
-      <w:r>
-        <w:rPr>
-          <w:rFonts w:ascii="Arial" w:hAnsi="Arial" w:cs="Arial"/>
-          <w:b/>
-          <w:bCs/>
-          <w:sz w:val="32"/>
-          <w:szCs w:val="32"/>
-        </w:rPr>
-        <w:t xml:space="preserve">; </w:t>
-      </w:r>
-      <w:proofErr w:type="gramStart"/>
-      <w:r>
-        <w:rPr>
-          <w:rFonts w:ascii="Arial" w:hAnsi="Arial" w:cs="Arial"/>
-          <w:sz w:val="32"/>
-          <w:szCs w:val="32"/>
-        </w:rPr>
-        <w:t>É</w:t>
-      </w:r>
-      <w:proofErr w:type="gramEnd"/>
-      <w:r>
-        <w:rPr>
-          <w:rFonts w:ascii="Arial" w:hAnsi="Arial" w:cs="Arial"/>
-          <w:sz w:val="32"/>
-          <w:szCs w:val="32"/>
-        </w:rPr>
-        <w:t xml:space="preserve"> largura</w:t>
-      </w:r>
-    </w:p>
-    <w:p>
-      <w:pPr>
-        <w:rPr>
-          <w:rFonts w:ascii="Arial" w:hAnsi="Arial" w:cs="Arial"/>
-          <w:sz w:val="32"/>
-          <w:szCs w:val="32"/>
-        </w:rPr>
-      </w:pPr>
-    </w:p>
-    <w:p>
-      <w:pPr>
-        <w:rPr>
-          <w:rFonts w:ascii="Arial" w:hAnsi="Arial" w:cs="Arial"/>
-          <w:sz w:val="32"/>
-          <w:szCs w:val="32"/>
-        </w:rPr>
-      </w:pPr>
-      <w:r>
-        <w:rPr>
-          <w:rFonts w:ascii="Arial" w:hAnsi="Arial" w:cs="Arial"/>
-          <w:sz w:val="32"/>
-          <w:szCs w:val="32"/>
-        </w:rPr>
-        <w:t>As pseudoclasses são chamadas pelo comando (:) e são relacionadas ao estado de um elemento, se ele está vazio, se está ativo, entre outros...</w:t>
-      </w:r>
-    </w:p>
-    <w:p>
-      <w:pPr>
-        <w:rPr>
-          <w:rFonts w:ascii="Arial" w:hAnsi="Arial" w:cs="Arial"/>
-          <w:b/>
-          <w:bCs/>
-          <w:sz w:val="32"/>
-          <w:szCs w:val="32"/>
-        </w:rPr>
-      </w:pPr>
-      <w:proofErr w:type="spellStart"/>
-      <w:r>
-        <w:rPr>
-          <w:rFonts w:ascii="Arial" w:hAnsi="Arial" w:cs="Arial"/>
-          <w:b/>
-          <w:bCs/>
-          <w:sz w:val="32"/>
-          <w:szCs w:val="32"/>
-        </w:rPr>
-        <w:t>hover</w:t>
-      </w:r>
-      <w:proofErr w:type="spellEnd"/>
-      <w:r>
-        <w:rPr>
-          <w:rFonts w:ascii="Arial" w:hAnsi="Arial" w:cs="Arial"/>
-          <w:b/>
-          <w:bCs/>
-          <w:sz w:val="32"/>
-          <w:szCs w:val="32"/>
-        </w:rPr>
-        <w:t xml:space="preserve"> {background-color: </w:t>
-      </w:r>
-      <w:proofErr w:type="spellStart"/>
-      <w:r>
-        <w:rPr>
-          <w:rFonts w:ascii="Arial" w:hAnsi="Arial" w:cs="Arial"/>
-          <w:b/>
-          <w:bCs/>
-          <w:sz w:val="32"/>
-          <w:szCs w:val="32"/>
-        </w:rPr>
-        <w:t>yellow</w:t>
-      </w:r>
-      <w:proofErr w:type="spellEnd"/>
-      <w:r>
-        <w:rPr>
-          <w:rFonts w:ascii="Arial" w:hAnsi="Arial" w:cs="Arial"/>
-          <w:b/>
-          <w:bCs/>
-          <w:sz w:val="32"/>
-          <w:szCs w:val="32"/>
-        </w:rPr>
-        <w:t>};</w:t>
-      </w:r>
-      <w:r>
-        <w:rPr>
-          <w:rFonts w:ascii="Arial" w:hAnsi="Arial" w:cs="Arial"/>
-          <w:sz w:val="32"/>
-          <w:szCs w:val="32"/>
-        </w:rPr>
-        <w:t xml:space="preserve"> </w:t>
-      </w:r>
-      <w:proofErr w:type="spellStart"/>
-      <w:r>
-        <w:rPr>
-          <w:rFonts w:ascii="Arial" w:hAnsi="Arial" w:cs="Arial"/>
-          <w:sz w:val="32"/>
-          <w:szCs w:val="32"/>
-        </w:rPr>
-        <w:t>Hover</w:t>
-      </w:r>
-      <w:proofErr w:type="spellEnd"/>
-      <w:r>
-        <w:rPr>
-          <w:rFonts w:ascii="Arial" w:hAnsi="Arial" w:cs="Arial"/>
-          <w:sz w:val="32"/>
-          <w:szCs w:val="32"/>
-        </w:rPr>
-        <w:t xml:space="preserve"> (significa que toda vez que passar o mouse por cima, </w:t>
-      </w:r>
-      <w:proofErr w:type="spellStart"/>
-      <w:r>
-        <w:rPr>
-          <w:rFonts w:ascii="Arial" w:hAnsi="Arial" w:cs="Arial"/>
-          <w:sz w:val="32"/>
-          <w:szCs w:val="32"/>
-        </w:rPr>
-        <w:t>tag</w:t>
-      </w:r>
-      <w:proofErr w:type="spellEnd"/>
-      <w:r>
-        <w:rPr>
-          <w:rFonts w:ascii="Arial" w:hAnsi="Arial" w:cs="Arial"/>
-          <w:sz w:val="32"/>
-          <w:szCs w:val="32"/>
-        </w:rPr>
-        <w:t xml:space="preserve"> selecionada terá uma mudança, nesse caso mudará de cor.)</w:t>
-      </w:r>
-      <w:r>
-        <w:rPr>
-          <w:rFonts w:ascii="Arial" w:hAnsi="Arial" w:cs="Arial"/>
-          <w:b/>
-          <w:bCs/>
-          <w:sz w:val="32"/>
-          <w:szCs w:val="32"/>
-        </w:rPr>
-        <w:t xml:space="preserve"> </w:t>
-      </w:r>
-    </w:p>
-    <w:p>
-      <w:pPr>
-        <w:rPr>
-          <w:rFonts w:ascii="Arial" w:hAnsi="Arial" w:cs="Arial"/>
-          <w:sz w:val="32"/>
-          <w:szCs w:val="32"/>
-        </w:rPr>
-      </w:pPr>
-    </w:p>
-    <w:p>
-      <w:pPr>
-        <w:rPr>
-          <w:rFonts w:ascii="Arial" w:hAnsi="Arial" w:cs="Arial"/>
-          <w:sz w:val="32"/>
-          <w:szCs w:val="32"/>
-        </w:rPr>
-      </w:pPr>
-      <w:proofErr w:type="spellStart"/>
-      <w:r>
-        <w:rPr>
-          <w:rFonts w:ascii="Arial" w:hAnsi="Arial" w:cs="Arial"/>
-          <w:b/>
-          <w:bCs/>
-          <w:sz w:val="32"/>
-          <w:szCs w:val="32"/>
-        </w:rPr>
-        <w:t>visited</w:t>
-      </w:r>
-      <w:proofErr w:type="spellEnd"/>
-      <w:r>
-        <w:rPr>
-          <w:rFonts w:ascii="Arial" w:hAnsi="Arial" w:cs="Arial"/>
-          <w:b/>
-          <w:bCs/>
-          <w:sz w:val="32"/>
-          <w:szCs w:val="32"/>
-        </w:rPr>
-        <w:t xml:space="preserve">; </w:t>
-      </w:r>
-      <w:proofErr w:type="gramStart"/>
-      <w:r>
-        <w:rPr>
-          <w:rFonts w:ascii="Arial" w:hAnsi="Arial" w:cs="Arial"/>
-          <w:sz w:val="32"/>
-          <w:szCs w:val="32"/>
-        </w:rPr>
-        <w:t>Significa</w:t>
-      </w:r>
-      <w:proofErr w:type="gramEnd"/>
-      <w:r>
-        <w:rPr>
-          <w:rFonts w:ascii="Arial" w:hAnsi="Arial" w:cs="Arial"/>
-          <w:sz w:val="32"/>
-          <w:szCs w:val="32"/>
-        </w:rPr>
-        <w:t xml:space="preserve"> que o estado atual da classe escolhida já foi </w:t>
-      </w:r>
-      <w:proofErr w:type="gramStart"/>
-      <w:r>
-        <w:rPr>
-          <w:rFonts w:ascii="Arial" w:hAnsi="Arial" w:cs="Arial"/>
-          <w:sz w:val="32"/>
-          <w:szCs w:val="32"/>
-        </w:rPr>
-        <w:t>visitada</w:t>
-      </w:r>
-      <w:proofErr w:type="gramEnd"/>
-      <w:r>
-        <w:rPr>
-          <w:rFonts w:ascii="Arial" w:hAnsi="Arial" w:cs="Arial"/>
-          <w:sz w:val="32"/>
-          <w:szCs w:val="32"/>
-        </w:rPr>
-        <w:t xml:space="preserve"> pelo navegador.</w:t>
-      </w:r>
-    </w:p>
-    <w:p>
-      <w:pPr>
-        <w:rPr>
-          <w:rFonts w:ascii="Arial" w:hAnsi="Arial" w:cs="Arial"/>
-          <w:sz w:val="32"/>
-          <w:szCs w:val="32"/>
-        </w:rPr>
-      </w:pPr>
-    </w:p>
-    <w:p>
-      <w:pPr>
-        <w:rPr>
-          <w:rFonts w:ascii="Arial" w:hAnsi="Arial" w:cs="Arial"/>
-          <w:sz w:val="32"/>
-          <w:szCs w:val="32"/>
-        </w:rPr>
-      </w:pPr>
-      <w:proofErr w:type="spellStart"/>
-      <w:r>
-        <w:rPr>
-          <w:rFonts w:ascii="Arial" w:hAnsi="Arial" w:cs="Arial"/>
-          <w:b/>
-          <w:bCs/>
-          <w:sz w:val="32"/>
-          <w:szCs w:val="32"/>
-        </w:rPr>
-        <w:t>active</w:t>
-      </w:r>
-      <w:proofErr w:type="spellEnd"/>
-      <w:r>
-        <w:rPr>
-          <w:rFonts w:ascii="Arial" w:hAnsi="Arial" w:cs="Arial"/>
-          <w:b/>
-          <w:bCs/>
-          <w:sz w:val="32"/>
-          <w:szCs w:val="32"/>
-        </w:rPr>
-        <w:t xml:space="preserve">; </w:t>
-      </w:r>
-      <w:proofErr w:type="gramStart"/>
-      <w:r>
-        <w:rPr>
-          <w:rFonts w:ascii="Arial" w:hAnsi="Arial" w:cs="Arial"/>
-          <w:sz w:val="32"/>
-          <w:szCs w:val="32"/>
-        </w:rPr>
-        <w:t>Significa</w:t>
-      </w:r>
-      <w:proofErr w:type="gramEnd"/>
-      <w:r>
-        <w:rPr>
-          <w:rFonts w:ascii="Arial" w:hAnsi="Arial" w:cs="Arial"/>
-          <w:sz w:val="32"/>
-          <w:szCs w:val="32"/>
-        </w:rPr>
-        <w:t xml:space="preserve"> que está em estado de clique, em ativação de algo.</w:t>
+      <w:r>
+        <w:rPr>
+          <w:rFonts w:ascii="Arial" w:hAnsi="Arial" w:cs="Arial"/>
+          <w:sz w:val="32"/>
+          <w:szCs w:val="32"/>
+        </w:rPr>
+        <w:t>Significa que está em estado de clique, em ativação de algo.</w:t>
       </w:r>
     </w:p>
     <w:p>
@@ -8774,25 +8548,7 @@
           <w:sz w:val="32"/>
           <w:szCs w:val="32"/>
         </w:rPr>
-        <w:t xml:space="preserve">Cria seções para a sua página, ela pode conter o conteúdo diretamente no seu corpo ou </w:t>
-      </w:r>
-      <w:proofErr w:type="gramStart"/>
-      <w:r>
-        <w:rPr>
-          <w:rFonts w:ascii="Arial" w:hAnsi="Arial" w:cs="Arial"/>
-          <w:sz w:val="32"/>
-          <w:szCs w:val="32"/>
-        </w:rPr>
-        <w:t>dividir  os</w:t>
-      </w:r>
-      <w:proofErr w:type="gramEnd"/>
-      <w:r>
-        <w:rPr>
-          <w:rFonts w:ascii="Arial" w:hAnsi="Arial" w:cs="Arial"/>
-          <w:sz w:val="32"/>
-          <w:szCs w:val="32"/>
-        </w:rPr>
-        <w:t xml:space="preserve"> conteúdos em artigos.</w:t>
+        <w:t>Cria seções para a sua página, ela pode conter o conteúdo diretamente no seu corpo ou dividir  os conteúdos em artigos.</w:t>
       </w:r>
     </w:p>
     <w:p>
@@ -9405,23 +9161,13 @@
         <w:lastRenderedPageBreak/>
         <w:t xml:space="preserve">Background-color; </w:t>
       </w:r>
-      <w:proofErr w:type="gramStart"/>
-      <w:r>
-        <w:rPr>
-          <w:rFonts w:ascii="Arial" w:hAnsi="Arial" w:cs="Arial"/>
-          <w:sz w:val="32"/>
-          <w:szCs w:val="32"/>
-        </w:rPr>
-        <w:t>Para</w:t>
-      </w:r>
-      <w:proofErr w:type="gramEnd"/>
-      <w:r>
-        <w:rPr>
-          <w:rFonts w:ascii="Arial" w:hAnsi="Arial" w:cs="Arial"/>
-          <w:sz w:val="32"/>
-          <w:szCs w:val="32"/>
-        </w:rPr>
-        <w:t xml:space="preserve"> colocar cor de fundo, do site, de uma caixa, ou de uma (</w:t>
+      <w:r>
+        <w:rPr>
+          <w:rFonts w:ascii="Arial" w:hAnsi="Arial" w:cs="Arial"/>
+          <w:sz w:val="32"/>
+          <w:szCs w:val="32"/>
+        </w:rPr>
+        <w:t>Para colocar cor de fundo, do site, de uma caixa, ou de uma (</w:t>
       </w:r>
       <w:proofErr w:type="spellStart"/>
       <w:r>
@@ -9504,23 +9250,13 @@
         </w:rPr>
         <w:t xml:space="preserve">; </w:t>
       </w:r>
-      <w:proofErr w:type="gramStart"/>
-      <w:r>
-        <w:rPr>
-          <w:rFonts w:ascii="Arial" w:hAnsi="Arial" w:cs="Arial"/>
-          <w:sz w:val="32"/>
-          <w:szCs w:val="32"/>
-        </w:rPr>
-        <w:t>Para</w:t>
-      </w:r>
-      <w:proofErr w:type="gramEnd"/>
-      <w:r>
-        <w:rPr>
-          <w:rFonts w:ascii="Arial" w:hAnsi="Arial" w:cs="Arial"/>
-          <w:sz w:val="32"/>
-          <w:szCs w:val="32"/>
-        </w:rPr>
-        <w:t xml:space="preserve"> colocar cor duplicada fazendo um tipo de sombreado.</w:t>
+      <w:r>
+        <w:rPr>
+          <w:rFonts w:ascii="Arial" w:hAnsi="Arial" w:cs="Arial"/>
+          <w:sz w:val="32"/>
+          <w:szCs w:val="32"/>
+        </w:rPr>
+        <w:t>Para colocar cor duplicada fazendo um tipo de sombreado.</w:t>
       </w:r>
     </w:p>
     <w:p>
@@ -9563,23 +9299,13 @@
         </w:rPr>
         <w:t xml:space="preserve">; </w:t>
       </w:r>
-      <w:proofErr w:type="gramStart"/>
-      <w:r>
-        <w:rPr>
-          <w:rFonts w:ascii="Arial" w:hAnsi="Arial" w:cs="Arial"/>
-          <w:sz w:val="32"/>
-          <w:szCs w:val="32"/>
-        </w:rPr>
-        <w:t>Para</w:t>
-      </w:r>
-      <w:proofErr w:type="gramEnd"/>
-      <w:r>
-        <w:rPr>
-          <w:rFonts w:ascii="Arial" w:hAnsi="Arial" w:cs="Arial"/>
-          <w:sz w:val="32"/>
-          <w:szCs w:val="32"/>
-        </w:rPr>
-        <w:t xml:space="preserve"> arredondar os cantos (pode ser utilizado de forma geral “10px” ou de forma horária “topo, direita, baixo, esquerda”</w:t>
+      <w:r>
+        <w:rPr>
+          <w:rFonts w:ascii="Arial" w:hAnsi="Arial" w:cs="Arial"/>
+          <w:sz w:val="32"/>
+          <w:szCs w:val="32"/>
+        </w:rPr>
+        <w:t>Para arredondar os cantos (pode ser utilizado de forma geral “10px” ou de forma horária “topo, direita, baixo, esquerda”</w:t>
       </w:r>
     </w:p>
     <w:p>
@@ -9994,23 +9720,13 @@
         </w:rPr>
         <w:t xml:space="preserve">; </w:t>
       </w:r>
-      <w:proofErr w:type="gramStart"/>
-      <w:r>
-        <w:rPr>
-          <w:rFonts w:ascii="Arial" w:hAnsi="Arial" w:cs="Arial"/>
-          <w:sz w:val="32"/>
-          <w:szCs w:val="32"/>
-        </w:rPr>
-        <w:t>Para</w:t>
-      </w:r>
-      <w:proofErr w:type="gramEnd"/>
-      <w:r>
-        <w:rPr>
-          <w:rFonts w:ascii="Arial" w:hAnsi="Arial" w:cs="Arial"/>
-          <w:sz w:val="32"/>
-          <w:szCs w:val="32"/>
-        </w:rPr>
-        <w:t xml:space="preserve"> definir a família de um parágrafo e/ou página.</w:t>
+      <w:r>
+        <w:rPr>
+          <w:rFonts w:ascii="Arial" w:hAnsi="Arial" w:cs="Arial"/>
+          <w:sz w:val="32"/>
+          <w:szCs w:val="32"/>
+        </w:rPr>
+        <w:t>Para definir a família de um parágrafo e/ou página.</w:t>
       </w:r>
     </w:p>
     <w:p>
@@ -10043,23 +9759,13 @@
         </w:rPr>
         <w:t xml:space="preserve">; </w:t>
       </w:r>
-      <w:proofErr w:type="gramStart"/>
-      <w:r>
-        <w:rPr>
-          <w:rFonts w:ascii="Arial" w:hAnsi="Arial" w:cs="Arial"/>
-          <w:sz w:val="32"/>
-          <w:szCs w:val="32"/>
-        </w:rPr>
-        <w:t>Para</w:t>
-      </w:r>
-      <w:proofErr w:type="gramEnd"/>
-      <w:r>
-        <w:rPr>
-          <w:rFonts w:ascii="Arial" w:hAnsi="Arial" w:cs="Arial"/>
-          <w:sz w:val="32"/>
-          <w:szCs w:val="32"/>
-        </w:rPr>
-        <w:t xml:space="preserve"> definir o tamanho da letra.</w:t>
+      <w:r>
+        <w:rPr>
+          <w:rFonts w:ascii="Arial" w:hAnsi="Arial" w:cs="Arial"/>
+          <w:sz w:val="32"/>
+          <w:szCs w:val="32"/>
+        </w:rPr>
+        <w:t>Para definir o tamanho da letra.</w:t>
       </w:r>
     </w:p>
     <w:p>
@@ -10216,7 +9922,6 @@
         <w:t xml:space="preserve">@import </w:t>
       </w:r>
       <w:proofErr w:type="spellStart"/>
-      <w:proofErr w:type="gramStart"/>
       <w:r>
         <w:rPr>
           <w:rFonts w:ascii="Arial" w:hAnsi="Arial" w:cs="Arial"/>
@@ -10236,18 +9941,7 @@
           <w:sz w:val="32"/>
           <w:szCs w:val="32"/>
         </w:rPr>
-        <w:t>(</w:t>
-      </w:r>
-      <w:proofErr w:type="gramEnd"/>
-      <w:r>
-        <w:rPr>
-          <w:rFonts w:ascii="Arial" w:hAnsi="Arial" w:cs="Arial"/>
-          <w:b/>
-          <w:bCs/>
-          <w:sz w:val="32"/>
-          <w:szCs w:val="32"/>
-        </w:rPr>
-        <w:t xml:space="preserve">incorporação do </w:t>
+        <w:t xml:space="preserve">(incorporação do </w:t>
       </w:r>
       <w:proofErr w:type="spellStart"/>
       <w:r>
@@ -10271,23 +9965,13 @@
         </w:rPr>
         <w:t xml:space="preserve">); </w:t>
       </w:r>
-      <w:proofErr w:type="gramStart"/>
-      <w:r>
-        <w:rPr>
-          <w:rFonts w:ascii="Arial" w:hAnsi="Arial" w:cs="Arial"/>
-          <w:sz w:val="32"/>
-          <w:szCs w:val="32"/>
-        </w:rPr>
-        <w:t>Para</w:t>
-      </w:r>
-      <w:proofErr w:type="gramEnd"/>
-      <w:r>
-        <w:rPr>
-          <w:rFonts w:ascii="Arial" w:hAnsi="Arial" w:cs="Arial"/>
-          <w:sz w:val="32"/>
-          <w:szCs w:val="32"/>
-        </w:rPr>
-        <w:t xml:space="preserve"> importar fontes externas.</w:t>
+      <w:r>
+        <w:rPr>
+          <w:rFonts w:ascii="Arial" w:hAnsi="Arial" w:cs="Arial"/>
+          <w:sz w:val="32"/>
+          <w:szCs w:val="32"/>
+        </w:rPr>
+        <w:t>Para importar fontes externas.</w:t>
       </w:r>
     </w:p>
     <w:p>
@@ -10622,7 +10306,6 @@
         <w:t>:</w:t>
       </w:r>
       <w:proofErr w:type="spellStart"/>
-      <w:proofErr w:type="gramStart"/>
       <w:r>
         <w:rPr>
           <w:rFonts w:ascii="Arial" w:hAnsi="Arial" w:cs="Arial"/>
@@ -10642,9 +10325,270 @@
           <w:sz w:val="32"/>
           <w:szCs w:val="32"/>
         </w:rPr>
-        <w:t xml:space="preserve"> ;</w:t>
-      </w:r>
-      <w:proofErr w:type="gramEnd"/>
+        <w:t xml:space="preserve"> ; </w:t>
+      </w:r>
+      <w:r>
+        <w:rPr>
+          <w:rFonts w:ascii="Arial" w:hAnsi="Arial" w:cs="Arial"/>
+          <w:sz w:val="32"/>
+          <w:szCs w:val="32"/>
+        </w:rPr>
+        <w:t xml:space="preserve">Se caracteriza um </w:t>
+      </w:r>
+      <w:proofErr w:type="spellStart"/>
+      <w:r>
+        <w:rPr>
+          <w:rFonts w:ascii="Arial" w:hAnsi="Arial" w:cs="Arial"/>
+          <w:sz w:val="32"/>
+          <w:szCs w:val="32"/>
+        </w:rPr>
+        <w:t>pseudo-classe</w:t>
+      </w:r>
+      <w:proofErr w:type="spellEnd"/>
+      <w:r>
+        <w:rPr>
+          <w:rFonts w:ascii="Arial" w:hAnsi="Arial" w:cs="Arial"/>
+          <w:sz w:val="32"/>
+          <w:szCs w:val="32"/>
+        </w:rPr>
+        <w:t xml:space="preserve">, indicando que algo acontecerá ao passar o mouse em cima (temos diversos </w:t>
+      </w:r>
+      <w:proofErr w:type="spellStart"/>
+      <w:r>
+        <w:rPr>
+          <w:rFonts w:ascii="Arial" w:hAnsi="Arial" w:cs="Arial"/>
+          <w:sz w:val="32"/>
+          <w:szCs w:val="32"/>
+        </w:rPr>
+        <w:t>pseudo-classe</w:t>
+      </w:r>
+      <w:proofErr w:type="spellEnd"/>
+      <w:r>
+        <w:rPr>
+          <w:rFonts w:ascii="Arial" w:hAnsi="Arial" w:cs="Arial"/>
+          <w:sz w:val="32"/>
+          <w:szCs w:val="32"/>
+        </w:rPr>
+        <w:t>, esse foi só um exemplo)</w:t>
+      </w:r>
+    </w:p>
+    <w:p>
+      <w:pPr>
+        <w:rPr>
+          <w:rFonts w:ascii="Arial" w:hAnsi="Arial" w:cs="Arial"/>
+          <w:sz w:val="32"/>
+          <w:szCs w:val="32"/>
+        </w:rPr>
+      </w:pPr>
+      <w:r>
+        <w:rPr>
+          <w:rFonts w:ascii="Arial" w:hAnsi="Arial" w:cs="Arial"/>
+          <w:b/>
+          <w:bCs/>
+          <w:sz w:val="32"/>
+          <w:szCs w:val="32"/>
+        </w:rPr>
+        <w:t>::</w:t>
+      </w:r>
+      <w:proofErr w:type="spellStart"/>
+      <w:r>
+        <w:rPr>
+          <w:rFonts w:ascii="Arial" w:hAnsi="Arial" w:cs="Arial"/>
+          <w:b/>
+          <w:bCs/>
+          <w:sz w:val="32"/>
+          <w:szCs w:val="32"/>
+        </w:rPr>
+        <w:t>before</w:t>
+      </w:r>
+      <w:proofErr w:type="spellEnd"/>
+      <w:r>
+        <w:rPr>
+          <w:rFonts w:ascii="Arial" w:hAnsi="Arial" w:cs="Arial"/>
+          <w:b/>
+          <w:bCs/>
+          <w:sz w:val="32"/>
+          <w:szCs w:val="32"/>
+        </w:rPr>
+        <w:t xml:space="preserve">; </w:t>
+      </w:r>
+      <w:r>
+        <w:rPr>
+          <w:rFonts w:ascii="Arial" w:hAnsi="Arial" w:cs="Arial"/>
+          <w:sz w:val="32"/>
+          <w:szCs w:val="32"/>
+        </w:rPr>
+        <w:t xml:space="preserve">Se caracteriza um </w:t>
+      </w:r>
+      <w:proofErr w:type="spellStart"/>
+      <w:r>
+        <w:rPr>
+          <w:rFonts w:ascii="Arial" w:hAnsi="Arial" w:cs="Arial"/>
+          <w:sz w:val="32"/>
+          <w:szCs w:val="32"/>
+        </w:rPr>
+        <w:t>pseudo-elemento</w:t>
+      </w:r>
+      <w:proofErr w:type="spellEnd"/>
+      <w:r>
+        <w:rPr>
+          <w:rFonts w:ascii="Arial" w:hAnsi="Arial" w:cs="Arial"/>
+          <w:sz w:val="32"/>
+          <w:szCs w:val="32"/>
+        </w:rPr>
+        <w:t xml:space="preserve">, indicando que algo acontecerá sobre a </w:t>
+      </w:r>
+      <w:proofErr w:type="spellStart"/>
+      <w:r>
+        <w:rPr>
+          <w:rFonts w:ascii="Arial" w:hAnsi="Arial" w:cs="Arial"/>
+          <w:sz w:val="32"/>
+          <w:szCs w:val="32"/>
+        </w:rPr>
+        <w:t>tag</w:t>
+      </w:r>
+      <w:proofErr w:type="spellEnd"/>
+      <w:r>
+        <w:rPr>
+          <w:rFonts w:ascii="Arial" w:hAnsi="Arial" w:cs="Arial"/>
+          <w:sz w:val="32"/>
+          <w:szCs w:val="32"/>
+        </w:rPr>
+        <w:t xml:space="preserve"> (</w:t>
+      </w:r>
+      <w:proofErr w:type="spellStart"/>
+      <w:r>
+        <w:rPr>
+          <w:rFonts w:ascii="Arial" w:hAnsi="Arial" w:cs="Arial"/>
+          <w:sz w:val="32"/>
+          <w:szCs w:val="32"/>
+        </w:rPr>
+        <w:t>before</w:t>
+      </w:r>
+      <w:proofErr w:type="spellEnd"/>
+      <w:r>
+        <w:rPr>
+          <w:rFonts w:ascii="Arial" w:hAnsi="Arial" w:cs="Arial"/>
+          <w:sz w:val="32"/>
+          <w:szCs w:val="32"/>
+        </w:rPr>
+        <w:t xml:space="preserve"> significa que algo será inserido antes de um parágrafo, ou outro tipo de texto, esse foi só um exemplo de </w:t>
+      </w:r>
+      <w:proofErr w:type="spellStart"/>
+      <w:r>
+        <w:rPr>
+          <w:rFonts w:ascii="Arial" w:hAnsi="Arial" w:cs="Arial"/>
+          <w:sz w:val="32"/>
+          <w:szCs w:val="32"/>
+        </w:rPr>
+        <w:t>pseudo-elemento</w:t>
+      </w:r>
+      <w:proofErr w:type="spellEnd"/>
+      <w:r>
+        <w:rPr>
+          <w:rFonts w:ascii="Arial" w:hAnsi="Arial" w:cs="Arial"/>
+          <w:sz w:val="32"/>
+          <w:szCs w:val="32"/>
+        </w:rPr>
+        <w:t>.)</w:t>
+      </w:r>
+    </w:p>
+    <w:p>
+      <w:pPr>
+        <w:rPr>
+          <w:rFonts w:ascii="Arial" w:hAnsi="Arial" w:cs="Arial"/>
+          <w:sz w:val="32"/>
+          <w:szCs w:val="32"/>
+        </w:rPr>
+      </w:pPr>
+      <w:proofErr w:type="spellStart"/>
+      <w:r>
+        <w:rPr>
+          <w:rFonts w:ascii="Arial" w:hAnsi="Arial" w:cs="Arial"/>
+          <w:b/>
+          <w:bCs/>
+          <w:sz w:val="32"/>
+          <w:szCs w:val="32"/>
+        </w:rPr>
+        <w:t>Outline</w:t>
+      </w:r>
+      <w:proofErr w:type="spellEnd"/>
+      <w:r>
+        <w:rPr>
+          <w:rFonts w:ascii="Arial" w:hAnsi="Arial" w:cs="Arial"/>
+          <w:b/>
+          <w:bCs/>
+          <w:sz w:val="32"/>
+          <w:szCs w:val="32"/>
+        </w:rPr>
+        <w:t xml:space="preserve">; </w:t>
+      </w:r>
+      <w:r>
+        <w:rPr>
+          <w:rFonts w:ascii="Arial" w:hAnsi="Arial" w:cs="Arial"/>
+          <w:sz w:val="32"/>
+          <w:szCs w:val="32"/>
+        </w:rPr>
+        <w:t xml:space="preserve">Cria uma linha que fica em volta da caixa (necessita do tamanho da linha em </w:t>
+      </w:r>
+      <w:proofErr w:type="spellStart"/>
+      <w:r>
+        <w:rPr>
+          <w:rFonts w:ascii="Arial" w:hAnsi="Arial" w:cs="Arial"/>
+          <w:sz w:val="32"/>
+          <w:szCs w:val="32"/>
+        </w:rPr>
+        <w:t>px</w:t>
+      </w:r>
+      <w:proofErr w:type="spellEnd"/>
+      <w:r>
+        <w:rPr>
+          <w:rFonts w:ascii="Arial" w:hAnsi="Arial" w:cs="Arial"/>
+          <w:sz w:val="32"/>
+          <w:szCs w:val="32"/>
+        </w:rPr>
+        <w:t>, precisa do estilo da linha, e a cor da linha)</w:t>
+      </w:r>
+    </w:p>
+    <w:p>
+      <w:pPr>
+        <w:rPr>
+          <w:rFonts w:ascii="Arial" w:hAnsi="Arial" w:cs="Arial"/>
+          <w:sz w:val="32"/>
+          <w:szCs w:val="32"/>
+        </w:rPr>
+      </w:pPr>
+    </w:p>
+    <w:p>
+      <w:pPr>
+        <w:rPr>
+          <w:rFonts w:ascii="Arial" w:hAnsi="Arial" w:cs="Arial"/>
+          <w:sz w:val="32"/>
+          <w:szCs w:val="32"/>
+        </w:rPr>
+      </w:pPr>
+      <w:proofErr w:type="spellStart"/>
+      <w:r>
+        <w:rPr>
+          <w:rFonts w:ascii="Arial" w:hAnsi="Arial" w:cs="Arial"/>
+          <w:b/>
+          <w:bCs/>
+          <w:sz w:val="32"/>
+          <w:szCs w:val="32"/>
+        </w:rPr>
+        <w:t>main</w:t>
+      </w:r>
+      <w:proofErr w:type="spellEnd"/>
+      <w:r>
+        <w:rPr>
+          <w:rFonts w:ascii="Arial" w:hAnsi="Arial" w:cs="Arial"/>
+          <w:b/>
+          <w:bCs/>
+          <w:sz w:val="32"/>
+          <w:szCs w:val="32"/>
+        </w:rPr>
+        <w:t>;</w:t>
+      </w:r>
       <w:r>
         <w:rPr>
           <w:rFonts w:ascii="Arial" w:hAnsi="Arial" w:cs="Arial"/>
@@ -10655,193 +10599,216 @@
         </w:rPr>
         <w:t xml:space="preserve"> </w:t>
       </w:r>
-      <w:proofErr w:type="gramStart"/>
-      <w:r>
-        <w:rPr>
-          <w:rFonts w:ascii="Arial" w:hAnsi="Arial" w:cs="Arial"/>
-          <w:sz w:val="32"/>
-          <w:szCs w:val="32"/>
-        </w:rPr>
-        <w:t>Se</w:t>
-      </w:r>
-      <w:proofErr w:type="gramEnd"/>
-      <w:r>
-        <w:rPr>
-          <w:rFonts w:ascii="Arial" w:hAnsi="Arial" w:cs="Arial"/>
-          <w:sz w:val="32"/>
-          <w:szCs w:val="32"/>
-        </w:rPr>
-        <w:t xml:space="preserve"> caracteriza um </w:t>
-      </w:r>
-      <w:proofErr w:type="spellStart"/>
-      <w:r>
-        <w:rPr>
-          <w:rFonts w:ascii="Arial" w:hAnsi="Arial" w:cs="Arial"/>
-          <w:sz w:val="32"/>
-          <w:szCs w:val="32"/>
-        </w:rPr>
-        <w:t>pseudo-classe</w:t>
-      </w:r>
-      <w:proofErr w:type="spellEnd"/>
-      <w:r>
-        <w:rPr>
-          <w:rFonts w:ascii="Arial" w:hAnsi="Arial" w:cs="Arial"/>
-          <w:sz w:val="32"/>
-          <w:szCs w:val="32"/>
-        </w:rPr>
-        <w:t xml:space="preserve">, indicando que algo acontecerá ao passar o mouse em cima (temos diversos </w:t>
-      </w:r>
-      <w:proofErr w:type="spellStart"/>
-      <w:r>
-        <w:rPr>
-          <w:rFonts w:ascii="Arial" w:hAnsi="Arial" w:cs="Arial"/>
-          <w:sz w:val="32"/>
-          <w:szCs w:val="32"/>
-        </w:rPr>
-        <w:t>pseudo-classe</w:t>
-      </w:r>
-      <w:proofErr w:type="spellEnd"/>
-      <w:r>
-        <w:rPr>
-          <w:rFonts w:ascii="Arial" w:hAnsi="Arial" w:cs="Arial"/>
-          <w:sz w:val="32"/>
-          <w:szCs w:val="32"/>
-        </w:rPr>
-        <w:t>, esse foi só um exemplo)</w:t>
-      </w:r>
-    </w:p>
-    <w:p>
-      <w:pPr>
-        <w:rPr>
-          <w:rFonts w:ascii="Arial" w:hAnsi="Arial" w:cs="Arial"/>
-          <w:sz w:val="32"/>
-          <w:szCs w:val="32"/>
-        </w:rPr>
-      </w:pPr>
-      <w:proofErr w:type="gramStart"/>
-      <w:r>
-        <w:rPr>
-          <w:rFonts w:ascii="Arial" w:hAnsi="Arial" w:cs="Arial"/>
-          <w:b/>
-          <w:bCs/>
-          <w:sz w:val="32"/>
-          <w:szCs w:val="32"/>
-        </w:rPr>
-        <w:t>::</w:t>
-      </w:r>
-      <w:proofErr w:type="spellStart"/>
-      <w:proofErr w:type="gramEnd"/>
-      <w:r>
-        <w:rPr>
-          <w:rFonts w:ascii="Arial" w:hAnsi="Arial" w:cs="Arial"/>
-          <w:b/>
-          <w:bCs/>
-          <w:sz w:val="32"/>
-          <w:szCs w:val="32"/>
-        </w:rPr>
-        <w:t>before</w:t>
-      </w:r>
-      <w:proofErr w:type="spellEnd"/>
-      <w:r>
-        <w:rPr>
-          <w:rFonts w:ascii="Arial" w:hAnsi="Arial" w:cs="Arial"/>
-          <w:b/>
-          <w:bCs/>
-          <w:sz w:val="32"/>
-          <w:szCs w:val="32"/>
-        </w:rPr>
-        <w:t xml:space="preserve">; </w:t>
-      </w:r>
-      <w:proofErr w:type="gramStart"/>
-      <w:r>
-        <w:rPr>
-          <w:rFonts w:ascii="Arial" w:hAnsi="Arial" w:cs="Arial"/>
-          <w:sz w:val="32"/>
-          <w:szCs w:val="32"/>
-        </w:rPr>
-        <w:t>Se</w:t>
-      </w:r>
-      <w:proofErr w:type="gramEnd"/>
-      <w:r>
-        <w:rPr>
-          <w:rFonts w:ascii="Arial" w:hAnsi="Arial" w:cs="Arial"/>
-          <w:sz w:val="32"/>
-          <w:szCs w:val="32"/>
-        </w:rPr>
-        <w:t xml:space="preserve"> caracteriza um </w:t>
-      </w:r>
-      <w:proofErr w:type="spellStart"/>
-      <w:r>
-        <w:rPr>
-          <w:rFonts w:ascii="Arial" w:hAnsi="Arial" w:cs="Arial"/>
-          <w:sz w:val="32"/>
-          <w:szCs w:val="32"/>
-        </w:rPr>
-        <w:t>pseudo-elemento</w:t>
-      </w:r>
-      <w:proofErr w:type="spellEnd"/>
-      <w:r>
-        <w:rPr>
-          <w:rFonts w:ascii="Arial" w:hAnsi="Arial" w:cs="Arial"/>
-          <w:sz w:val="32"/>
-          <w:szCs w:val="32"/>
-        </w:rPr>
-        <w:t xml:space="preserve">, indicando que algo acontecerá sobre a </w:t>
-      </w:r>
-      <w:proofErr w:type="spellStart"/>
-      <w:r>
-        <w:rPr>
-          <w:rFonts w:ascii="Arial" w:hAnsi="Arial" w:cs="Arial"/>
-          <w:sz w:val="32"/>
-          <w:szCs w:val="32"/>
-        </w:rPr>
-        <w:t>tag</w:t>
-      </w:r>
-      <w:proofErr w:type="spellEnd"/>
-      <w:r>
-        <w:rPr>
-          <w:rFonts w:ascii="Arial" w:hAnsi="Arial" w:cs="Arial"/>
-          <w:sz w:val="32"/>
-          <w:szCs w:val="32"/>
-        </w:rPr>
-        <w:t xml:space="preserve"> (</w:t>
-      </w:r>
-      <w:proofErr w:type="spellStart"/>
-      <w:r>
-        <w:rPr>
-          <w:rFonts w:ascii="Arial" w:hAnsi="Arial" w:cs="Arial"/>
-          <w:sz w:val="32"/>
-          <w:szCs w:val="32"/>
-        </w:rPr>
-        <w:t>before</w:t>
-      </w:r>
-      <w:proofErr w:type="spellEnd"/>
-      <w:r>
-        <w:rPr>
-          <w:rFonts w:ascii="Arial" w:hAnsi="Arial" w:cs="Arial"/>
-          <w:sz w:val="32"/>
-          <w:szCs w:val="32"/>
-        </w:rPr>
-        <w:t xml:space="preserve"> significa que algo será inserido antes de um parágrafo, ou outro tipo de texto, esse foi só um exemplo de </w:t>
-      </w:r>
-      <w:proofErr w:type="spellStart"/>
-      <w:r>
-        <w:rPr>
-          <w:rFonts w:ascii="Arial" w:hAnsi="Arial" w:cs="Arial"/>
-          <w:sz w:val="32"/>
-          <w:szCs w:val="32"/>
-        </w:rPr>
-        <w:t>pseudo-elemento</w:t>
-      </w:r>
-      <w:proofErr w:type="spellEnd"/>
-      <w:r>
-        <w:rPr>
-          <w:rFonts w:ascii="Arial" w:hAnsi="Arial" w:cs="Arial"/>
-          <w:sz w:val="32"/>
-          <w:szCs w:val="32"/>
-        </w:rPr>
-        <w:t>.)</w:t>
-      </w:r>
+      <w:r>
+        <w:rPr>
+          <w:rFonts w:ascii="Arial" w:hAnsi="Arial" w:cs="Arial"/>
+          <w:sz w:val="32"/>
+          <w:szCs w:val="32"/>
+        </w:rPr>
+        <w:t>Cria o conteúdo principal de uma página</w:t>
+      </w:r>
+    </w:p>
+    <w:p>
+      <w:pPr>
+        <w:rPr>
+          <w:rFonts w:ascii="Arial" w:hAnsi="Arial" w:cs="Arial"/>
+          <w:sz w:val="32"/>
+          <w:szCs w:val="32"/>
+        </w:rPr>
+      </w:pPr>
+      <w:r>
+        <w:rPr>
+          <w:rFonts w:ascii="Arial" w:hAnsi="Arial" w:cs="Arial"/>
+          <w:b/>
+          <w:bCs/>
+          <w:sz w:val="32"/>
+          <w:szCs w:val="32"/>
+        </w:rPr>
+        <w:t>header;</w:t>
+      </w:r>
+      <w:r>
+        <w:rPr>
+          <w:rFonts w:ascii="Arial" w:hAnsi="Arial" w:cs="Arial"/>
+          <w:b/>
+          <w:bCs/>
+          <w:sz w:val="32"/>
+          <w:szCs w:val="32"/>
+        </w:rPr>
+        <w:t xml:space="preserve"> </w:t>
+      </w:r>
+      <w:r>
+        <w:rPr>
+          <w:rFonts w:ascii="Arial" w:hAnsi="Arial" w:cs="Arial"/>
+          <w:sz w:val="32"/>
+          <w:szCs w:val="32"/>
+        </w:rPr>
+        <w:t>Cria o cabeçalho de uma página</w:t>
+      </w:r>
+    </w:p>
+    <w:p>
+      <w:pPr>
+        <w:rPr>
+          <w:rFonts w:ascii="Arial" w:hAnsi="Arial" w:cs="Arial"/>
+          <w:sz w:val="32"/>
+          <w:szCs w:val="32"/>
+        </w:rPr>
+      </w:pPr>
+      <w:proofErr w:type="spellStart"/>
+      <w:r>
+        <w:rPr>
+          <w:rFonts w:ascii="Arial" w:hAnsi="Arial" w:cs="Arial"/>
+          <w:b/>
+          <w:bCs/>
+          <w:sz w:val="32"/>
+          <w:szCs w:val="32"/>
+        </w:rPr>
+        <w:t>nav</w:t>
+      </w:r>
+      <w:proofErr w:type="spellEnd"/>
+      <w:r>
+        <w:rPr>
+          <w:rFonts w:ascii="Arial" w:hAnsi="Arial" w:cs="Arial"/>
+          <w:b/>
+          <w:bCs/>
+          <w:sz w:val="32"/>
+          <w:szCs w:val="32"/>
+        </w:rPr>
+        <w:t>;</w:t>
+      </w:r>
+      <w:r>
+        <w:rPr>
+          <w:rFonts w:ascii="Arial" w:hAnsi="Arial" w:cs="Arial"/>
+          <w:b/>
+          <w:bCs/>
+          <w:sz w:val="32"/>
+          <w:szCs w:val="32"/>
+        </w:rPr>
+        <w:t xml:space="preserve"> </w:t>
+      </w:r>
+      <w:r>
+        <w:rPr>
+          <w:rFonts w:ascii="Arial" w:hAnsi="Arial" w:cs="Arial"/>
+          <w:sz w:val="32"/>
+          <w:szCs w:val="32"/>
+        </w:rPr>
+        <w:t>A parte de navegação de um cabeçalho</w:t>
+      </w:r>
+    </w:p>
+    <w:p>
+      <w:pPr>
+        <w:rPr>
+          <w:rFonts w:ascii="Arial" w:hAnsi="Arial" w:cs="Arial"/>
+          <w:sz w:val="32"/>
+          <w:szCs w:val="32"/>
+        </w:rPr>
+      </w:pPr>
+      <w:proofErr w:type="spellStart"/>
+      <w:r>
+        <w:rPr>
+          <w:rFonts w:ascii="Arial" w:hAnsi="Arial" w:cs="Arial"/>
+          <w:b/>
+          <w:bCs/>
+          <w:sz w:val="32"/>
+          <w:szCs w:val="32"/>
+        </w:rPr>
+        <w:t>article</w:t>
+      </w:r>
+      <w:proofErr w:type="spellEnd"/>
+      <w:r>
+        <w:rPr>
+          <w:rFonts w:ascii="Arial" w:hAnsi="Arial" w:cs="Arial"/>
+          <w:b/>
+          <w:bCs/>
+          <w:sz w:val="32"/>
+          <w:szCs w:val="32"/>
+        </w:rPr>
+        <w:t>;</w:t>
+      </w:r>
+      <w:r>
+        <w:rPr>
+          <w:rFonts w:ascii="Arial" w:hAnsi="Arial" w:cs="Arial"/>
+          <w:b/>
+          <w:bCs/>
+          <w:sz w:val="32"/>
+          <w:szCs w:val="32"/>
+        </w:rPr>
+        <w:t xml:space="preserve"> </w:t>
+      </w:r>
+      <w:r>
+        <w:rPr>
+          <w:rFonts w:ascii="Arial" w:hAnsi="Arial" w:cs="Arial"/>
+          <w:sz w:val="32"/>
+          <w:szCs w:val="32"/>
+        </w:rPr>
+        <w:t>O artigo do conteúdo principal ou secundário e etc..</w:t>
+      </w:r>
+    </w:p>
+    <w:p>
+      <w:pPr>
+        <w:rPr>
+          <w:rFonts w:ascii="Arial" w:hAnsi="Arial" w:cs="Arial"/>
+          <w:sz w:val="32"/>
+          <w:szCs w:val="32"/>
+        </w:rPr>
+      </w:pPr>
+      <w:proofErr w:type="spellStart"/>
+      <w:r>
+        <w:rPr>
+          <w:rFonts w:ascii="Arial" w:hAnsi="Arial" w:cs="Arial"/>
+          <w:b/>
+          <w:bCs/>
+          <w:sz w:val="32"/>
+          <w:szCs w:val="32"/>
+        </w:rPr>
+        <w:t>aside</w:t>
+      </w:r>
+      <w:proofErr w:type="spellEnd"/>
+      <w:r>
+        <w:rPr>
+          <w:rFonts w:ascii="Arial" w:hAnsi="Arial" w:cs="Arial"/>
+          <w:b/>
+          <w:bCs/>
+          <w:sz w:val="32"/>
+          <w:szCs w:val="32"/>
+        </w:rPr>
+        <w:t>;</w:t>
+      </w:r>
+      <w:r>
+        <w:rPr>
+          <w:rFonts w:ascii="Arial" w:hAnsi="Arial" w:cs="Arial"/>
+          <w:b/>
+          <w:bCs/>
+          <w:sz w:val="32"/>
+          <w:szCs w:val="32"/>
+        </w:rPr>
+        <w:t xml:space="preserve"> </w:t>
+      </w:r>
+      <w:r>
+        <w:rPr>
+          <w:rFonts w:ascii="Arial" w:hAnsi="Arial" w:cs="Arial"/>
+          <w:sz w:val="32"/>
+          <w:szCs w:val="32"/>
+        </w:rPr>
+        <w:t xml:space="preserve">Algo complementara a matéria </w:t>
+      </w:r>
+    </w:p>
+    <w:p>
+      <w:pPr>
+        <w:rPr>
+          <w:rFonts w:ascii="Arial" w:hAnsi="Arial" w:cs="Arial"/>
+          <w:sz w:val="32"/>
+          <w:szCs w:val="32"/>
+        </w:rPr>
+      </w:pPr>
+    </w:p>
+    <w:p>
+      <w:pPr>
+        <w:rPr>
+          <w:rFonts w:ascii="Arial" w:hAnsi="Arial" w:cs="Arial"/>
+          <w:sz w:val="32"/>
+          <w:szCs w:val="32"/>
+        </w:rPr>
+      </w:pPr>
     </w:p>
     <w:p>
       <w:pPr>
@@ -11561,6 +11528,14 @@
     <w:abstractNumId w:val="4"/>
   </w:num>
 </w:numbering>
+</file>
+
+<file path=word/people.xml><?xml version="1.0" encoding="utf-8"?>
+<w15:people xmlns:wpc="http://schemas.microsoft.com/office/word/2010/wordprocessingCanvas" xmlns:cx="http://schemas.microsoft.com/office/drawing/2014/chartex" xmlns:cx1="http://schemas.microsoft.com/office/drawing/2015/9/8/chartex" xmlns:cx2="http://schemas.microsoft.com/office/drawing/2015/10/21/chartex" xmlns:cx3="http://schemas.microsoft.com/office/drawing/2016/5/9/chartex" xmlns:cx4="http://schemas.microsoft.com/office/drawing/2016/5/10/chartex" xmlns:cx5="http://schemas.microsoft.com/office/drawing/2016/5/11/chartex" xmlns:cx6="http://schemas.microsoft.com/office/drawing/2016/5/12/chartex" xmlns:cx7="http://schemas.microsoft.com/office/drawing/2016/5/13/chartex" xmlns:cx8="http://schemas.microsoft.com/office/drawing/2016/5/14/chartex" xmlns:mc="http://schemas.openxmlformats.org/markup-compatibility/2006" xmlns:aink="http://schemas.microsoft.com/office/drawing/2016/ink" xmlns:am3d="http://schemas.microsoft.com/office/drawing/2017/model3d" xmlns:o="urn:schemas-microsoft-com:office:office" xmlns:oel="http://schemas.microsoft.com/office/2019/extlst" xmlns:r="http://schemas.openxmlformats.org/officeDocument/2006/relationships" xmlns:m="http://schemas.openxmlformats.org/officeDocument/2006/math" xmlns:v="urn:schemas-microsoft-com:vml" xmlns:wp14="http://schemas.microsoft.com/office/word/2010/wordprocessingDrawing" xmlns:wp="http://schemas.openxmlformats.org/drawingml/2006/wordprocessingDrawing" xmlns:w10="urn:schemas-microsoft-com:office:word" xmlns:w="http://schemas.openxmlformats.org/wordprocessingml/2006/main" xmlns:w14="http://schemas.microsoft.com/office/word/2010/wordml" xmlns:w15="http://schemas.microsoft.com/office/word/2012/wordml" xmlns:w16cex="http://schemas.microsoft.com/office/word/2018/wordml/cex" xmlns:w16cid="http://schemas.microsoft.com/office/word/2016/wordml/cid" xmlns:w16="http://schemas.microsoft.com/office/word/2018/wordml" xmlns:w16du="http://schemas.microsoft.com/office/word/2023/wordml/word16du" xmlns:w16sdtdh="http://schemas.microsoft.com/office/word/2020/wordml/sdtdatahash" xmlns:w16sdtfl="http://schemas.microsoft.com/office/word/2024/wordml/sdtformatlock" xmlns:w16se="http://schemas.microsoft.com/office/word/2015/wordml/symex" xmlns:wpg="http://schemas.microsoft.com/office/word/2010/wordprocessingGroup" xmlns:wpi="http://schemas.microsoft.com/office/word/2010/wordprocessingInk" xmlns:wne="http://schemas.microsoft.com/office/word/2006/wordml" xmlns:wps="http://schemas.microsoft.com/office/word/2010/wordprocessingShape" mc:Ignorable="w14 w15 w16se w16cid w16 w16cex w16sdtdh w16sdtfl w16du wp14">
+  <w15:person w15:author="Eduardo">
+    <w15:presenceInfo w15:providerId="None" w15:userId="Eduardo"/>
+  </w15:person>
+</w15:people>
 </file>
 
 <file path=word/styles.xml><?xml version="1.0" encoding="utf-8"?>

--- a/conteudo word/html-css 2.docx
+++ b/conteudo word/html-css 2.docx
@@ -201,7 +201,25 @@
           <w:sz w:val="32"/>
           <w:szCs w:val="32"/>
         </w:rPr>
-        <w:t xml:space="preserve"> ou publicação que pode fazer muito sucesso, mesmo não seguindo a risca as emoções das cores.</w:t>
+        <w:t xml:space="preserve"> ou publicação que pode fazer muito sucesso, mesmo não seguindo </w:t>
+      </w:r>
+      <w:proofErr w:type="gramStart"/>
+      <w:r>
+        <w:rPr>
+          <w:rFonts w:ascii="Arial" w:hAnsi="Arial" w:cs="Arial"/>
+          <w:sz w:val="32"/>
+          <w:szCs w:val="32"/>
+        </w:rPr>
+        <w:t>a</w:t>
+      </w:r>
+      <w:proofErr w:type="gramEnd"/>
+      <w:r>
+        <w:rPr>
+          <w:rFonts w:ascii="Arial" w:hAnsi="Arial" w:cs="Arial"/>
+          <w:sz w:val="32"/>
+          <w:szCs w:val="32"/>
+        </w:rPr>
+        <w:t xml:space="preserve"> risca as emoções das cores.</w:t>
       </w:r>
     </w:p>
     <w:p>
@@ -1678,6 +1696,7 @@
         <w:t>: linear-</w:t>
       </w:r>
       <w:proofErr w:type="spellStart"/>
+      <w:proofErr w:type="gramStart"/>
       <w:r>
         <w:rPr>
           <w:rFonts w:ascii="Arial" w:hAnsi="Arial" w:cs="Arial"/>
@@ -1693,7 +1712,16 @@
           <w:sz w:val="32"/>
           <w:szCs w:val="32"/>
         </w:rPr>
-        <w:t xml:space="preserve">(90deg, </w:t>
+        <w:t>(</w:t>
+      </w:r>
+      <w:proofErr w:type="gramEnd"/>
+      <w:r>
+        <w:rPr>
+          <w:rFonts w:ascii="Arial" w:hAnsi="Arial" w:cs="Arial"/>
+          <w:sz w:val="32"/>
+          <w:szCs w:val="32"/>
+        </w:rPr>
+        <w:t xml:space="preserve">90deg, </w:t>
       </w:r>
       <w:proofErr w:type="spellStart"/>
       <w:r>
@@ -1860,7 +1888,25 @@
           <w:sz w:val="32"/>
           <w:szCs w:val="32"/>
         </w:rPr>
-        <w:t xml:space="preserve"> Cria bordas em volta de uma caixa de texto (</w:t>
+        <w:t xml:space="preserve"> </w:t>
+      </w:r>
+      <w:proofErr w:type="gramStart"/>
+      <w:r>
+        <w:rPr>
+          <w:rFonts w:ascii="Arial" w:hAnsi="Arial" w:cs="Arial"/>
+          <w:sz w:val="32"/>
+          <w:szCs w:val="32"/>
+        </w:rPr>
+        <w:t>Cria</w:t>
+      </w:r>
+      <w:proofErr w:type="gramEnd"/>
+      <w:r>
+        <w:rPr>
+          <w:rFonts w:ascii="Arial" w:hAnsi="Arial" w:cs="Arial"/>
+          <w:sz w:val="32"/>
+          <w:szCs w:val="32"/>
+        </w:rPr>
+        <w:t xml:space="preserve"> bordas em volta de uma caixa de texto (</w:t>
       </w:r>
       <w:proofErr w:type="spellStart"/>
       <w:r>
@@ -1935,7 +1981,25 @@
           <w:sz w:val="32"/>
           <w:szCs w:val="32"/>
         </w:rPr>
-        <w:t xml:space="preserve"> Cria sombra em volta de uma caixa de texto (box-</w:t>
+        <w:t xml:space="preserve"> </w:t>
+      </w:r>
+      <w:proofErr w:type="gramStart"/>
+      <w:r>
+        <w:rPr>
+          <w:rFonts w:ascii="Arial" w:hAnsi="Arial" w:cs="Arial"/>
+          <w:sz w:val="32"/>
+          <w:szCs w:val="32"/>
+        </w:rPr>
+        <w:t>Cria</w:t>
+      </w:r>
+      <w:proofErr w:type="gramEnd"/>
+      <w:r>
+        <w:rPr>
+          <w:rFonts w:ascii="Arial" w:hAnsi="Arial" w:cs="Arial"/>
+          <w:sz w:val="32"/>
+          <w:szCs w:val="32"/>
+        </w:rPr>
+        <w:t xml:space="preserve"> sombra em volta de uma caixa de texto (box-</w:t>
       </w:r>
       <w:proofErr w:type="spellStart"/>
       <w:r>
@@ -2575,7 +2639,25 @@
           <w:sz w:val="32"/>
           <w:szCs w:val="32"/>
         </w:rPr>
-        <w:t xml:space="preserve">Descendente ( Tudo aquilo que cede </w:t>
+        <w:t xml:space="preserve">Descendente </w:t>
+      </w:r>
+      <w:proofErr w:type="gramStart"/>
+      <w:r>
+        <w:rPr>
+          <w:rFonts w:ascii="Arial" w:hAnsi="Arial" w:cs="Arial"/>
+          <w:sz w:val="32"/>
+          <w:szCs w:val="32"/>
+        </w:rPr>
+        <w:t>( Tudo</w:t>
+      </w:r>
+      <w:proofErr w:type="gramEnd"/>
+      <w:r>
+        <w:rPr>
+          <w:rFonts w:ascii="Arial" w:hAnsi="Arial" w:cs="Arial"/>
+          <w:sz w:val="32"/>
+          <w:szCs w:val="32"/>
+        </w:rPr>
+        <w:t xml:space="preserve"> aquilo que cede </w:t>
       </w:r>
       <w:proofErr w:type="spellStart"/>
       <w:r>
@@ -2849,7 +2931,25 @@
           <w:sz w:val="32"/>
           <w:szCs w:val="32"/>
         </w:rPr>
-        <w:t xml:space="preserve"> Letra A tem um vértice no topo, o V tem uma vértice no final, isso é vértice.</w:t>
+        <w:t xml:space="preserve"> Letra A tem um vértice no topo, o V tem </w:t>
+      </w:r>
+      <w:proofErr w:type="gramStart"/>
+      <w:r>
+        <w:rPr>
+          <w:rFonts w:ascii="Arial" w:hAnsi="Arial" w:cs="Arial"/>
+          <w:sz w:val="32"/>
+          <w:szCs w:val="32"/>
+        </w:rPr>
+        <w:t>uma vértice</w:t>
+      </w:r>
+      <w:proofErr w:type="gramEnd"/>
+      <w:r>
+        <w:rPr>
+          <w:rFonts w:ascii="Arial" w:hAnsi="Arial" w:cs="Arial"/>
+          <w:sz w:val="32"/>
+          <w:szCs w:val="32"/>
+        </w:rPr>
+        <w:t xml:space="preserve"> no final, isso é vértice.</w:t>
       </w:r>
     </w:p>
     <w:p>
@@ -3041,7 +3141,25 @@
           <w:sz w:val="32"/>
           <w:szCs w:val="32"/>
         </w:rPr>
-        <w:t xml:space="preserve"> A letra Q tem um olho, que é a parte interna porém aberta da letra.</w:t>
+        <w:t xml:space="preserve"> A letra Q tem um olho, que é </w:t>
+      </w:r>
+      <w:proofErr w:type="gramStart"/>
+      <w:r>
+        <w:rPr>
+          <w:rFonts w:ascii="Arial" w:hAnsi="Arial" w:cs="Arial"/>
+          <w:sz w:val="32"/>
+          <w:szCs w:val="32"/>
+        </w:rPr>
+        <w:t>a parte interna</w:t>
+      </w:r>
+      <w:proofErr w:type="gramEnd"/>
+      <w:r>
+        <w:rPr>
+          <w:rFonts w:ascii="Arial" w:hAnsi="Arial" w:cs="Arial"/>
+          <w:sz w:val="32"/>
+          <w:szCs w:val="32"/>
+        </w:rPr>
+        <w:t xml:space="preserve"> porém aberta da letra.</w:t>
       </w:r>
     </w:p>
     <w:p>
@@ -3617,6 +3735,7 @@
         <w:t xml:space="preserve">; Medida relativa </w:t>
       </w:r>
       <w:proofErr w:type="spellStart"/>
+      <w:proofErr w:type="gramStart"/>
       <w:r>
         <w:rPr>
           <w:rFonts w:ascii="Arial" w:hAnsi="Arial" w:cs="Arial"/>
@@ -3626,6 +3745,7 @@
         <w:t>a</w:t>
       </w:r>
       <w:proofErr w:type="spellEnd"/>
+      <w:proofErr w:type="gramEnd"/>
       <w:r>
         <w:rPr>
           <w:rFonts w:ascii="Arial" w:hAnsi="Arial" w:cs="Arial"/>
@@ -3649,7 +3769,25 @@
           <w:sz w:val="32"/>
           <w:szCs w:val="32"/>
         </w:rPr>
-        <w:t>rem; Relativo a fonte que está configurada no body</w:t>
+        <w:t xml:space="preserve">rem; Relativo </w:t>
+      </w:r>
+      <w:proofErr w:type="gramStart"/>
+      <w:r>
+        <w:rPr>
+          <w:rFonts w:ascii="Arial" w:hAnsi="Arial" w:cs="Arial"/>
+          <w:sz w:val="32"/>
+          <w:szCs w:val="32"/>
+        </w:rPr>
+        <w:t>a</w:t>
+      </w:r>
+      <w:proofErr w:type="gramEnd"/>
+      <w:r>
+        <w:rPr>
+          <w:rFonts w:ascii="Arial" w:hAnsi="Arial" w:cs="Arial"/>
+          <w:sz w:val="32"/>
+          <w:szCs w:val="32"/>
+        </w:rPr>
+        <w:t xml:space="preserve"> fonte que está configurada no body</w:t>
       </w:r>
     </w:p>
     <w:p>
@@ -4573,6 +4711,7 @@
         <w:t xml:space="preserve">, dentro do próprio </w:t>
       </w:r>
       <w:proofErr w:type="spellStart"/>
+      <w:proofErr w:type="gramStart"/>
       <w:r>
         <w:rPr>
           <w:rFonts w:ascii="Arial" w:hAnsi="Arial" w:cs="Arial"/>
@@ -4582,6 +4721,7 @@
         <w:t>fonts.google</w:t>
       </w:r>
       <w:proofErr w:type="spellEnd"/>
+      <w:proofErr w:type="gramEnd"/>
       <w:r>
         <w:rPr>
           <w:rFonts w:ascii="Arial" w:hAnsi="Arial" w:cs="Arial"/>
@@ -4734,6 +4874,7 @@
         <w:t xml:space="preserve">Tipos de </w:t>
       </w:r>
       <w:proofErr w:type="spellStart"/>
+      <w:proofErr w:type="gramStart"/>
       <w:r>
         <w:rPr>
           <w:rFonts w:ascii="Arial" w:hAnsi="Arial" w:cs="Arial"/>
@@ -4749,7 +4890,16 @@
           <w:sz w:val="32"/>
           <w:szCs w:val="32"/>
         </w:rPr>
-        <w:t>()</w:t>
+        <w:t>(</w:t>
+      </w:r>
+      <w:proofErr w:type="gramEnd"/>
+      <w:r>
+        <w:rPr>
+          <w:rFonts w:ascii="Arial" w:hAnsi="Arial" w:cs="Arial"/>
+          <w:sz w:val="32"/>
+          <w:szCs w:val="32"/>
+        </w:rPr>
+        <w:t>)</w:t>
       </w:r>
     </w:p>
     <w:p>
@@ -5673,7 +5823,25 @@
           <w:sz w:val="32"/>
           <w:szCs w:val="32"/>
         </w:rPr>
-        <w:t xml:space="preserve">; Podemos colocar em diversas </w:t>
+        <w:t xml:space="preserve">; </w:t>
+      </w:r>
+      <w:proofErr w:type="gramStart"/>
+      <w:r>
+        <w:rPr>
+          <w:rFonts w:ascii="Arial" w:hAnsi="Arial" w:cs="Arial"/>
+          <w:sz w:val="32"/>
+          <w:szCs w:val="32"/>
+        </w:rPr>
+        <w:t>Podemos</w:t>
+      </w:r>
+      <w:proofErr w:type="gramEnd"/>
+      <w:r>
+        <w:rPr>
+          <w:rFonts w:ascii="Arial" w:hAnsi="Arial" w:cs="Arial"/>
+          <w:sz w:val="32"/>
+          <w:szCs w:val="32"/>
+        </w:rPr>
+        <w:t xml:space="preserve"> colocar em diversas </w:t>
       </w:r>
       <w:proofErr w:type="spellStart"/>
       <w:r>
@@ -5823,13 +5991,23 @@
         </w:rPr>
         <w:t xml:space="preserve">; </w:t>
       </w:r>
-      <w:r>
-        <w:rPr>
-          <w:rFonts w:ascii="Arial" w:hAnsi="Arial" w:cs="Arial"/>
-          <w:sz w:val="32"/>
-          <w:szCs w:val="32"/>
-        </w:rPr>
-        <w:t>É altura</w:t>
+      <w:proofErr w:type="gramStart"/>
+      <w:r>
+        <w:rPr>
+          <w:rFonts w:ascii="Arial" w:hAnsi="Arial" w:cs="Arial"/>
+          <w:sz w:val="32"/>
+          <w:szCs w:val="32"/>
+        </w:rPr>
+        <w:t>É</w:t>
+      </w:r>
+      <w:proofErr w:type="gramEnd"/>
+      <w:r>
+        <w:rPr>
+          <w:rFonts w:ascii="Arial" w:hAnsi="Arial" w:cs="Arial"/>
+          <w:sz w:val="32"/>
+          <w:szCs w:val="32"/>
+        </w:rPr>
+        <w:t xml:space="preserve"> altura</w:t>
       </w:r>
     </w:p>
     <w:p>
@@ -5862,13 +6040,23 @@
         </w:rPr>
         <w:t xml:space="preserve">; </w:t>
       </w:r>
-      <w:r>
-        <w:rPr>
-          <w:rFonts w:ascii="Arial" w:hAnsi="Arial" w:cs="Arial"/>
-          <w:sz w:val="32"/>
-          <w:szCs w:val="32"/>
-        </w:rPr>
-        <w:t>É largura</w:t>
+      <w:proofErr w:type="gramStart"/>
+      <w:r>
+        <w:rPr>
+          <w:rFonts w:ascii="Arial" w:hAnsi="Arial" w:cs="Arial"/>
+          <w:sz w:val="32"/>
+          <w:szCs w:val="32"/>
+        </w:rPr>
+        <w:t>É</w:t>
+      </w:r>
+      <w:proofErr w:type="gramEnd"/>
+      <w:r>
+        <w:rPr>
+          <w:rFonts w:ascii="Arial" w:hAnsi="Arial" w:cs="Arial"/>
+          <w:sz w:val="32"/>
+          <w:szCs w:val="32"/>
+        </w:rPr>
+        <w:t xml:space="preserve"> largura</w:t>
       </w:r>
     </w:p>
     <w:p>
@@ -6045,13 +6233,41 @@
         </w:rPr>
         <w:t xml:space="preserve">; </w:t>
       </w:r>
-      <w:r>
-        <w:rPr>
-          <w:rFonts w:ascii="Arial" w:hAnsi="Arial" w:cs="Arial"/>
-          <w:sz w:val="32"/>
-          <w:szCs w:val="32"/>
-        </w:rPr>
-        <w:t>Significa que o estado atual da classe escolhida já foi visitada pelo navegador.</w:t>
+      <w:proofErr w:type="gramStart"/>
+      <w:r>
+        <w:rPr>
+          <w:rFonts w:ascii="Arial" w:hAnsi="Arial" w:cs="Arial"/>
+          <w:sz w:val="32"/>
+          <w:szCs w:val="32"/>
+        </w:rPr>
+        <w:t>Significa</w:t>
+      </w:r>
+      <w:proofErr w:type="gramEnd"/>
+      <w:r>
+        <w:rPr>
+          <w:rFonts w:ascii="Arial" w:hAnsi="Arial" w:cs="Arial"/>
+          <w:sz w:val="32"/>
+          <w:szCs w:val="32"/>
+        </w:rPr>
+        <w:t xml:space="preserve"> que o estado atual da classe escolhida já foi </w:t>
+      </w:r>
+      <w:proofErr w:type="gramStart"/>
+      <w:r>
+        <w:rPr>
+          <w:rFonts w:ascii="Arial" w:hAnsi="Arial" w:cs="Arial"/>
+          <w:sz w:val="32"/>
+          <w:szCs w:val="32"/>
+        </w:rPr>
+        <w:t>visitada</w:t>
+      </w:r>
+      <w:proofErr w:type="gramEnd"/>
+      <w:r>
+        <w:rPr>
+          <w:rFonts w:ascii="Arial" w:hAnsi="Arial" w:cs="Arial"/>
+          <w:sz w:val="32"/>
+          <w:szCs w:val="32"/>
+        </w:rPr>
+        <w:t xml:space="preserve"> pelo navegador.</w:t>
       </w:r>
     </w:p>
     <w:p>
@@ -6093,13 +6309,23 @@
         </w:rPr>
         <w:t xml:space="preserve">; </w:t>
       </w:r>
-      <w:r>
-        <w:rPr>
-          <w:rFonts w:ascii="Arial" w:hAnsi="Arial" w:cs="Arial"/>
-          <w:sz w:val="32"/>
-          <w:szCs w:val="32"/>
-        </w:rPr>
-        <w:t>Significa que está em estado de clique, em ativação de algo.</w:t>
+      <w:proofErr w:type="gramStart"/>
+      <w:r>
+        <w:rPr>
+          <w:rFonts w:ascii="Arial" w:hAnsi="Arial" w:cs="Arial"/>
+          <w:sz w:val="32"/>
+          <w:szCs w:val="32"/>
+        </w:rPr>
+        <w:t>Significa</w:t>
+      </w:r>
+      <w:proofErr w:type="gramEnd"/>
+      <w:r>
+        <w:rPr>
+          <w:rFonts w:ascii="Arial" w:hAnsi="Arial" w:cs="Arial"/>
+          <w:sz w:val="32"/>
+          <w:szCs w:val="32"/>
+        </w:rPr>
+        <w:t xml:space="preserve"> que está em estado de clique, em ativação de algo.</w:t>
       </w:r>
     </w:p>
     <w:p>
@@ -8548,7 +8774,25 @@
           <w:sz w:val="32"/>
           <w:szCs w:val="32"/>
         </w:rPr>
-        <w:t>Cria seções para a sua página, ela pode conter o conteúdo diretamente no seu corpo ou dividir  os conteúdos em artigos.</w:t>
+        <w:t xml:space="preserve">Cria seções para a sua página, ela pode conter o conteúdo diretamente no seu corpo ou </w:t>
+      </w:r>
+      <w:proofErr w:type="gramStart"/>
+      <w:r>
+        <w:rPr>
+          <w:rFonts w:ascii="Arial" w:hAnsi="Arial" w:cs="Arial"/>
+          <w:sz w:val="32"/>
+          <w:szCs w:val="32"/>
+        </w:rPr>
+        <w:t>dividir  os</w:t>
+      </w:r>
+      <w:proofErr w:type="gramEnd"/>
+      <w:r>
+        <w:rPr>
+          <w:rFonts w:ascii="Arial" w:hAnsi="Arial" w:cs="Arial"/>
+          <w:sz w:val="32"/>
+          <w:szCs w:val="32"/>
+        </w:rPr>
+        <w:t xml:space="preserve"> conteúdos em artigos.</w:t>
       </w:r>
     </w:p>
     <w:p>
@@ -9161,13 +9405,23 @@
         <w:lastRenderedPageBreak/>
         <w:t xml:space="preserve">Background-color; </w:t>
       </w:r>
-      <w:r>
-        <w:rPr>
-          <w:rFonts w:ascii="Arial" w:hAnsi="Arial" w:cs="Arial"/>
-          <w:sz w:val="32"/>
-          <w:szCs w:val="32"/>
-        </w:rPr>
-        <w:t>Para colocar cor de fundo, do site, de uma caixa, ou de uma (</w:t>
+      <w:proofErr w:type="gramStart"/>
+      <w:r>
+        <w:rPr>
+          <w:rFonts w:ascii="Arial" w:hAnsi="Arial" w:cs="Arial"/>
+          <w:sz w:val="32"/>
+          <w:szCs w:val="32"/>
+        </w:rPr>
+        <w:t>Para</w:t>
+      </w:r>
+      <w:proofErr w:type="gramEnd"/>
+      <w:r>
+        <w:rPr>
+          <w:rFonts w:ascii="Arial" w:hAnsi="Arial" w:cs="Arial"/>
+          <w:sz w:val="32"/>
+          <w:szCs w:val="32"/>
+        </w:rPr>
+        <w:t xml:space="preserve"> colocar cor de fundo, do site, de uma caixa, ou de uma (</w:t>
       </w:r>
       <w:proofErr w:type="spellStart"/>
       <w:r>
@@ -9250,13 +9504,23 @@
         </w:rPr>
         <w:t xml:space="preserve">; </w:t>
       </w:r>
-      <w:r>
-        <w:rPr>
-          <w:rFonts w:ascii="Arial" w:hAnsi="Arial" w:cs="Arial"/>
-          <w:sz w:val="32"/>
-          <w:szCs w:val="32"/>
-        </w:rPr>
-        <w:t>Para colocar cor duplicada fazendo um tipo de sombreado.</w:t>
+      <w:proofErr w:type="gramStart"/>
+      <w:r>
+        <w:rPr>
+          <w:rFonts w:ascii="Arial" w:hAnsi="Arial" w:cs="Arial"/>
+          <w:sz w:val="32"/>
+          <w:szCs w:val="32"/>
+        </w:rPr>
+        <w:t>Para</w:t>
+      </w:r>
+      <w:proofErr w:type="gramEnd"/>
+      <w:r>
+        <w:rPr>
+          <w:rFonts w:ascii="Arial" w:hAnsi="Arial" w:cs="Arial"/>
+          <w:sz w:val="32"/>
+          <w:szCs w:val="32"/>
+        </w:rPr>
+        <w:t xml:space="preserve"> colocar cor duplicada fazendo um tipo de sombreado.</w:t>
       </w:r>
     </w:p>
     <w:p>
@@ -9299,13 +9563,23 @@
         </w:rPr>
         <w:t xml:space="preserve">; </w:t>
       </w:r>
-      <w:r>
-        <w:rPr>
-          <w:rFonts w:ascii="Arial" w:hAnsi="Arial" w:cs="Arial"/>
-          <w:sz w:val="32"/>
-          <w:szCs w:val="32"/>
-        </w:rPr>
-        <w:t>Para arredondar os cantos (pode ser utilizado de forma geral “10px” ou de forma horária “topo, direita, baixo, esquerda”</w:t>
+      <w:proofErr w:type="gramStart"/>
+      <w:r>
+        <w:rPr>
+          <w:rFonts w:ascii="Arial" w:hAnsi="Arial" w:cs="Arial"/>
+          <w:sz w:val="32"/>
+          <w:szCs w:val="32"/>
+        </w:rPr>
+        <w:t>Para</w:t>
+      </w:r>
+      <w:proofErr w:type="gramEnd"/>
+      <w:r>
+        <w:rPr>
+          <w:rFonts w:ascii="Arial" w:hAnsi="Arial" w:cs="Arial"/>
+          <w:sz w:val="32"/>
+          <w:szCs w:val="32"/>
+        </w:rPr>
+        <w:t xml:space="preserve"> arredondar os cantos (pode ser utilizado de forma geral “10px” ou de forma horária “topo, direita, baixo, esquerda”</w:t>
       </w:r>
     </w:p>
     <w:p>
@@ -9720,13 +9994,23 @@
         </w:rPr>
         <w:t xml:space="preserve">; </w:t>
       </w:r>
-      <w:r>
-        <w:rPr>
-          <w:rFonts w:ascii="Arial" w:hAnsi="Arial" w:cs="Arial"/>
-          <w:sz w:val="32"/>
-          <w:szCs w:val="32"/>
-        </w:rPr>
-        <w:t>Para definir a família de um parágrafo e/ou página.</w:t>
+      <w:proofErr w:type="gramStart"/>
+      <w:r>
+        <w:rPr>
+          <w:rFonts w:ascii="Arial" w:hAnsi="Arial" w:cs="Arial"/>
+          <w:sz w:val="32"/>
+          <w:szCs w:val="32"/>
+        </w:rPr>
+        <w:t>Para</w:t>
+      </w:r>
+      <w:proofErr w:type="gramEnd"/>
+      <w:r>
+        <w:rPr>
+          <w:rFonts w:ascii="Arial" w:hAnsi="Arial" w:cs="Arial"/>
+          <w:sz w:val="32"/>
+          <w:szCs w:val="32"/>
+        </w:rPr>
+        <w:t xml:space="preserve"> definir a família de um parágrafo e/ou página.</w:t>
       </w:r>
     </w:p>
     <w:p>
@@ -9759,13 +10043,23 @@
         </w:rPr>
         <w:t xml:space="preserve">; </w:t>
       </w:r>
-      <w:r>
-        <w:rPr>
-          <w:rFonts w:ascii="Arial" w:hAnsi="Arial" w:cs="Arial"/>
-          <w:sz w:val="32"/>
-          <w:szCs w:val="32"/>
-        </w:rPr>
-        <w:t>Para definir o tamanho da letra.</w:t>
+      <w:proofErr w:type="gramStart"/>
+      <w:r>
+        <w:rPr>
+          <w:rFonts w:ascii="Arial" w:hAnsi="Arial" w:cs="Arial"/>
+          <w:sz w:val="32"/>
+          <w:szCs w:val="32"/>
+        </w:rPr>
+        <w:t>Para</w:t>
+      </w:r>
+      <w:proofErr w:type="gramEnd"/>
+      <w:r>
+        <w:rPr>
+          <w:rFonts w:ascii="Arial" w:hAnsi="Arial" w:cs="Arial"/>
+          <w:sz w:val="32"/>
+          <w:szCs w:val="32"/>
+        </w:rPr>
+        <w:t xml:space="preserve"> definir o tamanho da letra.</w:t>
       </w:r>
     </w:p>
     <w:p>
@@ -9922,6 +10216,7 @@
         <w:t xml:space="preserve">@import </w:t>
       </w:r>
       <w:proofErr w:type="spellStart"/>
+      <w:proofErr w:type="gramStart"/>
       <w:r>
         <w:rPr>
           <w:rFonts w:ascii="Arial" w:hAnsi="Arial" w:cs="Arial"/>
@@ -9941,7 +10236,18 @@
           <w:sz w:val="32"/>
           <w:szCs w:val="32"/>
         </w:rPr>
-        <w:t xml:space="preserve">(incorporação do </w:t>
+        <w:t>(</w:t>
+      </w:r>
+      <w:proofErr w:type="gramEnd"/>
+      <w:r>
+        <w:rPr>
+          <w:rFonts w:ascii="Arial" w:hAnsi="Arial" w:cs="Arial"/>
+          <w:b/>
+          <w:bCs/>
+          <w:sz w:val="32"/>
+          <w:szCs w:val="32"/>
+        </w:rPr>
+        <w:t xml:space="preserve">incorporação do </w:t>
       </w:r>
       <w:proofErr w:type="spellStart"/>
       <w:r>
@@ -9965,13 +10271,23 @@
         </w:rPr>
         <w:t xml:space="preserve">); </w:t>
       </w:r>
-      <w:r>
-        <w:rPr>
-          <w:rFonts w:ascii="Arial" w:hAnsi="Arial" w:cs="Arial"/>
-          <w:sz w:val="32"/>
-          <w:szCs w:val="32"/>
-        </w:rPr>
-        <w:t>Para importar fontes externas.</w:t>
+      <w:proofErr w:type="gramStart"/>
+      <w:r>
+        <w:rPr>
+          <w:rFonts w:ascii="Arial" w:hAnsi="Arial" w:cs="Arial"/>
+          <w:sz w:val="32"/>
+          <w:szCs w:val="32"/>
+        </w:rPr>
+        <w:t>Para</w:t>
+      </w:r>
+      <w:proofErr w:type="gramEnd"/>
+      <w:r>
+        <w:rPr>
+          <w:rFonts w:ascii="Arial" w:hAnsi="Arial" w:cs="Arial"/>
+          <w:sz w:val="32"/>
+          <w:szCs w:val="32"/>
+        </w:rPr>
+        <w:t xml:space="preserve"> importar fontes externas.</w:t>
       </w:r>
     </w:p>
     <w:p>
@@ -10306,6 +10622,7 @@
         <w:t>:</w:t>
       </w:r>
       <w:proofErr w:type="spellStart"/>
+      <w:proofErr w:type="gramStart"/>
       <w:r>
         <w:rPr>
           <w:rFonts w:ascii="Arial" w:hAnsi="Arial" w:cs="Arial"/>
@@ -10325,15 +10642,36 @@
           <w:sz w:val="32"/>
           <w:szCs w:val="32"/>
         </w:rPr>
-        <w:t xml:space="preserve"> ; </w:t>
-      </w:r>
-      <w:r>
-        <w:rPr>
-          <w:rFonts w:ascii="Arial" w:hAnsi="Arial" w:cs="Arial"/>
-          <w:sz w:val="32"/>
-          <w:szCs w:val="32"/>
-        </w:rPr>
-        <w:t xml:space="preserve">Se caracteriza um </w:t>
+        <w:t xml:space="preserve"> ;</w:t>
+      </w:r>
+      <w:proofErr w:type="gramEnd"/>
+      <w:r>
+        <w:rPr>
+          <w:rFonts w:ascii="Arial" w:hAnsi="Arial" w:cs="Arial"/>
+          <w:b/>
+          <w:bCs/>
+          <w:sz w:val="32"/>
+          <w:szCs w:val="32"/>
+        </w:rPr>
+        <w:t xml:space="preserve"> </w:t>
+      </w:r>
+      <w:proofErr w:type="gramStart"/>
+      <w:r>
+        <w:rPr>
+          <w:rFonts w:ascii="Arial" w:hAnsi="Arial" w:cs="Arial"/>
+          <w:sz w:val="32"/>
+          <w:szCs w:val="32"/>
+        </w:rPr>
+        <w:t>Se</w:t>
+      </w:r>
+      <w:proofErr w:type="gramEnd"/>
+      <w:r>
+        <w:rPr>
+          <w:rFonts w:ascii="Arial" w:hAnsi="Arial" w:cs="Arial"/>
+          <w:sz w:val="32"/>
+          <w:szCs w:val="32"/>
+        </w:rPr>
+        <w:t xml:space="preserve"> caracteriza um </w:t>
       </w:r>
       <w:proofErr w:type="spellStart"/>
       <w:r>
@@ -10380,6 +10718,7 @@
           <w:szCs w:val="32"/>
         </w:rPr>
       </w:pPr>
+      <w:proofErr w:type="gramStart"/>
       <w:r>
         <w:rPr>
           <w:rFonts w:ascii="Arial" w:hAnsi="Arial" w:cs="Arial"/>
@@ -10391,6 +10730,7 @@
         <w:t>::</w:t>
       </w:r>
       <w:proofErr w:type="spellStart"/>
+      <w:proofErr w:type="gramEnd"/>
       <w:r>
         <w:rPr>
           <w:rFonts w:ascii="Arial" w:hAnsi="Arial" w:cs="Arial"/>
@@ -10412,13 +10752,23 @@
         </w:rPr>
         <w:t xml:space="preserve">; </w:t>
       </w:r>
-      <w:r>
-        <w:rPr>
-          <w:rFonts w:ascii="Arial" w:hAnsi="Arial" w:cs="Arial"/>
-          <w:sz w:val="32"/>
-          <w:szCs w:val="32"/>
-        </w:rPr>
-        <w:t xml:space="preserve">Se caracteriza um </w:t>
+      <w:proofErr w:type="gramStart"/>
+      <w:r>
+        <w:rPr>
+          <w:rFonts w:ascii="Arial" w:hAnsi="Arial" w:cs="Arial"/>
+          <w:sz w:val="32"/>
+          <w:szCs w:val="32"/>
+        </w:rPr>
+        <w:t>Se</w:t>
+      </w:r>
+      <w:proofErr w:type="gramEnd"/>
+      <w:r>
+        <w:rPr>
+          <w:rFonts w:ascii="Arial" w:hAnsi="Arial" w:cs="Arial"/>
+          <w:sz w:val="32"/>
+          <w:szCs w:val="32"/>
+        </w:rPr>
+        <w:t xml:space="preserve"> caracteriza um </w:t>
       </w:r>
       <w:proofErr w:type="spellStart"/>
       <w:r>
@@ -10523,13 +10873,23 @@
         </w:rPr>
         <w:t xml:space="preserve">; </w:t>
       </w:r>
-      <w:r>
-        <w:rPr>
-          <w:rFonts w:ascii="Arial" w:hAnsi="Arial" w:cs="Arial"/>
-          <w:sz w:val="32"/>
-          <w:szCs w:val="32"/>
-        </w:rPr>
-        <w:t xml:space="preserve">Cria uma linha que fica em volta da caixa (necessita do tamanho da linha em </w:t>
+      <w:proofErr w:type="gramStart"/>
+      <w:r>
+        <w:rPr>
+          <w:rFonts w:ascii="Arial" w:hAnsi="Arial" w:cs="Arial"/>
+          <w:sz w:val="32"/>
+          <w:szCs w:val="32"/>
+        </w:rPr>
+        <w:t>Cria</w:t>
+      </w:r>
+      <w:proofErr w:type="gramEnd"/>
+      <w:r>
+        <w:rPr>
+          <w:rFonts w:ascii="Arial" w:hAnsi="Arial" w:cs="Arial"/>
+          <w:sz w:val="32"/>
+          <w:szCs w:val="32"/>
+        </w:rPr>
+        <w:t xml:space="preserve"> uma linha que fica em volta da caixa (necessita do tamanho da linha em </w:t>
       </w:r>
       <w:proofErr w:type="spellStart"/>
       <w:r>
@@ -10563,19 +10923,75 @@
       <w:pPr>
         <w:rPr>
           <w:rFonts w:ascii="Arial" w:hAnsi="Arial" w:cs="Arial"/>
-          <w:sz w:val="32"/>
-          <w:szCs w:val="32"/>
-        </w:rPr>
-      </w:pPr>
-      <w:proofErr w:type="spellStart"/>
-      <w:r>
-        <w:rPr>
-          <w:rFonts w:ascii="Arial" w:hAnsi="Arial" w:cs="Arial"/>
-          <w:b/>
-          <w:bCs/>
-          <w:sz w:val="32"/>
-          <w:szCs w:val="32"/>
-        </w:rPr>
+          <w:b/>
+          <w:bCs/>
+          <w:sz w:val="32"/>
+          <w:szCs w:val="32"/>
+        </w:rPr>
+      </w:pPr>
+    </w:p>
+    <w:p>
+      <w:pPr>
+        <w:rPr>
+          <w:rFonts w:ascii="Arial" w:hAnsi="Arial" w:cs="Arial"/>
+          <w:b/>
+          <w:bCs/>
+          <w:sz w:val="32"/>
+          <w:szCs w:val="32"/>
+        </w:rPr>
+      </w:pPr>
+    </w:p>
+    <w:p>
+      <w:pPr>
+        <w:rPr>
+          <w:rFonts w:ascii="Arial" w:hAnsi="Arial" w:cs="Arial"/>
+          <w:b/>
+          <w:bCs/>
+          <w:sz w:val="32"/>
+          <w:szCs w:val="32"/>
+        </w:rPr>
+      </w:pPr>
+    </w:p>
+    <w:p>
+      <w:pPr>
+        <w:rPr>
+          <w:rFonts w:ascii="Arial" w:hAnsi="Arial" w:cs="Arial"/>
+          <w:b/>
+          <w:bCs/>
+          <w:sz w:val="32"/>
+          <w:szCs w:val="32"/>
+        </w:rPr>
+      </w:pPr>
+    </w:p>
+    <w:p>
+      <w:pPr>
+        <w:rPr>
+          <w:rFonts w:ascii="Arial" w:hAnsi="Arial" w:cs="Arial"/>
+          <w:b/>
+          <w:bCs/>
+          <w:sz w:val="32"/>
+          <w:szCs w:val="32"/>
+        </w:rPr>
+      </w:pPr>
+    </w:p>
+    <w:p>
+      <w:pPr>
+        <w:rPr>
+          <w:rFonts w:ascii="Arial" w:hAnsi="Arial" w:cs="Arial"/>
+          <w:sz w:val="32"/>
+          <w:szCs w:val="32"/>
+        </w:rPr>
+      </w:pPr>
+      <w:proofErr w:type="spellStart"/>
+      <w:r>
+        <w:rPr>
+          <w:rFonts w:ascii="Arial" w:hAnsi="Arial" w:cs="Arial"/>
+          <w:b/>
+          <w:bCs/>
+          <w:sz w:val="32"/>
+          <w:szCs w:val="32"/>
+        </w:rPr>
+        <w:lastRenderedPageBreak/>
         <w:t>main</w:t>
       </w:r>
       <w:proofErr w:type="spellEnd"/>
@@ -10587,209 +11003,292 @@
           <w:sz w:val="32"/>
           <w:szCs w:val="32"/>
         </w:rPr>
-        <w:t>;</w:t>
-      </w:r>
-      <w:r>
-        <w:rPr>
-          <w:rFonts w:ascii="Arial" w:hAnsi="Arial" w:cs="Arial"/>
-          <w:b/>
-          <w:bCs/>
+        <w:t xml:space="preserve">; </w:t>
+      </w:r>
+      <w:proofErr w:type="gramStart"/>
+      <w:r>
+        <w:rPr>
+          <w:rFonts w:ascii="Arial" w:hAnsi="Arial" w:cs="Arial"/>
+          <w:sz w:val="32"/>
+          <w:szCs w:val="32"/>
+        </w:rPr>
+        <w:t>Cria</w:t>
+      </w:r>
+      <w:proofErr w:type="gramEnd"/>
+      <w:r>
+        <w:rPr>
+          <w:rFonts w:ascii="Arial" w:hAnsi="Arial" w:cs="Arial"/>
+          <w:sz w:val="32"/>
+          <w:szCs w:val="32"/>
+        </w:rPr>
+        <w:t xml:space="preserve"> o conteúdo principal de uma página</w:t>
+      </w:r>
+    </w:p>
+    <w:p>
+      <w:pPr>
+        <w:rPr>
+          <w:rFonts w:ascii="Arial" w:hAnsi="Arial" w:cs="Arial"/>
+          <w:sz w:val="32"/>
+          <w:szCs w:val="32"/>
+        </w:rPr>
+      </w:pPr>
+      <w:r>
+        <w:rPr>
+          <w:rFonts w:ascii="Arial" w:hAnsi="Arial" w:cs="Arial"/>
+          <w:b/>
+          <w:bCs/>
+          <w:sz w:val="32"/>
+          <w:szCs w:val="32"/>
+        </w:rPr>
+        <w:t xml:space="preserve">header; </w:t>
+      </w:r>
+      <w:proofErr w:type="gramStart"/>
+      <w:r>
+        <w:rPr>
+          <w:rFonts w:ascii="Arial" w:hAnsi="Arial" w:cs="Arial"/>
+          <w:sz w:val="32"/>
+          <w:szCs w:val="32"/>
+        </w:rPr>
+        <w:t>Cria</w:t>
+      </w:r>
+      <w:proofErr w:type="gramEnd"/>
+      <w:r>
+        <w:rPr>
+          <w:rFonts w:ascii="Arial" w:hAnsi="Arial" w:cs="Arial"/>
+          <w:sz w:val="32"/>
+          <w:szCs w:val="32"/>
+        </w:rPr>
+        <w:t xml:space="preserve"> o cabeçalho de uma página</w:t>
+      </w:r>
+    </w:p>
+    <w:p>
+      <w:pPr>
+        <w:rPr>
+          <w:rFonts w:ascii="Arial" w:hAnsi="Arial" w:cs="Arial"/>
+          <w:sz w:val="32"/>
+          <w:szCs w:val="32"/>
+        </w:rPr>
+      </w:pPr>
+      <w:proofErr w:type="spellStart"/>
+      <w:r>
+        <w:rPr>
+          <w:rFonts w:ascii="Arial" w:hAnsi="Arial" w:cs="Arial"/>
+          <w:b/>
+          <w:bCs/>
+          <w:sz w:val="32"/>
+          <w:szCs w:val="32"/>
+        </w:rPr>
+        <w:t>nav</w:t>
+      </w:r>
+      <w:proofErr w:type="spellEnd"/>
+      <w:r>
+        <w:rPr>
+          <w:rFonts w:ascii="Arial" w:hAnsi="Arial" w:cs="Arial"/>
+          <w:b/>
+          <w:bCs/>
+          <w:sz w:val="32"/>
+          <w:szCs w:val="32"/>
+        </w:rPr>
+        <w:t xml:space="preserve">; </w:t>
+      </w:r>
+      <w:r>
+        <w:rPr>
+          <w:rFonts w:ascii="Arial" w:hAnsi="Arial" w:cs="Arial"/>
+          <w:sz w:val="32"/>
+          <w:szCs w:val="32"/>
+        </w:rPr>
+        <w:t>A parte de navegação de um cabeçalho</w:t>
+      </w:r>
+    </w:p>
+    <w:p>
+      <w:pPr>
+        <w:rPr>
+          <w:rFonts w:ascii="Arial" w:hAnsi="Arial" w:cs="Arial"/>
+          <w:sz w:val="32"/>
+          <w:szCs w:val="32"/>
+        </w:rPr>
+      </w:pPr>
+      <w:proofErr w:type="spellStart"/>
+      <w:r>
+        <w:rPr>
+          <w:rFonts w:ascii="Arial" w:hAnsi="Arial" w:cs="Arial"/>
+          <w:b/>
+          <w:bCs/>
+          <w:sz w:val="32"/>
+          <w:szCs w:val="32"/>
+        </w:rPr>
+        <w:t>article</w:t>
+      </w:r>
+      <w:proofErr w:type="spellEnd"/>
+      <w:r>
+        <w:rPr>
+          <w:rFonts w:ascii="Arial" w:hAnsi="Arial" w:cs="Arial"/>
+          <w:b/>
+          <w:bCs/>
+          <w:sz w:val="32"/>
+          <w:szCs w:val="32"/>
+        </w:rPr>
+        <w:t xml:space="preserve">; </w:t>
+      </w:r>
+      <w:r>
+        <w:rPr>
+          <w:rFonts w:ascii="Arial" w:hAnsi="Arial" w:cs="Arial"/>
+          <w:sz w:val="32"/>
+          <w:szCs w:val="32"/>
+        </w:rPr>
+        <w:t xml:space="preserve">O artigo do conteúdo principal ou secundário e </w:t>
+      </w:r>
+      <w:proofErr w:type="gramStart"/>
+      <w:r>
+        <w:rPr>
+          <w:rFonts w:ascii="Arial" w:hAnsi="Arial" w:cs="Arial"/>
+          <w:sz w:val="32"/>
+          <w:szCs w:val="32"/>
+        </w:rPr>
+        <w:t>etc..</w:t>
+      </w:r>
+      <w:proofErr w:type="gramEnd"/>
+    </w:p>
+    <w:p>
+      <w:pPr>
+        <w:rPr>
+          <w:rFonts w:ascii="Arial" w:hAnsi="Arial" w:cs="Arial"/>
+          <w:sz w:val="32"/>
+          <w:szCs w:val="32"/>
+        </w:rPr>
+      </w:pPr>
+      <w:proofErr w:type="spellStart"/>
+      <w:r>
+        <w:rPr>
+          <w:rFonts w:ascii="Arial" w:hAnsi="Arial" w:cs="Arial"/>
+          <w:b/>
+          <w:bCs/>
+          <w:sz w:val="32"/>
+          <w:szCs w:val="32"/>
+        </w:rPr>
+        <w:t>aside</w:t>
+      </w:r>
+      <w:proofErr w:type="spellEnd"/>
+      <w:r>
+        <w:rPr>
+          <w:rFonts w:ascii="Arial" w:hAnsi="Arial" w:cs="Arial"/>
+          <w:b/>
+          <w:bCs/>
+          <w:sz w:val="32"/>
+          <w:szCs w:val="32"/>
+        </w:rPr>
+        <w:t xml:space="preserve">; </w:t>
+      </w:r>
+      <w:proofErr w:type="gramStart"/>
+      <w:r>
+        <w:rPr>
+          <w:rFonts w:ascii="Arial" w:hAnsi="Arial" w:cs="Arial"/>
+          <w:sz w:val="32"/>
+          <w:szCs w:val="32"/>
+        </w:rPr>
+        <w:t>Algo</w:t>
+      </w:r>
+      <w:proofErr w:type="gramEnd"/>
+      <w:r>
+        <w:rPr>
+          <w:rFonts w:ascii="Arial" w:hAnsi="Arial" w:cs="Arial"/>
+          <w:sz w:val="32"/>
+          <w:szCs w:val="32"/>
+        </w:rPr>
+        <w:t xml:space="preserve"> complementara a matéria</w:t>
+      </w:r>
+    </w:p>
+    <w:p>
+      <w:pPr>
+        <w:rPr>
+          <w:rFonts w:ascii="Arial" w:hAnsi="Arial" w:cs="Arial"/>
+          <w:sz w:val="32"/>
+          <w:szCs w:val="32"/>
+        </w:rPr>
+      </w:pPr>
+      <w:proofErr w:type="spellStart"/>
+      <w:r>
+        <w:rPr>
+          <w:rFonts w:ascii="Arial" w:hAnsi="Arial" w:cs="Arial"/>
+          <w:b/>
+          <w:bCs/>
+          <w:sz w:val="32"/>
+          <w:szCs w:val="32"/>
+        </w:rPr>
+        <w:t>section</w:t>
+      </w:r>
+      <w:proofErr w:type="spellEnd"/>
+      <w:r>
+        <w:rPr>
+          <w:rFonts w:ascii="Arial" w:hAnsi="Arial" w:cs="Arial"/>
+          <w:b/>
+          <w:bCs/>
+          <w:sz w:val="32"/>
+          <w:szCs w:val="32"/>
+        </w:rPr>
+        <w:t xml:space="preserve">; </w:t>
+      </w:r>
+      <w:proofErr w:type="gramStart"/>
+      <w:r>
+        <w:rPr>
+          <w:rFonts w:ascii="Arial" w:hAnsi="Arial" w:cs="Arial"/>
+          <w:sz w:val="32"/>
+          <w:szCs w:val="32"/>
+        </w:rPr>
+        <w:t>Separa</w:t>
+      </w:r>
+      <w:proofErr w:type="gramEnd"/>
+      <w:r>
+        <w:rPr>
+          <w:rFonts w:ascii="Arial" w:hAnsi="Arial" w:cs="Arial"/>
+          <w:sz w:val="32"/>
+          <w:szCs w:val="32"/>
+        </w:rPr>
+        <w:t xml:space="preserve"> o conteúdo dos </w:t>
+      </w:r>
+      <w:proofErr w:type="spellStart"/>
+      <w:r>
+        <w:rPr>
+          <w:rFonts w:ascii="Arial" w:hAnsi="Arial" w:cs="Arial"/>
+          <w:sz w:val="32"/>
+          <w:szCs w:val="32"/>
+        </w:rPr>
+        <w:t>articles</w:t>
+      </w:r>
+      <w:proofErr w:type="spellEnd"/>
+      <w:r>
+        <w:rPr>
+          <w:rFonts w:ascii="Arial" w:hAnsi="Arial" w:cs="Arial"/>
+          <w:sz w:val="32"/>
+          <w:szCs w:val="32"/>
+        </w:rPr>
+        <w:t xml:space="preserve">, ou fora dos </w:t>
+      </w:r>
+      <w:proofErr w:type="spellStart"/>
+      <w:r>
+        <w:rPr>
+          <w:rFonts w:ascii="Arial" w:hAnsi="Arial" w:cs="Arial"/>
+          <w:sz w:val="32"/>
+          <w:szCs w:val="32"/>
+        </w:rPr>
+        <w:t>articles</w:t>
+      </w:r>
+      <w:proofErr w:type="spellEnd"/>
+      <w:r>
+        <w:rPr>
+          <w:rFonts w:ascii="Arial" w:hAnsi="Arial" w:cs="Arial"/>
+          <w:sz w:val="32"/>
+          <w:szCs w:val="32"/>
+        </w:rPr>
+        <w:t>, dividindo a página em blocos.</w:t>
+      </w:r>
+      <w:r>
+        <w:rPr>
+          <w:rFonts w:ascii="Arial" w:hAnsi="Arial" w:cs="Arial"/>
           <w:sz w:val="32"/>
           <w:szCs w:val="32"/>
         </w:rPr>
         <w:t xml:space="preserve"> </w:t>
-      </w:r>
-      <w:r>
-        <w:rPr>
-          <w:rFonts w:ascii="Arial" w:hAnsi="Arial" w:cs="Arial"/>
-          <w:sz w:val="32"/>
-          <w:szCs w:val="32"/>
-        </w:rPr>
-        <w:t>Cria o conteúdo principal de uma página</w:t>
-      </w:r>
-    </w:p>
-    <w:p>
-      <w:pPr>
-        <w:rPr>
-          <w:rFonts w:ascii="Arial" w:hAnsi="Arial" w:cs="Arial"/>
-          <w:sz w:val="32"/>
-          <w:szCs w:val="32"/>
-        </w:rPr>
-      </w:pPr>
-      <w:r>
-        <w:rPr>
-          <w:rFonts w:ascii="Arial" w:hAnsi="Arial" w:cs="Arial"/>
-          <w:b/>
-          <w:bCs/>
-          <w:sz w:val="32"/>
-          <w:szCs w:val="32"/>
-        </w:rPr>
-        <w:t>header;</w:t>
-      </w:r>
-      <w:r>
-        <w:rPr>
-          <w:rFonts w:ascii="Arial" w:hAnsi="Arial" w:cs="Arial"/>
-          <w:b/>
-          <w:bCs/>
-          <w:sz w:val="32"/>
-          <w:szCs w:val="32"/>
-        </w:rPr>
-        <w:t xml:space="preserve"> </w:t>
-      </w:r>
-      <w:r>
-        <w:rPr>
-          <w:rFonts w:ascii="Arial" w:hAnsi="Arial" w:cs="Arial"/>
-          <w:sz w:val="32"/>
-          <w:szCs w:val="32"/>
-        </w:rPr>
-        <w:t>Cria o cabeçalho de uma página</w:t>
-      </w:r>
-    </w:p>
-    <w:p>
-      <w:pPr>
-        <w:rPr>
-          <w:rFonts w:ascii="Arial" w:hAnsi="Arial" w:cs="Arial"/>
-          <w:sz w:val="32"/>
-          <w:szCs w:val="32"/>
-        </w:rPr>
-      </w:pPr>
-      <w:proofErr w:type="spellStart"/>
-      <w:r>
-        <w:rPr>
-          <w:rFonts w:ascii="Arial" w:hAnsi="Arial" w:cs="Arial"/>
-          <w:b/>
-          <w:bCs/>
-          <w:sz w:val="32"/>
-          <w:szCs w:val="32"/>
-        </w:rPr>
-        <w:t>nav</w:t>
-      </w:r>
-      <w:proofErr w:type="spellEnd"/>
-      <w:r>
-        <w:rPr>
-          <w:rFonts w:ascii="Arial" w:hAnsi="Arial" w:cs="Arial"/>
-          <w:b/>
-          <w:bCs/>
-          <w:sz w:val="32"/>
-          <w:szCs w:val="32"/>
-        </w:rPr>
-        <w:t>;</w:t>
-      </w:r>
-      <w:r>
-        <w:rPr>
-          <w:rFonts w:ascii="Arial" w:hAnsi="Arial" w:cs="Arial"/>
-          <w:b/>
-          <w:bCs/>
-          <w:sz w:val="32"/>
-          <w:szCs w:val="32"/>
-        </w:rPr>
-        <w:t xml:space="preserve"> </w:t>
-      </w:r>
-      <w:r>
-        <w:rPr>
-          <w:rFonts w:ascii="Arial" w:hAnsi="Arial" w:cs="Arial"/>
-          <w:sz w:val="32"/>
-          <w:szCs w:val="32"/>
-        </w:rPr>
-        <w:t>A parte de navegação de um cabeçalho</w:t>
-      </w:r>
-    </w:p>
-    <w:p>
-      <w:pPr>
-        <w:rPr>
-          <w:rFonts w:ascii="Arial" w:hAnsi="Arial" w:cs="Arial"/>
-          <w:sz w:val="32"/>
-          <w:szCs w:val="32"/>
-        </w:rPr>
-      </w:pPr>
-      <w:proofErr w:type="spellStart"/>
-      <w:r>
-        <w:rPr>
-          <w:rFonts w:ascii="Arial" w:hAnsi="Arial" w:cs="Arial"/>
-          <w:b/>
-          <w:bCs/>
-          <w:sz w:val="32"/>
-          <w:szCs w:val="32"/>
-        </w:rPr>
-        <w:t>article</w:t>
-      </w:r>
-      <w:proofErr w:type="spellEnd"/>
-      <w:r>
-        <w:rPr>
-          <w:rFonts w:ascii="Arial" w:hAnsi="Arial" w:cs="Arial"/>
-          <w:b/>
-          <w:bCs/>
-          <w:sz w:val="32"/>
-          <w:szCs w:val="32"/>
-        </w:rPr>
-        <w:t>;</w:t>
-      </w:r>
-      <w:r>
-        <w:rPr>
-          <w:rFonts w:ascii="Arial" w:hAnsi="Arial" w:cs="Arial"/>
-          <w:b/>
-          <w:bCs/>
-          <w:sz w:val="32"/>
-          <w:szCs w:val="32"/>
-        </w:rPr>
-        <w:t xml:space="preserve"> </w:t>
-      </w:r>
-      <w:r>
-        <w:rPr>
-          <w:rFonts w:ascii="Arial" w:hAnsi="Arial" w:cs="Arial"/>
-          <w:sz w:val="32"/>
-          <w:szCs w:val="32"/>
-        </w:rPr>
-        <w:t>O artigo do conteúdo principal ou secundário e etc..</w:t>
-      </w:r>
-    </w:p>
-    <w:p>
-      <w:pPr>
-        <w:rPr>
-          <w:rFonts w:ascii="Arial" w:hAnsi="Arial" w:cs="Arial"/>
-          <w:sz w:val="32"/>
-          <w:szCs w:val="32"/>
-        </w:rPr>
-      </w:pPr>
-      <w:proofErr w:type="spellStart"/>
-      <w:r>
-        <w:rPr>
-          <w:rFonts w:ascii="Arial" w:hAnsi="Arial" w:cs="Arial"/>
-          <w:b/>
-          <w:bCs/>
-          <w:sz w:val="32"/>
-          <w:szCs w:val="32"/>
-        </w:rPr>
-        <w:t>aside</w:t>
-      </w:r>
-      <w:proofErr w:type="spellEnd"/>
-      <w:r>
-        <w:rPr>
-          <w:rFonts w:ascii="Arial" w:hAnsi="Arial" w:cs="Arial"/>
-          <w:b/>
-          <w:bCs/>
-          <w:sz w:val="32"/>
-          <w:szCs w:val="32"/>
-        </w:rPr>
-        <w:t>;</w:t>
-      </w:r>
-      <w:r>
-        <w:rPr>
-          <w:rFonts w:ascii="Arial" w:hAnsi="Arial" w:cs="Arial"/>
-          <w:b/>
-          <w:bCs/>
-          <w:sz w:val="32"/>
-          <w:szCs w:val="32"/>
-        </w:rPr>
-        <w:t xml:space="preserve"> </w:t>
-      </w:r>
-      <w:r>
-        <w:rPr>
-          <w:rFonts w:ascii="Arial" w:hAnsi="Arial" w:cs="Arial"/>
-          <w:sz w:val="32"/>
-          <w:szCs w:val="32"/>
-        </w:rPr>
-        <w:t xml:space="preserve">Algo complementara a matéria </w:t>
       </w:r>
     </w:p>
     <w:p>
